--- a/sablony/detailni_kostky.docx
+++ b/sablony/detailni_kostky.docx
@@ -27,7 +27,7 @@
           <w:rtl w:val="0"/>
           <w:lang w:val="en-US"/>
         </w:rPr>
-        <w:t>:root{</w:t>
+        <w:t>.book-wrap{</w:t>
       </w:r>
     </w:p>
     <w:p>
@@ -232,6 +232,111 @@
         <w:suppressAutoHyphens w:val="1"/>
         <w:spacing w:before="0" w:line="240" w:lineRule="auto"/>
       </w:pPr>
+    </w:p>
+    <w:p>
+      <w:pPr>
+        <w:pStyle w:val="Výchozí"/>
+        <w:suppressAutoHyphens w:val="1"/>
+        <w:spacing w:before="0" w:line="240" w:lineRule="auto"/>
+      </w:pPr>
+      <w:r>
+        <w:rPr>
+          <w:rtl w:val="0"/>
+          <w:lang w:val="en-US"/>
+        </w:rPr>
+        <w:t xml:space="preserve">  max-width:var(--pw-max);</w:t>
+      </w:r>
+    </w:p>
+    <w:p>
+      <w:pPr>
+        <w:pStyle w:val="Výchozí"/>
+        <w:suppressAutoHyphens w:val="1"/>
+        <w:spacing w:before="0" w:line="240" w:lineRule="auto"/>
+      </w:pPr>
+      <w:r>
+        <w:rPr>
+          <w:rtl w:val="0"/>
+          <w:lang w:val="en-US"/>
+        </w:rPr>
+        <w:t xml:space="preserve">  margin:0 auto;</w:t>
+      </w:r>
+    </w:p>
+    <w:p>
+      <w:pPr>
+        <w:pStyle w:val="Výchozí"/>
+        <w:suppressAutoHyphens w:val="1"/>
+        <w:spacing w:before="0" w:line="240" w:lineRule="auto"/>
+      </w:pPr>
+      <w:r>
+        <w:rPr>
+          <w:rtl w:val="0"/>
+          <w:lang w:val="en-US"/>
+        </w:rPr>
+        <w:t xml:space="preserve">  padding:30px 16px 60px;</w:t>
+      </w:r>
+    </w:p>
+    <w:p>
+      <w:pPr>
+        <w:pStyle w:val="Výchozí"/>
+        <w:suppressAutoHyphens w:val="1"/>
+        <w:spacing w:before="0" w:line="240" w:lineRule="auto"/>
+      </w:pPr>
+      <w:r>
+        <w:rPr>
+          <w:rtl w:val="0"/>
+          <w:lang w:val="en-US"/>
+        </w:rPr>
+        <w:t xml:space="preserve">  background:var(--pw-bg);</w:t>
+      </w:r>
+    </w:p>
+    <w:p>
+      <w:pPr>
+        <w:pStyle w:val="Výchozí"/>
+        <w:suppressAutoHyphens w:val="1"/>
+        <w:spacing w:before="0" w:line="240" w:lineRule="auto"/>
+      </w:pPr>
+      <w:r>
+        <w:rPr>
+          <w:rtl w:val="0"/>
+          <w:lang w:val="en-US"/>
+        </w:rPr>
+        <w:t xml:space="preserve">  color:var(--pw-text);</w:t>
+      </w:r>
+    </w:p>
+    <w:p>
+      <w:pPr>
+        <w:pStyle w:val="Výchozí"/>
+        <w:suppressAutoHyphens w:val="1"/>
+        <w:spacing w:before="0" w:line="240" w:lineRule="auto"/>
+      </w:pPr>
+      <w:r>
+        <w:rPr>
+          <w:rtl w:val="0"/>
+          <w:lang w:val="en-US"/>
+        </w:rPr>
+        <w:t xml:space="preserve">  font-family:Arial, Helvetica, sans-serif;</w:t>
+      </w:r>
+    </w:p>
+    <w:p>
+      <w:pPr>
+        <w:pStyle w:val="Výchozí"/>
+        <w:suppressAutoHyphens w:val="1"/>
+        <w:spacing w:before="0" w:line="240" w:lineRule="auto"/>
+      </w:pPr>
+      <w:r>
+        <w:rPr>
+          <w:rtl w:val="0"/>
+          <w:lang w:val="en-US"/>
+        </w:rPr>
+        <w:t xml:space="preserve">  position:relative;</w:t>
+      </w:r>
+    </w:p>
+    <w:p>
+      <w:pPr>
+        <w:pStyle w:val="Výchozí"/>
+        <w:suppressAutoHyphens w:val="1"/>
+        <w:spacing w:before="0" w:line="240" w:lineRule="auto"/>
+      </w:pPr>
       <w:r>
         <w:rPr>
           <w:rtl w:val="0"/>
@@ -258,98 +363,35 @@
           <w:rtl w:val="0"/>
           <w:lang w:val="en-US"/>
         </w:rPr>
-        <w:t>*{box-sizing:border-box;}</w:t>
-      </w:r>
-    </w:p>
-    <w:p>
-      <w:pPr>
-        <w:pStyle w:val="Výchozí"/>
-        <w:suppressAutoHyphens w:val="1"/>
-        <w:spacing w:before="0" w:line="240" w:lineRule="auto"/>
-      </w:pPr>
-    </w:p>
-    <w:p>
-      <w:pPr>
-        <w:pStyle w:val="Výchozí"/>
-        <w:suppressAutoHyphens w:val="1"/>
-        <w:spacing w:before="0" w:line="240" w:lineRule="auto"/>
-      </w:pPr>
-      <w:r>
-        <w:rPr>
-          <w:rtl w:val="0"/>
-          <w:lang w:val="en-US"/>
-        </w:rPr>
-        <w:t>html, body{</w:t>
-      </w:r>
-    </w:p>
-    <w:p>
-      <w:pPr>
-        <w:pStyle w:val="Výchozí"/>
-        <w:suppressAutoHyphens w:val="1"/>
-        <w:spacing w:before="0" w:line="240" w:lineRule="auto"/>
-      </w:pPr>
-      <w:r>
-        <w:rPr>
-          <w:rtl w:val="0"/>
-          <w:lang w:val="en-US"/>
-        </w:rPr>
-        <w:t xml:space="preserve">  margin:0;</w:t>
-      </w:r>
-    </w:p>
-    <w:p>
-      <w:pPr>
-        <w:pStyle w:val="Výchozí"/>
-        <w:suppressAutoHyphens w:val="1"/>
-        <w:spacing w:before="0" w:line="240" w:lineRule="auto"/>
-      </w:pPr>
-      <w:r>
-        <w:rPr>
-          <w:rtl w:val="0"/>
-          <w:lang w:val="en-US"/>
-        </w:rPr>
-        <w:t xml:space="preserve">  padding:0;</w:t>
-      </w:r>
-    </w:p>
-    <w:p>
-      <w:pPr>
-        <w:pStyle w:val="Výchozí"/>
-        <w:suppressAutoHyphens w:val="1"/>
-        <w:spacing w:before="0" w:line="240" w:lineRule="auto"/>
-      </w:pPr>
-      <w:r>
-        <w:rPr>
-          <w:rtl w:val="0"/>
-          <w:lang w:val="en-US"/>
-        </w:rPr>
-        <w:t xml:space="preserve">  background:var(--pw-bg);</w:t>
-      </w:r>
-    </w:p>
-    <w:p>
-      <w:pPr>
-        <w:pStyle w:val="Výchozí"/>
-        <w:suppressAutoHyphens w:val="1"/>
-        <w:spacing w:before="0" w:line="240" w:lineRule="auto"/>
-      </w:pPr>
-      <w:r>
-        <w:rPr>
-          <w:rtl w:val="0"/>
-          <w:lang w:val="en-US"/>
-        </w:rPr>
-        <w:t xml:space="preserve">  color:var(--pw-text);</w:t>
-      </w:r>
-    </w:p>
-    <w:p>
-      <w:pPr>
-        <w:pStyle w:val="Výchozí"/>
-        <w:suppressAutoHyphens w:val="1"/>
-        <w:spacing w:before="0" w:line="240" w:lineRule="auto"/>
-      </w:pPr>
-      <w:r>
-        <w:rPr>
-          <w:rtl w:val="0"/>
-          <w:lang w:val="en-US"/>
-        </w:rPr>
-        <w:t xml:space="preserve">  font-family:Arial, Helvetica, sans-serif;</w:t>
+        <w:t>.book-wrap,</w:t>
+      </w:r>
+    </w:p>
+    <w:p>
+      <w:pPr>
+        <w:pStyle w:val="Výchozí"/>
+        <w:suppressAutoHyphens w:val="1"/>
+        <w:spacing w:before="0" w:line="240" w:lineRule="auto"/>
+      </w:pPr>
+      <w:r>
+        <w:rPr>
+          <w:rtl w:val="0"/>
+          <w:lang w:val="en-US"/>
+        </w:rPr>
+        <w:t>.book-wrap *{</w:t>
+      </w:r>
+    </w:p>
+    <w:p>
+      <w:pPr>
+        <w:pStyle w:val="Výchozí"/>
+        <w:suppressAutoHyphens w:val="1"/>
+        <w:spacing w:before="0" w:line="240" w:lineRule="auto"/>
+      </w:pPr>
+      <w:r>
+        <w:rPr>
+          <w:rtl w:val="0"/>
+          <w:lang w:val="en-US"/>
+        </w:rPr>
+        <w:t xml:space="preserve">  box-sizing:border-box;</w:t>
       </w:r>
     </w:p>
     <w:p>
@@ -384,7 +426,7 @@
           <w:rtl w:val="0"/>
           <w:lang w:val="en-US"/>
         </w:rPr>
-        <w:t>img{</w:t>
+        <w:t>.book-wrap img{</w:t>
       </w:r>
     </w:p>
     <w:p>
@@ -447,7 +489,7 @@
           <w:rtl w:val="0"/>
           <w:lang w:val="en-US"/>
         </w:rPr>
-        <w:t>a{</w:t>
+        <w:t>.book-wrap a{</w:t>
       </w:r>
     </w:p>
     <w:p>
@@ -510,119 +552,21 @@
           <w:rtl w:val="0"/>
           <w:lang w:val="en-US"/>
         </w:rPr>
-        <w:t>img[src=""],</w:t>
-      </w:r>
-    </w:p>
-    <w:p>
-      <w:pPr>
-        <w:pStyle w:val="Výchozí"/>
-        <w:suppressAutoHyphens w:val="1"/>
-        <w:spacing w:before="0" w:line="240" w:lineRule="auto"/>
-      </w:pPr>
-      <w:r>
-        <w:rPr>
-          <w:rtl w:val="0"/>
-          <w:lang w:val="en-US"/>
-        </w:rPr>
-        <w:t>img[src="/"],</w:t>
-      </w:r>
-    </w:p>
-    <w:p>
-      <w:pPr>
-        <w:pStyle w:val="Výchozí"/>
-        <w:suppressAutoHyphens w:val="1"/>
-        <w:spacing w:before="0" w:line="240" w:lineRule="auto"/>
-      </w:pPr>
-      <w:r>
-        <w:rPr>
-          <w:rtl w:val="0"/>
-          <w:lang w:val="en-US"/>
-        </w:rPr>
-        <w:t>img[src="intro_image_src"],</w:t>
-      </w:r>
-    </w:p>
-    <w:p>
-      <w:pPr>
-        <w:pStyle w:val="Výchozí"/>
-        <w:suppressAutoHyphens w:val="1"/>
-        <w:spacing w:before="0" w:line="240" w:lineRule="auto"/>
-      </w:pPr>
-      <w:r>
-        <w:rPr>
-          <w:rtl w:val="0"/>
-          <w:lang w:val="en-US"/>
-        </w:rPr>
-        <w:t>img[src="/intro_image_src"],</w:t>
-      </w:r>
-    </w:p>
-    <w:p>
-      <w:pPr>
-        <w:pStyle w:val="Výchozí"/>
-        <w:suppressAutoHyphens w:val="1"/>
-        <w:spacing w:before="0" w:line="240" w:lineRule="auto"/>
-      </w:pPr>
-      <w:r>
-        <w:rPr>
-          <w:rtl w:val="0"/>
-          <w:lang w:val="en-US"/>
-        </w:rPr>
-        <w:t>img[src="img1_src"],</w:t>
-      </w:r>
-    </w:p>
-    <w:p>
-      <w:pPr>
-        <w:pStyle w:val="Výchozí"/>
-        <w:suppressAutoHyphens w:val="1"/>
-        <w:spacing w:before="0" w:line="240" w:lineRule="auto"/>
-      </w:pPr>
-      <w:r>
-        <w:rPr>
-          <w:rtl w:val="0"/>
-          <w:lang w:val="en-US"/>
-        </w:rPr>
-        <w:t>img[src="/img1_src"],</w:t>
-      </w:r>
-    </w:p>
-    <w:p>
-      <w:pPr>
-        <w:pStyle w:val="Výchozí"/>
-        <w:suppressAutoHyphens w:val="1"/>
-        <w:spacing w:before="0" w:line="240" w:lineRule="auto"/>
-      </w:pPr>
-      <w:r>
-        <w:rPr>
-          <w:rtl w:val="0"/>
-          <w:lang w:val="en-US"/>
-        </w:rPr>
-        <w:t>img[src="img2_src"],</w:t>
-      </w:r>
-    </w:p>
-    <w:p>
-      <w:pPr>
-        <w:pStyle w:val="Výchozí"/>
-        <w:suppressAutoHyphens w:val="1"/>
-        <w:spacing w:before="0" w:line="240" w:lineRule="auto"/>
-      </w:pPr>
-      <w:r>
-        <w:rPr>
-          <w:rtl w:val="0"/>
-          <w:lang w:val="en-US"/>
-        </w:rPr>
-        <w:t>img[src="/img2_src"]{</w:t>
-      </w:r>
-    </w:p>
-    <w:p>
-      <w:pPr>
-        <w:pStyle w:val="Výchozí"/>
-        <w:suppressAutoHyphens w:val="1"/>
-        <w:spacing w:before="0" w:line="240" w:lineRule="auto"/>
-      </w:pPr>
-      <w:r>
-        <w:rPr>
-          <w:rtl w:val="0"/>
-          <w:lang w:val="en-US"/>
-        </w:rPr>
-        <w:t xml:space="preserve">  display:none;</w:t>
+        <w:t>.book-wrap .hero.no-image{</w:t>
+      </w:r>
+    </w:p>
+    <w:p>
+      <w:pPr>
+        <w:pStyle w:val="Výchozí"/>
+        <w:suppressAutoHyphens w:val="1"/>
+        <w:spacing w:before="0" w:line="240" w:lineRule="auto"/>
+      </w:pPr>
+      <w:r>
+        <w:rPr>
+          <w:rtl w:val="0"/>
+          <w:lang w:val="en-US"/>
+        </w:rPr>
+        <w:t xml:space="preserve">  grid-template-columns:1fr;</w:t>
       </w:r>
     </w:p>
     <w:p>
@@ -657,63 +601,21 @@
           <w:rtl w:val="0"/>
           <w:lang w:val="en-US"/>
         </w:rPr>
-        <w:t>iframe[src=""],</w:t>
-      </w:r>
-    </w:p>
-    <w:p>
-      <w:pPr>
-        <w:pStyle w:val="Výchozí"/>
-        <w:suppressAutoHyphens w:val="1"/>
-        <w:spacing w:before="0" w:line="240" w:lineRule="auto"/>
-      </w:pPr>
-      <w:r>
-        <w:rPr>
-          <w:rtl w:val="0"/>
-          <w:lang w:val="en-US"/>
-        </w:rPr>
-        <w:t>iframe[src="/"],</w:t>
-      </w:r>
-    </w:p>
-    <w:p>
-      <w:pPr>
-        <w:pStyle w:val="Výchozí"/>
-        <w:suppressAutoHyphens w:val="1"/>
-        <w:spacing w:before="0" w:line="240" w:lineRule="auto"/>
-      </w:pPr>
-      <w:r>
-        <w:rPr>
-          <w:rtl w:val="0"/>
-          <w:lang w:val="en-US"/>
-        </w:rPr>
-        <w:t>iframe[src="https://www.youtube.com/embed/"],</w:t>
-      </w:r>
-    </w:p>
-    <w:p>
-      <w:pPr>
-        <w:pStyle w:val="Výchozí"/>
-        <w:suppressAutoHyphens w:val="1"/>
-        <w:spacing w:before="0" w:line="240" w:lineRule="auto"/>
-      </w:pPr>
-      <w:r>
-        <w:rPr>
-          <w:rtl w:val="0"/>
-          <w:lang w:val="en-US"/>
-        </w:rPr>
-        <w:t>iframe[src="https://www.youtube.com/embed"]{</w:t>
-      </w:r>
-    </w:p>
-    <w:p>
-      <w:pPr>
-        <w:pStyle w:val="Výchozí"/>
-        <w:suppressAutoHyphens w:val="1"/>
-        <w:spacing w:before="0" w:line="240" w:lineRule="auto"/>
-      </w:pPr>
-      <w:r>
-        <w:rPr>
-          <w:rtl w:val="0"/>
-          <w:lang w:val="en-US"/>
-        </w:rPr>
-        <w:t xml:space="preserve">  display:none;</w:t>
+        <w:t>.book-wrap .story-split.no-image{</w:t>
+      </w:r>
+    </w:p>
+    <w:p>
+      <w:pPr>
+        <w:pStyle w:val="Výchozí"/>
+        <w:suppressAutoHyphens w:val="1"/>
+        <w:spacing w:before="0" w:line="240" w:lineRule="auto"/>
+      </w:pPr>
+      <w:r>
+        <w:rPr>
+          <w:rtl w:val="0"/>
+          <w:lang w:val="en-US"/>
+        </w:rPr>
+        <w:t xml:space="preserve">  grid-template-columns:1fr;</w:t>
       </w:r>
     </w:p>
     <w:p>
@@ -748,77 +650,21 @@
           <w:rtl w:val="0"/>
           <w:lang w:val="en-US"/>
         </w:rPr>
-        <w:t>/* HERO image hide */</w:t>
-      </w:r>
-    </w:p>
-    <w:p>
-      <w:pPr>
-        <w:pStyle w:val="Výchozí"/>
-        <w:suppressAutoHyphens w:val="1"/>
-        <w:spacing w:before="0" w:line="240" w:lineRule="auto"/>
-      </w:pPr>
-      <w:r>
-        <w:rPr>
-          <w:rtl w:val="0"/>
-          <w:lang w:val="en-US"/>
-        </w:rPr>
-        <w:t>.hero-image:has(img[src=""]),</w:t>
-      </w:r>
-    </w:p>
-    <w:p>
-      <w:pPr>
-        <w:pStyle w:val="Výchozí"/>
-        <w:suppressAutoHyphens w:val="1"/>
-        <w:spacing w:before="0" w:line="240" w:lineRule="auto"/>
-      </w:pPr>
-      <w:r>
-        <w:rPr>
-          <w:rtl w:val="0"/>
-          <w:lang w:val="en-US"/>
-        </w:rPr>
-        <w:t>.hero-image:has(img[src="/"]),</w:t>
-      </w:r>
-    </w:p>
-    <w:p>
-      <w:pPr>
-        <w:pStyle w:val="Výchozí"/>
-        <w:suppressAutoHyphens w:val="1"/>
-        <w:spacing w:before="0" w:line="240" w:lineRule="auto"/>
-      </w:pPr>
-      <w:r>
-        <w:rPr>
-          <w:rtl w:val="0"/>
-          <w:lang w:val="en-US"/>
-        </w:rPr>
-        <w:t>.hero-image:has(img[src="intro_image_src"]),</w:t>
-      </w:r>
-    </w:p>
-    <w:p>
-      <w:pPr>
-        <w:pStyle w:val="Výchozí"/>
-        <w:suppressAutoHyphens w:val="1"/>
-        <w:spacing w:before="0" w:line="240" w:lineRule="auto"/>
-      </w:pPr>
-      <w:r>
-        <w:rPr>
-          <w:rtl w:val="0"/>
-          <w:lang w:val="en-US"/>
-        </w:rPr>
-        <w:t>.hero-image:has(img[src="/intro_image_src"]){</w:t>
-      </w:r>
-    </w:p>
-    <w:p>
-      <w:pPr>
-        <w:pStyle w:val="Výchozí"/>
-        <w:suppressAutoHyphens w:val="1"/>
-        <w:spacing w:before="0" w:line="240" w:lineRule="auto"/>
-      </w:pPr>
-      <w:r>
-        <w:rPr>
-          <w:rtl w:val="0"/>
-          <w:lang w:val="en-US"/>
-        </w:rPr>
-        <w:t xml:space="preserve">  display:none;</w:t>
+        <w:t>.book-wrap .duo-gallery.one-item{</w:t>
+      </w:r>
+    </w:p>
+    <w:p>
+      <w:pPr>
+        <w:pStyle w:val="Výchozí"/>
+        <w:suppressAutoHyphens w:val="1"/>
+        <w:spacing w:before="0" w:line="240" w:lineRule="auto"/>
+      </w:pPr>
+      <w:r>
+        <w:rPr>
+          <w:rtl w:val="0"/>
+          <w:lang w:val="en-US"/>
+        </w:rPr>
+        <w:t xml:space="preserve">  grid-template-columns:1fr;</w:t>
       </w:r>
     </w:p>
     <w:p>
@@ -853,63 +699,49 @@
           <w:rtl w:val="0"/>
           <w:lang w:val="en-US"/>
         </w:rPr>
-        <w:t>.hero:has(.hero-image img[src=""]),</w:t>
-      </w:r>
-    </w:p>
-    <w:p>
-      <w:pPr>
-        <w:pStyle w:val="Výchozí"/>
-        <w:suppressAutoHyphens w:val="1"/>
-        <w:spacing w:before="0" w:line="240" w:lineRule="auto"/>
-      </w:pPr>
-      <w:r>
-        <w:rPr>
-          <w:rtl w:val="0"/>
-          <w:lang w:val="en-US"/>
-        </w:rPr>
-        <w:t>.hero:has(.hero-image img[src="/"]),</w:t>
-      </w:r>
-    </w:p>
-    <w:p>
-      <w:pPr>
-        <w:pStyle w:val="Výchozí"/>
-        <w:suppressAutoHyphens w:val="1"/>
-        <w:spacing w:before="0" w:line="240" w:lineRule="auto"/>
-      </w:pPr>
-      <w:r>
-        <w:rPr>
-          <w:rtl w:val="0"/>
-          <w:lang w:val="en-US"/>
-        </w:rPr>
-        <w:t>.hero:has(.hero-image img[src="intro_image_src"]),</w:t>
-      </w:r>
-    </w:p>
-    <w:p>
-      <w:pPr>
-        <w:pStyle w:val="Výchozí"/>
-        <w:suppressAutoHyphens w:val="1"/>
-        <w:spacing w:before="0" w:line="240" w:lineRule="auto"/>
-      </w:pPr>
-      <w:r>
-        <w:rPr>
-          <w:rtl w:val="0"/>
-          <w:lang w:val="en-US"/>
-        </w:rPr>
-        <w:t>.hero:has(.hero-image img[src="/intro_image_src"]){</w:t>
-      </w:r>
-    </w:p>
-    <w:p>
-      <w:pPr>
-        <w:pStyle w:val="Výchozí"/>
-        <w:suppressAutoHyphens w:val="1"/>
-        <w:spacing w:before="0" w:line="240" w:lineRule="auto"/>
-      </w:pPr>
-      <w:r>
-        <w:rPr>
-          <w:rtl w:val="0"/>
-          <w:lang w:val="en-US"/>
-        </w:rPr>
-        <w:t xml:space="preserve">  grid-template-columns:1fr;</w:t>
+        <w:t>.book-wrap a.image-link{</w:t>
+      </w:r>
+    </w:p>
+    <w:p>
+      <w:pPr>
+        <w:pStyle w:val="Výchozí"/>
+        <w:suppressAutoHyphens w:val="1"/>
+        <w:spacing w:before="0" w:line="240" w:lineRule="auto"/>
+      </w:pPr>
+      <w:r>
+        <w:rPr>
+          <w:rtl w:val="0"/>
+          <w:lang w:val="en-US"/>
+        </w:rPr>
+        <w:t xml:space="preserve">  display:block;</w:t>
+      </w:r>
+    </w:p>
+    <w:p>
+      <w:pPr>
+        <w:pStyle w:val="Výchozí"/>
+        <w:suppressAutoHyphens w:val="1"/>
+        <w:spacing w:before="0" w:line="240" w:lineRule="auto"/>
+      </w:pPr>
+      <w:r>
+        <w:rPr>
+          <w:rtl w:val="0"/>
+          <w:lang w:val="en-US"/>
+        </w:rPr>
+        <w:t xml:space="preserve">  text-decoration:none;</w:t>
+      </w:r>
+    </w:p>
+    <w:p>
+      <w:pPr>
+        <w:pStyle w:val="Výchozí"/>
+        <w:suppressAutoHyphens w:val="1"/>
+        <w:spacing w:before="0" w:line="240" w:lineRule="auto"/>
+      </w:pPr>
+      <w:r>
+        <w:rPr>
+          <w:rtl w:val="0"/>
+          <w:lang w:val="en-US"/>
+        </w:rPr>
+        <w:t xml:space="preserve">  color:inherit;</w:t>
       </w:r>
     </w:p>
     <w:p>
@@ -944,105 +776,21 @@
           <w:rtl w:val="0"/>
           <w:lang w:val="en-US"/>
         </w:rPr>
-        <w:t>/* gallery hide */</w:t>
-      </w:r>
-    </w:p>
-    <w:p>
-      <w:pPr>
-        <w:pStyle w:val="Výchozí"/>
-        <w:suppressAutoHyphens w:val="1"/>
-        <w:spacing w:before="0" w:line="240" w:lineRule="auto"/>
-      </w:pPr>
-      <w:r>
-        <w:rPr>
-          <w:rtl w:val="0"/>
-          <w:lang w:val="en-US"/>
-        </w:rPr>
-        <w:t>.duo-card:has(img[src=""]),</w:t>
-      </w:r>
-    </w:p>
-    <w:p>
-      <w:pPr>
-        <w:pStyle w:val="Výchozí"/>
-        <w:suppressAutoHyphens w:val="1"/>
-        <w:spacing w:before="0" w:line="240" w:lineRule="auto"/>
-      </w:pPr>
-      <w:r>
-        <w:rPr>
-          <w:rtl w:val="0"/>
-          <w:lang w:val="en-US"/>
-        </w:rPr>
-        <w:t>.duo-card:has(img[src="/"]),</w:t>
-      </w:r>
-    </w:p>
-    <w:p>
-      <w:pPr>
-        <w:pStyle w:val="Výchozí"/>
-        <w:suppressAutoHyphens w:val="1"/>
-        <w:spacing w:before="0" w:line="240" w:lineRule="auto"/>
-      </w:pPr>
-      <w:r>
-        <w:rPr>
-          <w:rtl w:val="0"/>
-          <w:lang w:val="en-US"/>
-        </w:rPr>
-        <w:t>.duo-card:has(img[src="img1_src"]),</w:t>
-      </w:r>
-    </w:p>
-    <w:p>
-      <w:pPr>
-        <w:pStyle w:val="Výchozí"/>
-        <w:suppressAutoHyphens w:val="1"/>
-        <w:spacing w:before="0" w:line="240" w:lineRule="auto"/>
-      </w:pPr>
-      <w:r>
-        <w:rPr>
-          <w:rtl w:val="0"/>
-          <w:lang w:val="en-US"/>
-        </w:rPr>
-        <w:t>.duo-card:has(img[src="/img1_src"]),</w:t>
-      </w:r>
-    </w:p>
-    <w:p>
-      <w:pPr>
-        <w:pStyle w:val="Výchozí"/>
-        <w:suppressAutoHyphens w:val="1"/>
-        <w:spacing w:before="0" w:line="240" w:lineRule="auto"/>
-      </w:pPr>
-      <w:r>
-        <w:rPr>
-          <w:rtl w:val="0"/>
-          <w:lang w:val="en-US"/>
-        </w:rPr>
-        <w:t>.duo-card:has(img[src="img2_src"]),</w:t>
-      </w:r>
-    </w:p>
-    <w:p>
-      <w:pPr>
-        <w:pStyle w:val="Výchozí"/>
-        <w:suppressAutoHyphens w:val="1"/>
-        <w:spacing w:before="0" w:line="240" w:lineRule="auto"/>
-      </w:pPr>
-      <w:r>
-        <w:rPr>
-          <w:rtl w:val="0"/>
-          <w:lang w:val="en-US"/>
-        </w:rPr>
-        <w:t>.duo-card:has(img[src="/img2_src"]){</w:t>
-      </w:r>
-    </w:p>
-    <w:p>
-      <w:pPr>
-        <w:pStyle w:val="Výchozí"/>
-        <w:suppressAutoHyphens w:val="1"/>
-        <w:spacing w:before="0" w:line="240" w:lineRule="auto"/>
-      </w:pPr>
-      <w:r>
-        <w:rPr>
-          <w:rtl w:val="0"/>
-          <w:lang w:val="en-US"/>
-        </w:rPr>
-        <w:t xml:space="preserve">  display:none;</w:t>
+        <w:t>.book-wrap a.image-link img{</w:t>
+      </w:r>
+    </w:p>
+    <w:p>
+      <w:pPr>
+        <w:pStyle w:val="Výchozí"/>
+        <w:suppressAutoHyphens w:val="1"/>
+        <w:spacing w:before="0" w:line="240" w:lineRule="auto"/>
+      </w:pPr>
+      <w:r>
+        <w:rPr>
+          <w:rtl w:val="0"/>
+          <w:lang w:val="en-US"/>
+        </w:rPr>
+        <w:t xml:space="preserve">  transition:transform .18s ease, opacity .18s ease;</w:t>
       </w:r>
     </w:p>
     <w:p>
@@ -1077,63 +825,35 @@
           <w:rtl w:val="0"/>
           <w:lang w:val="en-US"/>
         </w:rPr>
-        <w:t>.duo-gallery:has(.duo-card:nth-child(1) img[src="img1_src"]):has(.duo-card:nth-child(2) img[src="img2_src"]),</w:t>
-      </w:r>
-    </w:p>
-    <w:p>
-      <w:pPr>
-        <w:pStyle w:val="Výchozí"/>
-        <w:suppressAutoHyphens w:val="1"/>
-        <w:spacing w:before="0" w:line="240" w:lineRule="auto"/>
-      </w:pPr>
-      <w:r>
-        <w:rPr>
-          <w:rtl w:val="0"/>
-          <w:lang w:val="en-US"/>
-        </w:rPr>
-        <w:t>.duo-gallery:has(.duo-card:nth-child(1) img[src="/img1_src"]):has(.duo-card:nth-child(2) img[src="/img2_src"]),</w:t>
-      </w:r>
-    </w:p>
-    <w:p>
-      <w:pPr>
-        <w:pStyle w:val="Výchozí"/>
-        <w:suppressAutoHyphens w:val="1"/>
-        <w:spacing w:before="0" w:line="240" w:lineRule="auto"/>
-      </w:pPr>
-      <w:r>
-        <w:rPr>
-          <w:rtl w:val="0"/>
-          <w:lang w:val="en-US"/>
-        </w:rPr>
-        <w:t>.duo-gallery:has(.duo-card:nth-child(1) img[src=""]):has(.duo-card:nth-child(2) img[src=""]),</w:t>
-      </w:r>
-    </w:p>
-    <w:p>
-      <w:pPr>
-        <w:pStyle w:val="Výchozí"/>
-        <w:suppressAutoHyphens w:val="1"/>
-        <w:spacing w:before="0" w:line="240" w:lineRule="auto"/>
-      </w:pPr>
-      <w:r>
-        <w:rPr>
-          <w:rtl w:val="0"/>
-          <w:lang w:val="en-US"/>
-        </w:rPr>
-        <w:t>.duo-gallery:has(.duo-card:nth-child(1) img[src="/"]):has(.duo-card:nth-child(2) img[src="/"]){</w:t>
-      </w:r>
-    </w:p>
-    <w:p>
-      <w:pPr>
-        <w:pStyle w:val="Výchozí"/>
-        <w:suppressAutoHyphens w:val="1"/>
-        <w:spacing w:before="0" w:line="240" w:lineRule="auto"/>
-      </w:pPr>
-      <w:r>
-        <w:rPr>
-          <w:rtl w:val="0"/>
-          <w:lang w:val="en-US"/>
-        </w:rPr>
-        <w:t xml:space="preserve">  display:none;</w:t>
+        <w:t>.book-wrap a.image-link:hover img{</w:t>
+      </w:r>
+    </w:p>
+    <w:p>
+      <w:pPr>
+        <w:pStyle w:val="Výchozí"/>
+        <w:suppressAutoHyphens w:val="1"/>
+        <w:spacing w:before="0" w:line="240" w:lineRule="auto"/>
+      </w:pPr>
+      <w:r>
+        <w:rPr>
+          <w:rtl w:val="0"/>
+          <w:lang w:val="en-US"/>
+        </w:rPr>
+        <w:t xml:space="preserve">  transform:scale(1.015);</w:t>
+      </w:r>
+    </w:p>
+    <w:p>
+      <w:pPr>
+        <w:pStyle w:val="Výchozí"/>
+        <w:suppressAutoHyphens w:val="1"/>
+        <w:spacing w:before="0" w:line="240" w:lineRule="auto"/>
+      </w:pPr>
+      <w:r>
+        <w:rPr>
+          <w:rtl w:val="0"/>
+          <w:lang w:val="en-US"/>
+        </w:rPr>
+        <w:t xml:space="preserve">  opacity:.96;</w:t>
       </w:r>
     </w:p>
     <w:p>
@@ -1168,77 +888,175 @@
           <w:rtl w:val="0"/>
           <w:lang w:val="en-US"/>
         </w:rPr>
-        <w:t>/* video hide */</w:t>
-      </w:r>
-    </w:p>
-    <w:p>
-      <w:pPr>
-        <w:pStyle w:val="Výchozí"/>
-        <w:suppressAutoHyphens w:val="1"/>
-        <w:spacing w:before="0" w:line="240" w:lineRule="auto"/>
-      </w:pPr>
-      <w:r>
-        <w:rPr>
-          <w:rtl w:val="0"/>
-          <w:lang w:val="en-US"/>
-        </w:rPr>
-        <w:t>.video-shell:has(iframe[src=""]),</w:t>
-      </w:r>
-    </w:p>
-    <w:p>
-      <w:pPr>
-        <w:pStyle w:val="Výchozí"/>
-        <w:suppressAutoHyphens w:val="1"/>
-        <w:spacing w:before="0" w:line="240" w:lineRule="auto"/>
-      </w:pPr>
-      <w:r>
-        <w:rPr>
-          <w:rtl w:val="0"/>
-          <w:lang w:val="en-US"/>
-        </w:rPr>
-        <w:t>.video-shell:has(iframe[src="/"]),</w:t>
-      </w:r>
-    </w:p>
-    <w:p>
-      <w:pPr>
-        <w:pStyle w:val="Výchozí"/>
-        <w:suppressAutoHyphens w:val="1"/>
-        <w:spacing w:before="0" w:line="240" w:lineRule="auto"/>
-      </w:pPr>
-      <w:r>
-        <w:rPr>
-          <w:rtl w:val="0"/>
-          <w:lang w:val="en-US"/>
-        </w:rPr>
-        <w:t>.video-shell:has(iframe[src="https://www.youtube.com/embed/"]),</w:t>
-      </w:r>
-    </w:p>
-    <w:p>
-      <w:pPr>
-        <w:pStyle w:val="Výchozí"/>
-        <w:suppressAutoHyphens w:val="1"/>
-        <w:spacing w:before="0" w:line="240" w:lineRule="auto"/>
-      </w:pPr>
-      <w:r>
-        <w:rPr>
-          <w:rtl w:val="0"/>
-          <w:lang w:val="en-US"/>
-        </w:rPr>
-        <w:t>.video-shell:has(iframe[src="https://www.youtube.com/embed"]){</w:t>
-      </w:r>
-    </w:p>
-    <w:p>
-      <w:pPr>
-        <w:pStyle w:val="Výchozí"/>
-        <w:suppressAutoHyphens w:val="1"/>
-        <w:spacing w:before="0" w:line="240" w:lineRule="auto"/>
-      </w:pPr>
-      <w:r>
-        <w:rPr>
-          <w:rtl w:val="0"/>
-          <w:lang w:val="en-US"/>
-        </w:rPr>
-        <w:t xml:space="preserve">  display:none;</w:t>
+        <w:t>/* LIGHTBOX */</w:t>
+      </w:r>
+    </w:p>
+    <w:p>
+      <w:pPr>
+        <w:pStyle w:val="Výchozí"/>
+        <w:suppressAutoHyphens w:val="1"/>
+        <w:spacing w:before="0" w:line="240" w:lineRule="auto"/>
+      </w:pPr>
+      <w:r>
+        <w:rPr>
+          <w:rtl w:val="0"/>
+          <w:lang w:val="en-US"/>
+        </w:rPr>
+        <w:t>.book-wrap .pw-lightbox{</w:t>
+      </w:r>
+    </w:p>
+    <w:p>
+      <w:pPr>
+        <w:pStyle w:val="Výchozí"/>
+        <w:suppressAutoHyphens w:val="1"/>
+        <w:spacing w:before="0" w:line="240" w:lineRule="auto"/>
+      </w:pPr>
+      <w:r>
+        <w:rPr>
+          <w:rtl w:val="0"/>
+          <w:lang w:val="en-US"/>
+        </w:rPr>
+        <w:t xml:space="preserve">  position:fixed;</w:t>
+      </w:r>
+    </w:p>
+    <w:p>
+      <w:pPr>
+        <w:pStyle w:val="Výchozí"/>
+        <w:suppressAutoHyphens w:val="1"/>
+        <w:spacing w:before="0" w:line="240" w:lineRule="auto"/>
+      </w:pPr>
+      <w:r>
+        <w:rPr>
+          <w:rtl w:val="0"/>
+          <w:lang w:val="en-US"/>
+        </w:rPr>
+        <w:t xml:space="preserve">  inset:0;</w:t>
+      </w:r>
+    </w:p>
+    <w:p>
+      <w:pPr>
+        <w:pStyle w:val="Výchozí"/>
+        <w:suppressAutoHyphens w:val="1"/>
+        <w:spacing w:before="0" w:line="240" w:lineRule="auto"/>
+      </w:pPr>
+      <w:r>
+        <w:rPr>
+          <w:rtl w:val="0"/>
+          <w:lang w:val="en-US"/>
+        </w:rPr>
+        <w:t xml:space="preserve">  background:rgba(15,20,28,0.82);</w:t>
+      </w:r>
+    </w:p>
+    <w:p>
+      <w:pPr>
+        <w:pStyle w:val="Výchozí"/>
+        <w:suppressAutoHyphens w:val="1"/>
+        <w:spacing w:before="0" w:line="240" w:lineRule="auto"/>
+      </w:pPr>
+      <w:r>
+        <w:rPr>
+          <w:rtl w:val="0"/>
+          <w:lang w:val="en-US"/>
+        </w:rPr>
+        <w:t xml:space="preserve">  display:flex;</w:t>
+      </w:r>
+    </w:p>
+    <w:p>
+      <w:pPr>
+        <w:pStyle w:val="Výchozí"/>
+        <w:suppressAutoHyphens w:val="1"/>
+        <w:spacing w:before="0" w:line="240" w:lineRule="auto"/>
+      </w:pPr>
+      <w:r>
+        <w:rPr>
+          <w:rtl w:val="0"/>
+          <w:lang w:val="en-US"/>
+        </w:rPr>
+        <w:t xml:space="preserve">  align-items:center;</w:t>
+      </w:r>
+    </w:p>
+    <w:p>
+      <w:pPr>
+        <w:pStyle w:val="Výchozí"/>
+        <w:suppressAutoHyphens w:val="1"/>
+        <w:spacing w:before="0" w:line="240" w:lineRule="auto"/>
+      </w:pPr>
+      <w:r>
+        <w:rPr>
+          <w:rtl w:val="0"/>
+          <w:lang w:val="en-US"/>
+        </w:rPr>
+        <w:t xml:space="preserve">  justify-content:center;</w:t>
+      </w:r>
+    </w:p>
+    <w:p>
+      <w:pPr>
+        <w:pStyle w:val="Výchozí"/>
+        <w:suppressAutoHyphens w:val="1"/>
+        <w:spacing w:before="0" w:line="240" w:lineRule="auto"/>
+      </w:pPr>
+      <w:r>
+        <w:rPr>
+          <w:rtl w:val="0"/>
+          <w:lang w:val="en-US"/>
+        </w:rPr>
+        <w:t xml:space="preserve">  opacity:0;</w:t>
+      </w:r>
+    </w:p>
+    <w:p>
+      <w:pPr>
+        <w:pStyle w:val="Výchozí"/>
+        <w:suppressAutoHyphens w:val="1"/>
+        <w:spacing w:before="0" w:line="240" w:lineRule="auto"/>
+      </w:pPr>
+      <w:r>
+        <w:rPr>
+          <w:rtl w:val="0"/>
+          <w:lang w:val="en-US"/>
+        </w:rPr>
+        <w:t xml:space="preserve">  pointer-events:none;</w:t>
+      </w:r>
+    </w:p>
+    <w:p>
+      <w:pPr>
+        <w:pStyle w:val="Výchozí"/>
+        <w:suppressAutoHyphens w:val="1"/>
+        <w:spacing w:before="0" w:line="240" w:lineRule="auto"/>
+      </w:pPr>
+      <w:r>
+        <w:rPr>
+          <w:rtl w:val="0"/>
+          <w:lang w:val="en-US"/>
+        </w:rPr>
+        <w:t xml:space="preserve">  transition:opacity .25s ease;</w:t>
+      </w:r>
+    </w:p>
+    <w:p>
+      <w:pPr>
+        <w:pStyle w:val="Výchozí"/>
+        <w:suppressAutoHyphens w:val="1"/>
+        <w:spacing w:before="0" w:line="240" w:lineRule="auto"/>
+      </w:pPr>
+      <w:r>
+        <w:rPr>
+          <w:rtl w:val="0"/>
+          <w:lang w:val="en-US"/>
+        </w:rPr>
+        <w:t xml:space="preserve">  z-index:9999;</w:t>
+      </w:r>
+    </w:p>
+    <w:p>
+      <w:pPr>
+        <w:pStyle w:val="Výchozí"/>
+        <w:suppressAutoHyphens w:val="1"/>
+        <w:spacing w:before="0" w:line="240" w:lineRule="auto"/>
+      </w:pPr>
+      <w:r>
+        <w:rPr>
+          <w:rtl w:val="0"/>
+          <w:lang w:val="en-US"/>
+        </w:rPr>
+        <w:t xml:space="preserve">  padding:24px;</w:t>
       </w:r>
     </w:p>
     <w:p>
@@ -1273,63 +1091,35 @@
           <w:rtl w:val="0"/>
           <w:lang w:val="en-US"/>
         </w:rPr>
-        <w:t>.section-card:has(.video-shell iframe[src=""]),</w:t>
-      </w:r>
-    </w:p>
-    <w:p>
-      <w:pPr>
-        <w:pStyle w:val="Výchozí"/>
-        <w:suppressAutoHyphens w:val="1"/>
-        <w:spacing w:before="0" w:line="240" w:lineRule="auto"/>
-      </w:pPr>
-      <w:r>
-        <w:rPr>
-          <w:rtl w:val="0"/>
-          <w:lang w:val="en-US"/>
-        </w:rPr>
-        <w:t>.section-card:has(.video-shell iframe[src="/"]),</w:t>
-      </w:r>
-    </w:p>
-    <w:p>
-      <w:pPr>
-        <w:pStyle w:val="Výchozí"/>
-        <w:suppressAutoHyphens w:val="1"/>
-        <w:spacing w:before="0" w:line="240" w:lineRule="auto"/>
-      </w:pPr>
-      <w:r>
-        <w:rPr>
-          <w:rtl w:val="0"/>
-          <w:lang w:val="en-US"/>
-        </w:rPr>
-        <w:t>.section-card:has(.video-shell iframe[src="https://www.youtube.com/embed/"]),</w:t>
-      </w:r>
-    </w:p>
-    <w:p>
-      <w:pPr>
-        <w:pStyle w:val="Výchozí"/>
-        <w:suppressAutoHyphens w:val="1"/>
-        <w:spacing w:before="0" w:line="240" w:lineRule="auto"/>
-      </w:pPr>
-      <w:r>
-        <w:rPr>
-          <w:rtl w:val="0"/>
-          <w:lang w:val="en-US"/>
-        </w:rPr>
-        <w:t>.section-card:has(.video-shell iframe[src="https://www.youtube.com/embed"]){</w:t>
-      </w:r>
-    </w:p>
-    <w:p>
-      <w:pPr>
-        <w:pStyle w:val="Výchozí"/>
-        <w:suppressAutoHyphens w:val="1"/>
-        <w:spacing w:before="0" w:line="240" w:lineRule="auto"/>
-      </w:pPr>
-      <w:r>
-        <w:rPr>
-          <w:rtl w:val="0"/>
-          <w:lang w:val="en-US"/>
-        </w:rPr>
-        <w:t xml:space="preserve">  display:none;</w:t>
+        <w:t>.book-wrap .pw-lightbox.is-open{</w:t>
+      </w:r>
+    </w:p>
+    <w:p>
+      <w:pPr>
+        <w:pStyle w:val="Výchozí"/>
+        <w:suppressAutoHyphens w:val="1"/>
+        <w:spacing w:before="0" w:line="240" w:lineRule="auto"/>
+      </w:pPr>
+      <w:r>
+        <w:rPr>
+          <w:rtl w:val="0"/>
+          <w:lang w:val="en-US"/>
+        </w:rPr>
+        <w:t xml:space="preserve">  opacity:1;</w:t>
+      </w:r>
+    </w:p>
+    <w:p>
+      <w:pPr>
+        <w:pStyle w:val="Výchozí"/>
+        <w:suppressAutoHyphens w:val="1"/>
+        <w:spacing w:before="0" w:line="240" w:lineRule="auto"/>
+      </w:pPr>
+      <w:r>
+        <w:rPr>
+          <w:rtl w:val="0"/>
+          <w:lang w:val="en-US"/>
+        </w:rPr>
+        <w:t xml:space="preserve">  pointer-events:auto;</w:t>
       </w:r>
     </w:p>
     <w:p>
@@ -1364,133 +1154,105 @@
           <w:rtl w:val="0"/>
           <w:lang w:val="en-US"/>
         </w:rPr>
-        <w:t>/* lightbox hide */</w:t>
-      </w:r>
-    </w:p>
-    <w:p>
-      <w:pPr>
-        <w:pStyle w:val="Výchozí"/>
-        <w:suppressAutoHyphens w:val="1"/>
-        <w:spacing w:before="0" w:line="240" w:lineRule="auto"/>
-      </w:pPr>
-      <w:r>
-        <w:rPr>
-          <w:rtl w:val="0"/>
-          <w:lang w:val="en-US"/>
-        </w:rPr>
-        <w:t>.pw-lightbox img[src=""],</w:t>
-      </w:r>
-    </w:p>
-    <w:p>
-      <w:pPr>
-        <w:pStyle w:val="Výchozí"/>
-        <w:suppressAutoHyphens w:val="1"/>
-        <w:spacing w:before="0" w:line="240" w:lineRule="auto"/>
-      </w:pPr>
-      <w:r>
-        <w:rPr>
-          <w:rtl w:val="0"/>
-          <w:lang w:val="en-US"/>
-        </w:rPr>
-        <w:t>.pw-lightbox img[src="/"],</w:t>
-      </w:r>
-    </w:p>
-    <w:p>
-      <w:pPr>
-        <w:pStyle w:val="Výchozí"/>
-        <w:suppressAutoHyphens w:val="1"/>
-        <w:spacing w:before="0" w:line="240" w:lineRule="auto"/>
-      </w:pPr>
-      <w:r>
-        <w:rPr>
-          <w:rtl w:val="0"/>
-          <w:lang w:val="en-US"/>
-        </w:rPr>
-        <w:t>.pw-lightbox img[src="intro_image_src"],</w:t>
-      </w:r>
-    </w:p>
-    <w:p>
-      <w:pPr>
-        <w:pStyle w:val="Výchozí"/>
-        <w:suppressAutoHyphens w:val="1"/>
-        <w:spacing w:before="0" w:line="240" w:lineRule="auto"/>
-      </w:pPr>
-      <w:r>
-        <w:rPr>
-          <w:rtl w:val="0"/>
-          <w:lang w:val="en-US"/>
-        </w:rPr>
-        <w:t>.pw-lightbox img[src="/intro_image_src"],</w:t>
-      </w:r>
-    </w:p>
-    <w:p>
-      <w:pPr>
-        <w:pStyle w:val="Výchozí"/>
-        <w:suppressAutoHyphens w:val="1"/>
-        <w:spacing w:before="0" w:line="240" w:lineRule="auto"/>
-      </w:pPr>
-      <w:r>
-        <w:rPr>
-          <w:rtl w:val="0"/>
-          <w:lang w:val="en-US"/>
-        </w:rPr>
-        <w:t>.pw-lightbox img[src="img1_src"],</w:t>
-      </w:r>
-    </w:p>
-    <w:p>
-      <w:pPr>
-        <w:pStyle w:val="Výchozí"/>
-        <w:suppressAutoHyphens w:val="1"/>
-        <w:spacing w:before="0" w:line="240" w:lineRule="auto"/>
-      </w:pPr>
-      <w:r>
-        <w:rPr>
-          <w:rtl w:val="0"/>
-          <w:lang w:val="en-US"/>
-        </w:rPr>
-        <w:t>.pw-lightbox img[src="/img1_src"],</w:t>
-      </w:r>
-    </w:p>
-    <w:p>
-      <w:pPr>
-        <w:pStyle w:val="Výchozí"/>
-        <w:suppressAutoHyphens w:val="1"/>
-        <w:spacing w:before="0" w:line="240" w:lineRule="auto"/>
-      </w:pPr>
-      <w:r>
-        <w:rPr>
-          <w:rtl w:val="0"/>
-          <w:lang w:val="en-US"/>
-        </w:rPr>
-        <w:t>.pw-lightbox img[src="img2_src"],</w:t>
-      </w:r>
-    </w:p>
-    <w:p>
-      <w:pPr>
-        <w:pStyle w:val="Výchozí"/>
-        <w:suppressAutoHyphens w:val="1"/>
-        <w:spacing w:before="0" w:line="240" w:lineRule="auto"/>
-      </w:pPr>
-      <w:r>
-        <w:rPr>
-          <w:rtl w:val="0"/>
-          <w:lang w:val="en-US"/>
-        </w:rPr>
-        <w:t>.pw-lightbox img[src="/img2_src"]{</w:t>
-      </w:r>
-    </w:p>
-    <w:p>
-      <w:pPr>
-        <w:pStyle w:val="Výchozí"/>
-        <w:suppressAutoHyphens w:val="1"/>
-        <w:spacing w:before="0" w:line="240" w:lineRule="auto"/>
-      </w:pPr>
-      <w:r>
-        <w:rPr>
-          <w:rtl w:val="0"/>
-          <w:lang w:val="en-US"/>
-        </w:rPr>
-        <w:t xml:space="preserve">  display:none;</w:t>
+        <w:t>.book-wrap .pw-lightbox img{</w:t>
+      </w:r>
+    </w:p>
+    <w:p>
+      <w:pPr>
+        <w:pStyle w:val="Výchozí"/>
+        <w:suppressAutoHyphens w:val="1"/>
+        <w:spacing w:before="0" w:line="240" w:lineRule="auto"/>
+      </w:pPr>
+      <w:r>
+        <w:rPr>
+          <w:rtl w:val="0"/>
+          <w:lang w:val="en-US"/>
+        </w:rPr>
+        <w:t xml:space="preserve">  max-width:92vw;</w:t>
+      </w:r>
+    </w:p>
+    <w:p>
+      <w:pPr>
+        <w:pStyle w:val="Výchozí"/>
+        <w:suppressAutoHyphens w:val="1"/>
+        <w:spacing w:before="0" w:line="240" w:lineRule="auto"/>
+      </w:pPr>
+      <w:r>
+        <w:rPr>
+          <w:rtl w:val="0"/>
+          <w:lang w:val="en-US"/>
+        </w:rPr>
+        <w:t xml:space="preserve">  max-height:92vh;</w:t>
+      </w:r>
+    </w:p>
+    <w:p>
+      <w:pPr>
+        <w:pStyle w:val="Výchozí"/>
+        <w:suppressAutoHyphens w:val="1"/>
+        <w:spacing w:before="0" w:line="240" w:lineRule="auto"/>
+      </w:pPr>
+      <w:r>
+        <w:rPr>
+          <w:rtl w:val="0"/>
+          <w:lang w:val="en-US"/>
+        </w:rPr>
+        <w:t xml:space="preserve">  width:auto;</w:t>
+      </w:r>
+    </w:p>
+    <w:p>
+      <w:pPr>
+        <w:pStyle w:val="Výchozí"/>
+        <w:suppressAutoHyphens w:val="1"/>
+        <w:spacing w:before="0" w:line="240" w:lineRule="auto"/>
+      </w:pPr>
+      <w:r>
+        <w:rPr>
+          <w:rtl w:val="0"/>
+          <w:lang w:val="en-US"/>
+        </w:rPr>
+        <w:t xml:space="preserve">  height:auto;</w:t>
+      </w:r>
+    </w:p>
+    <w:p>
+      <w:pPr>
+        <w:pStyle w:val="Výchozí"/>
+        <w:suppressAutoHyphens w:val="1"/>
+        <w:spacing w:before="0" w:line="240" w:lineRule="auto"/>
+      </w:pPr>
+      <w:r>
+        <w:rPr>
+          <w:rtl w:val="0"/>
+          <w:lang w:val="en-US"/>
+        </w:rPr>
+        <w:t xml:space="preserve">  border-radius:16px;</w:t>
+      </w:r>
+    </w:p>
+    <w:p>
+      <w:pPr>
+        <w:pStyle w:val="Výchozí"/>
+        <w:suppressAutoHyphens w:val="1"/>
+        <w:spacing w:before="0" w:line="240" w:lineRule="auto"/>
+      </w:pPr>
+      <w:r>
+        <w:rPr>
+          <w:rtl w:val="0"/>
+          <w:lang w:val="en-US"/>
+        </w:rPr>
+        <w:t xml:space="preserve">  box-shadow:0 18px 48px rgba(0,0,0,.45);</w:t>
+      </w:r>
+    </w:p>
+    <w:p>
+      <w:pPr>
+        <w:pStyle w:val="Výchozí"/>
+        <w:suppressAutoHyphens w:val="1"/>
+        <w:spacing w:before="0" w:line="240" w:lineRule="auto"/>
+      </w:pPr>
+      <w:r>
+        <w:rPr>
+          <w:rtl w:val="0"/>
+          <w:lang w:val="en-US"/>
+        </w:rPr>
+        <w:t xml:space="preserve">  background:#fff;</w:t>
       </w:r>
     </w:p>
     <w:p>
@@ -1525,49 +1287,49 @@
           <w:rtl w:val="0"/>
           <w:lang w:val="en-US"/>
         </w:rPr>
-        <w:t>.book-wrap{</w:t>
-      </w:r>
-    </w:p>
-    <w:p>
-      <w:pPr>
-        <w:pStyle w:val="Výchozí"/>
-        <w:suppressAutoHyphens w:val="1"/>
-        <w:spacing w:before="0" w:line="240" w:lineRule="auto"/>
-      </w:pPr>
-      <w:r>
-        <w:rPr>
-          <w:rtl w:val="0"/>
-          <w:lang w:val="en-US"/>
-        </w:rPr>
-        <w:t xml:space="preserve">  max-width:var(--pw-max);</w:t>
-      </w:r>
-    </w:p>
-    <w:p>
-      <w:pPr>
-        <w:pStyle w:val="Výchozí"/>
-        <w:suppressAutoHyphens w:val="1"/>
-        <w:spacing w:before="0" w:line="240" w:lineRule="auto"/>
-      </w:pPr>
-      <w:r>
-        <w:rPr>
-          <w:rtl w:val="0"/>
-          <w:lang w:val="en-US"/>
-        </w:rPr>
-        <w:t xml:space="preserve">  margin:0 auto;</w:t>
-      </w:r>
-    </w:p>
-    <w:p>
-      <w:pPr>
-        <w:pStyle w:val="Výchozí"/>
-        <w:suppressAutoHyphens w:val="1"/>
-        <w:spacing w:before="0" w:line="240" w:lineRule="auto"/>
-      </w:pPr>
-      <w:r>
-        <w:rPr>
-          <w:rtl w:val="0"/>
-          <w:lang w:val="en-US"/>
-        </w:rPr>
-        <w:t xml:space="preserve">  padding:30px 16px 60px;</w:t>
+        <w:t>.book-wrap .pw-lightbox-close{</w:t>
+      </w:r>
+    </w:p>
+    <w:p>
+      <w:pPr>
+        <w:pStyle w:val="Výchozí"/>
+        <w:suppressAutoHyphens w:val="1"/>
+        <w:spacing w:before="0" w:line="240" w:lineRule="auto"/>
+      </w:pPr>
+      <w:r>
+        <w:rPr>
+          <w:rtl w:val="0"/>
+          <w:lang w:val="en-US"/>
+        </w:rPr>
+        <w:t xml:space="preserve">  position:absolute;</w:t>
+      </w:r>
+    </w:p>
+    <w:p>
+      <w:pPr>
+        <w:pStyle w:val="Výchozí"/>
+        <w:suppressAutoHyphens w:val="1"/>
+        <w:spacing w:before="0" w:line="240" w:lineRule="auto"/>
+      </w:pPr>
+      <w:r>
+        <w:rPr>
+          <w:rtl w:val="0"/>
+          <w:lang w:val="en-US"/>
+        </w:rPr>
+        <w:t xml:space="preserve">  inset:0;</w:t>
+      </w:r>
+    </w:p>
+    <w:p>
+      <w:pPr>
+        <w:pStyle w:val="Výchozí"/>
+        <w:suppressAutoHyphens w:val="1"/>
+        <w:spacing w:before="0" w:line="240" w:lineRule="auto"/>
+      </w:pPr>
+      <w:r>
+        <w:rPr>
+          <w:rtl w:val="0"/>
+          <w:lang w:val="en-US"/>
+        </w:rPr>
+        <w:t xml:space="preserve">  cursor:zoom-out;</w:t>
       </w:r>
     </w:p>
     <w:p>
@@ -1602,483 +1364,7 @@
           <w:rtl w:val="0"/>
           <w:lang w:val="en-US"/>
         </w:rPr>
-        <w:t>/* LIGHTBOX */</w:t>
-      </w:r>
-    </w:p>
-    <w:p>
-      <w:pPr>
-        <w:pStyle w:val="Výchozí"/>
-        <w:suppressAutoHyphens w:val="1"/>
-        <w:spacing w:before="0" w:line="240" w:lineRule="auto"/>
-      </w:pPr>
-      <w:r>
-        <w:rPr>
-          <w:rtl w:val="0"/>
-          <w:lang w:val="en-US"/>
-        </w:rPr>
-        <w:t>.pw-lightbox{</w:t>
-      </w:r>
-    </w:p>
-    <w:p>
-      <w:pPr>
-        <w:pStyle w:val="Výchozí"/>
-        <w:suppressAutoHyphens w:val="1"/>
-        <w:spacing w:before="0" w:line="240" w:lineRule="auto"/>
-      </w:pPr>
-      <w:r>
-        <w:rPr>
-          <w:rtl w:val="0"/>
-          <w:lang w:val="en-US"/>
-        </w:rPr>
-        <w:t xml:space="preserve">  position:fixed;</w:t>
-      </w:r>
-    </w:p>
-    <w:p>
-      <w:pPr>
-        <w:pStyle w:val="Výchozí"/>
-        <w:suppressAutoHyphens w:val="1"/>
-        <w:spacing w:before="0" w:line="240" w:lineRule="auto"/>
-      </w:pPr>
-      <w:r>
-        <w:rPr>
-          <w:rtl w:val="0"/>
-          <w:lang w:val="en-US"/>
-        </w:rPr>
-        <w:t xml:space="preserve">  inset:0;</w:t>
-      </w:r>
-    </w:p>
-    <w:p>
-      <w:pPr>
-        <w:pStyle w:val="Výchozí"/>
-        <w:suppressAutoHyphens w:val="1"/>
-        <w:spacing w:before="0" w:line="240" w:lineRule="auto"/>
-      </w:pPr>
-      <w:r>
-        <w:rPr>
-          <w:rtl w:val="0"/>
-          <w:lang w:val="en-US"/>
-        </w:rPr>
-        <w:t xml:space="preserve">  background:rgba(15,20,28,0.82);</w:t>
-      </w:r>
-    </w:p>
-    <w:p>
-      <w:pPr>
-        <w:pStyle w:val="Výchozí"/>
-        <w:suppressAutoHyphens w:val="1"/>
-        <w:spacing w:before="0" w:line="240" w:lineRule="auto"/>
-      </w:pPr>
-      <w:r>
-        <w:rPr>
-          <w:rtl w:val="0"/>
-          <w:lang w:val="en-US"/>
-        </w:rPr>
-        <w:t xml:space="preserve">  display:flex;</w:t>
-      </w:r>
-    </w:p>
-    <w:p>
-      <w:pPr>
-        <w:pStyle w:val="Výchozí"/>
-        <w:suppressAutoHyphens w:val="1"/>
-        <w:spacing w:before="0" w:line="240" w:lineRule="auto"/>
-      </w:pPr>
-      <w:r>
-        <w:rPr>
-          <w:rtl w:val="0"/>
-          <w:lang w:val="en-US"/>
-        </w:rPr>
-        <w:t xml:space="preserve">  align-items:center;</w:t>
-      </w:r>
-    </w:p>
-    <w:p>
-      <w:pPr>
-        <w:pStyle w:val="Výchozí"/>
-        <w:suppressAutoHyphens w:val="1"/>
-        <w:spacing w:before="0" w:line="240" w:lineRule="auto"/>
-      </w:pPr>
-      <w:r>
-        <w:rPr>
-          <w:rtl w:val="0"/>
-          <w:lang w:val="en-US"/>
-        </w:rPr>
-        <w:t xml:space="preserve">  justify-content:center;</w:t>
-      </w:r>
-    </w:p>
-    <w:p>
-      <w:pPr>
-        <w:pStyle w:val="Výchozí"/>
-        <w:suppressAutoHyphens w:val="1"/>
-        <w:spacing w:before="0" w:line="240" w:lineRule="auto"/>
-      </w:pPr>
-      <w:r>
-        <w:rPr>
-          <w:rtl w:val="0"/>
-          <w:lang w:val="en-US"/>
-        </w:rPr>
-        <w:t xml:space="preserve">  opacity:0;</w:t>
-      </w:r>
-    </w:p>
-    <w:p>
-      <w:pPr>
-        <w:pStyle w:val="Výchozí"/>
-        <w:suppressAutoHyphens w:val="1"/>
-        <w:spacing w:before="0" w:line="240" w:lineRule="auto"/>
-      </w:pPr>
-      <w:r>
-        <w:rPr>
-          <w:rtl w:val="0"/>
-          <w:lang w:val="en-US"/>
-        </w:rPr>
-        <w:t xml:space="preserve">  pointer-events:none;</w:t>
-      </w:r>
-    </w:p>
-    <w:p>
-      <w:pPr>
-        <w:pStyle w:val="Výchozí"/>
-        <w:suppressAutoHyphens w:val="1"/>
-        <w:spacing w:before="0" w:line="240" w:lineRule="auto"/>
-      </w:pPr>
-      <w:r>
-        <w:rPr>
-          <w:rtl w:val="0"/>
-          <w:lang w:val="en-US"/>
-        </w:rPr>
-        <w:t xml:space="preserve">  transition:opacity .25s ease;</w:t>
-      </w:r>
-    </w:p>
-    <w:p>
-      <w:pPr>
-        <w:pStyle w:val="Výchozí"/>
-        <w:suppressAutoHyphens w:val="1"/>
-        <w:spacing w:before="0" w:line="240" w:lineRule="auto"/>
-      </w:pPr>
-      <w:r>
-        <w:rPr>
-          <w:rtl w:val="0"/>
-          <w:lang w:val="en-US"/>
-        </w:rPr>
-        <w:t xml:space="preserve">  z-index:9999;</w:t>
-      </w:r>
-    </w:p>
-    <w:p>
-      <w:pPr>
-        <w:pStyle w:val="Výchozí"/>
-        <w:suppressAutoHyphens w:val="1"/>
-        <w:spacing w:before="0" w:line="240" w:lineRule="auto"/>
-      </w:pPr>
-      <w:r>
-        <w:rPr>
-          <w:rtl w:val="0"/>
-          <w:lang w:val="en-US"/>
-        </w:rPr>
-        <w:t xml:space="preserve">  padding:24px;</w:t>
-      </w:r>
-    </w:p>
-    <w:p>
-      <w:pPr>
-        <w:pStyle w:val="Výchozí"/>
-        <w:suppressAutoHyphens w:val="1"/>
-        <w:spacing w:before="0" w:line="240" w:lineRule="auto"/>
-      </w:pPr>
-      <w:r>
-        <w:rPr>
-          <w:rtl w:val="0"/>
-          <w:lang w:val="en-US"/>
-        </w:rPr>
-        <w:t>}</w:t>
-      </w:r>
-    </w:p>
-    <w:p>
-      <w:pPr>
-        <w:pStyle w:val="Výchozí"/>
-        <w:suppressAutoHyphens w:val="1"/>
-        <w:spacing w:before="0" w:line="240" w:lineRule="auto"/>
-      </w:pPr>
-    </w:p>
-    <w:p>
-      <w:pPr>
-        <w:pStyle w:val="Výchozí"/>
-        <w:suppressAutoHyphens w:val="1"/>
-        <w:spacing w:before="0" w:line="240" w:lineRule="auto"/>
-      </w:pPr>
-      <w:r>
-        <w:rPr>
-          <w:rtl w:val="0"/>
-          <w:lang w:val="en-US"/>
-        </w:rPr>
-        <w:t>.pw-lightbox.is-open{</w:t>
-      </w:r>
-    </w:p>
-    <w:p>
-      <w:pPr>
-        <w:pStyle w:val="Výchozí"/>
-        <w:suppressAutoHyphens w:val="1"/>
-        <w:spacing w:before="0" w:line="240" w:lineRule="auto"/>
-      </w:pPr>
-      <w:r>
-        <w:rPr>
-          <w:rtl w:val="0"/>
-          <w:lang w:val="en-US"/>
-        </w:rPr>
-        <w:t xml:space="preserve">  opacity:1;</w:t>
-      </w:r>
-    </w:p>
-    <w:p>
-      <w:pPr>
-        <w:pStyle w:val="Výchozí"/>
-        <w:suppressAutoHyphens w:val="1"/>
-        <w:spacing w:before="0" w:line="240" w:lineRule="auto"/>
-      </w:pPr>
-      <w:r>
-        <w:rPr>
-          <w:rtl w:val="0"/>
-          <w:lang w:val="en-US"/>
-        </w:rPr>
-        <w:t xml:space="preserve">  pointer-events:auto;</w:t>
-      </w:r>
-    </w:p>
-    <w:p>
-      <w:pPr>
-        <w:pStyle w:val="Výchozí"/>
-        <w:suppressAutoHyphens w:val="1"/>
-        <w:spacing w:before="0" w:line="240" w:lineRule="auto"/>
-      </w:pPr>
-      <w:r>
-        <w:rPr>
-          <w:rtl w:val="0"/>
-          <w:lang w:val="en-US"/>
-        </w:rPr>
-        <w:t>}</w:t>
-      </w:r>
-    </w:p>
-    <w:p>
-      <w:pPr>
-        <w:pStyle w:val="Výchozí"/>
-        <w:suppressAutoHyphens w:val="1"/>
-        <w:spacing w:before="0" w:line="240" w:lineRule="auto"/>
-      </w:pPr>
-    </w:p>
-    <w:p>
-      <w:pPr>
-        <w:pStyle w:val="Výchozí"/>
-        <w:suppressAutoHyphens w:val="1"/>
-        <w:spacing w:before="0" w:line="240" w:lineRule="auto"/>
-      </w:pPr>
-      <w:r>
-        <w:rPr>
-          <w:rtl w:val="0"/>
-          <w:lang w:val="en-US"/>
-        </w:rPr>
-        <w:t>.pw-lightbox img{</w:t>
-      </w:r>
-    </w:p>
-    <w:p>
-      <w:pPr>
-        <w:pStyle w:val="Výchozí"/>
-        <w:suppressAutoHyphens w:val="1"/>
-        <w:spacing w:before="0" w:line="240" w:lineRule="auto"/>
-      </w:pPr>
-      <w:r>
-        <w:rPr>
-          <w:rtl w:val="0"/>
-          <w:lang w:val="en-US"/>
-        </w:rPr>
-        <w:t xml:space="preserve">  max-width:92vw;</w:t>
-      </w:r>
-    </w:p>
-    <w:p>
-      <w:pPr>
-        <w:pStyle w:val="Výchozí"/>
-        <w:suppressAutoHyphens w:val="1"/>
-        <w:spacing w:before="0" w:line="240" w:lineRule="auto"/>
-      </w:pPr>
-      <w:r>
-        <w:rPr>
-          <w:rtl w:val="0"/>
-          <w:lang w:val="en-US"/>
-        </w:rPr>
-        <w:t xml:space="preserve">  max-height:92vh;</w:t>
-      </w:r>
-    </w:p>
-    <w:p>
-      <w:pPr>
-        <w:pStyle w:val="Výchozí"/>
-        <w:suppressAutoHyphens w:val="1"/>
-        <w:spacing w:before="0" w:line="240" w:lineRule="auto"/>
-      </w:pPr>
-      <w:r>
-        <w:rPr>
-          <w:rtl w:val="0"/>
-          <w:lang w:val="en-US"/>
-        </w:rPr>
-        <w:t xml:space="preserve">  width:auto;</w:t>
-      </w:r>
-    </w:p>
-    <w:p>
-      <w:pPr>
-        <w:pStyle w:val="Výchozí"/>
-        <w:suppressAutoHyphens w:val="1"/>
-        <w:spacing w:before="0" w:line="240" w:lineRule="auto"/>
-      </w:pPr>
-      <w:r>
-        <w:rPr>
-          <w:rtl w:val="0"/>
-          <w:lang w:val="en-US"/>
-        </w:rPr>
-        <w:t xml:space="preserve">  height:auto;</w:t>
-      </w:r>
-    </w:p>
-    <w:p>
-      <w:pPr>
-        <w:pStyle w:val="Výchozí"/>
-        <w:suppressAutoHyphens w:val="1"/>
-        <w:spacing w:before="0" w:line="240" w:lineRule="auto"/>
-      </w:pPr>
-      <w:r>
-        <w:rPr>
-          <w:rtl w:val="0"/>
-          <w:lang w:val="en-US"/>
-        </w:rPr>
-        <w:t xml:space="preserve">  border-radius:16px;</w:t>
-      </w:r>
-    </w:p>
-    <w:p>
-      <w:pPr>
-        <w:pStyle w:val="Výchozí"/>
-        <w:suppressAutoHyphens w:val="1"/>
-        <w:spacing w:before="0" w:line="240" w:lineRule="auto"/>
-      </w:pPr>
-      <w:r>
-        <w:rPr>
-          <w:rtl w:val="0"/>
-          <w:lang w:val="en-US"/>
-        </w:rPr>
-        <w:t xml:space="preserve">  box-shadow:0 18px 48px rgba(0,0,0,.45);</w:t>
-      </w:r>
-    </w:p>
-    <w:p>
-      <w:pPr>
-        <w:pStyle w:val="Výchozí"/>
-        <w:suppressAutoHyphens w:val="1"/>
-        <w:spacing w:before="0" w:line="240" w:lineRule="auto"/>
-      </w:pPr>
-      <w:r>
-        <w:rPr>
-          <w:rtl w:val="0"/>
-          <w:lang w:val="en-US"/>
-        </w:rPr>
-        <w:t xml:space="preserve">  background:#fff;</w:t>
-      </w:r>
-    </w:p>
-    <w:p>
-      <w:pPr>
-        <w:pStyle w:val="Výchozí"/>
-        <w:suppressAutoHyphens w:val="1"/>
-        <w:spacing w:before="0" w:line="240" w:lineRule="auto"/>
-      </w:pPr>
-      <w:r>
-        <w:rPr>
-          <w:rtl w:val="0"/>
-          <w:lang w:val="en-US"/>
-        </w:rPr>
-        <w:t>}</w:t>
-      </w:r>
-    </w:p>
-    <w:p>
-      <w:pPr>
-        <w:pStyle w:val="Výchozí"/>
-        <w:suppressAutoHyphens w:val="1"/>
-        <w:spacing w:before="0" w:line="240" w:lineRule="auto"/>
-      </w:pPr>
-    </w:p>
-    <w:p>
-      <w:pPr>
-        <w:pStyle w:val="Výchozí"/>
-        <w:suppressAutoHyphens w:val="1"/>
-        <w:spacing w:before="0" w:line="240" w:lineRule="auto"/>
-      </w:pPr>
-      <w:r>
-        <w:rPr>
-          <w:rtl w:val="0"/>
-          <w:lang w:val="en-US"/>
-        </w:rPr>
-        <w:t>.pw-lightbox-close{</w:t>
-      </w:r>
-    </w:p>
-    <w:p>
-      <w:pPr>
-        <w:pStyle w:val="Výchozí"/>
-        <w:suppressAutoHyphens w:val="1"/>
-        <w:spacing w:before="0" w:line="240" w:lineRule="auto"/>
-      </w:pPr>
-      <w:r>
-        <w:rPr>
-          <w:rtl w:val="0"/>
-          <w:lang w:val="en-US"/>
-        </w:rPr>
-        <w:t xml:space="preserve">  position:absolute;</w:t>
-      </w:r>
-    </w:p>
-    <w:p>
-      <w:pPr>
-        <w:pStyle w:val="Výchozí"/>
-        <w:suppressAutoHyphens w:val="1"/>
-        <w:spacing w:before="0" w:line="240" w:lineRule="auto"/>
-      </w:pPr>
-      <w:r>
-        <w:rPr>
-          <w:rtl w:val="0"/>
-          <w:lang w:val="en-US"/>
-        </w:rPr>
-        <w:t xml:space="preserve">  inset:0;</w:t>
-      </w:r>
-    </w:p>
-    <w:p>
-      <w:pPr>
-        <w:pStyle w:val="Výchozí"/>
-        <w:suppressAutoHyphens w:val="1"/>
-        <w:spacing w:before="0" w:line="240" w:lineRule="auto"/>
-      </w:pPr>
-      <w:r>
-        <w:rPr>
-          <w:rtl w:val="0"/>
-          <w:lang w:val="en-US"/>
-        </w:rPr>
-        <w:t xml:space="preserve">  cursor:zoom-out;</w:t>
-      </w:r>
-    </w:p>
-    <w:p>
-      <w:pPr>
-        <w:pStyle w:val="Výchozí"/>
-        <w:suppressAutoHyphens w:val="1"/>
-        <w:spacing w:before="0" w:line="240" w:lineRule="auto"/>
-      </w:pPr>
-      <w:r>
-        <w:rPr>
-          <w:rtl w:val="0"/>
-          <w:lang w:val="en-US"/>
-        </w:rPr>
-        <w:t>}</w:t>
-      </w:r>
-    </w:p>
-    <w:p>
-      <w:pPr>
-        <w:pStyle w:val="Výchozí"/>
-        <w:suppressAutoHyphens w:val="1"/>
-        <w:spacing w:before="0" w:line="240" w:lineRule="auto"/>
-      </w:pPr>
-    </w:p>
-    <w:p>
-      <w:pPr>
-        <w:pStyle w:val="Výchozí"/>
-        <w:suppressAutoHyphens w:val="1"/>
-        <w:spacing w:before="0" w:line="240" w:lineRule="auto"/>
-      </w:pPr>
-      <w:r>
-        <w:rPr>
-          <w:rtl w:val="0"/>
-          <w:lang w:val="en-US"/>
-        </w:rPr>
-        <w:t>.pw-lightbox-close::after{</w:t>
+        <w:t>.book-wrap .pw-lightbox-close::after{</w:t>
       </w:r>
     </w:p>
     <w:p>
@@ -2356,7 +1642,7 @@
           <w:rtl w:val="0"/>
           <w:lang w:val="en-US"/>
         </w:rPr>
-        <w:t>.hero{</w:t>
+        <w:t>.book-wrap .hero{</w:t>
       </w:r>
     </w:p>
     <w:p>
@@ -2461,119 +1747,147 @@
           <w:rtl w:val="0"/>
           <w:lang w:val="en-US"/>
         </w:rPr>
-        <w:t>.hero-card,</w:t>
-      </w:r>
-    </w:p>
-    <w:p>
-      <w:pPr>
-        <w:pStyle w:val="Výchozí"/>
-        <w:suppressAutoHyphens w:val="1"/>
-        <w:spacing w:before="0" w:line="240" w:lineRule="auto"/>
-      </w:pPr>
-      <w:r>
-        <w:rPr>
-          <w:rtl w:val="0"/>
-          <w:lang w:val="en-US"/>
-        </w:rPr>
-        <w:t>.hero-image,</w:t>
-      </w:r>
-    </w:p>
-    <w:p>
-      <w:pPr>
-        <w:pStyle w:val="Výchozí"/>
-        <w:suppressAutoHyphens w:val="1"/>
-        <w:spacing w:before="0" w:line="240" w:lineRule="auto"/>
-      </w:pPr>
-      <w:r>
-        <w:rPr>
-          <w:rtl w:val="0"/>
-          <w:lang w:val="en-US"/>
-        </w:rPr>
-        <w:t>.info-card,</w:t>
-      </w:r>
-    </w:p>
-    <w:p>
-      <w:pPr>
-        <w:pStyle w:val="Výchozí"/>
-        <w:suppressAutoHyphens w:val="1"/>
-        <w:spacing w:before="0" w:line="240" w:lineRule="auto"/>
-      </w:pPr>
-      <w:r>
-        <w:rPr>
-          <w:rtl w:val="0"/>
-          <w:lang w:val="en-US"/>
-        </w:rPr>
-        <w:t>.section-card,</w:t>
-      </w:r>
-    </w:p>
-    <w:p>
-      <w:pPr>
-        <w:pStyle w:val="Výchozí"/>
-        <w:suppressAutoHyphens w:val="1"/>
-        <w:spacing w:before="0" w:line="240" w:lineRule="auto"/>
-      </w:pPr>
-      <w:r>
-        <w:rPr>
-          <w:rtl w:val="0"/>
-          <w:lang w:val="en-US"/>
-        </w:rPr>
-        <w:t>.table-card,</w:t>
-      </w:r>
-    </w:p>
-    <w:p>
-      <w:pPr>
-        <w:pStyle w:val="Výchozí"/>
-        <w:suppressAutoHyphens w:val="1"/>
-        <w:spacing w:before="0" w:line="240" w:lineRule="auto"/>
-      </w:pPr>
-      <w:r>
-        <w:rPr>
-          <w:rtl w:val="0"/>
-          <w:lang w:val="en-US"/>
-        </w:rPr>
-        <w:t>.points-card,</w:t>
-      </w:r>
-    </w:p>
-    <w:p>
-      <w:pPr>
-        <w:pStyle w:val="Výchozí"/>
-        <w:suppressAutoHyphens w:val="1"/>
-        <w:spacing w:before="0" w:line="240" w:lineRule="auto"/>
-      </w:pPr>
-      <w:r>
-        <w:rPr>
-          <w:rtl w:val="0"/>
-          <w:lang w:val="en-US"/>
-        </w:rPr>
-        <w:t>.duo-card,</w:t>
-      </w:r>
-    </w:p>
-    <w:p>
-      <w:pPr>
-        <w:pStyle w:val="Výchozí"/>
-        <w:suppressAutoHyphens w:val="1"/>
-        <w:spacing w:before="0" w:line="240" w:lineRule="auto"/>
-      </w:pPr>
-      <w:r>
-        <w:rPr>
-          <w:rtl w:val="0"/>
-          <w:lang w:val="en-US"/>
-        </w:rPr>
-        <w:t>.video-shell,</w:t>
-      </w:r>
-    </w:p>
-    <w:p>
-      <w:pPr>
-        <w:pStyle w:val="Výchozí"/>
-        <w:suppressAutoHyphens w:val="1"/>
-        <w:spacing w:before="0" w:line="240" w:lineRule="auto"/>
-      </w:pPr>
-      <w:r>
-        <w:rPr>
-          <w:rtl w:val="0"/>
-          <w:lang w:val="en-US"/>
-        </w:rPr>
-        <w:t>.datasheet-card{</w:t>
+        <w:t>.book-wrap .hero-card,</w:t>
+      </w:r>
+    </w:p>
+    <w:p>
+      <w:pPr>
+        <w:pStyle w:val="Výchozí"/>
+        <w:suppressAutoHyphens w:val="1"/>
+        <w:spacing w:before="0" w:line="240" w:lineRule="auto"/>
+      </w:pPr>
+      <w:r>
+        <w:rPr>
+          <w:rtl w:val="0"/>
+          <w:lang w:val="en-US"/>
+        </w:rPr>
+        <w:t>.book-wrap .hero-image,</w:t>
+      </w:r>
+    </w:p>
+    <w:p>
+      <w:pPr>
+        <w:pStyle w:val="Výchozí"/>
+        <w:suppressAutoHyphens w:val="1"/>
+        <w:spacing w:before="0" w:line="240" w:lineRule="auto"/>
+      </w:pPr>
+      <w:r>
+        <w:rPr>
+          <w:rtl w:val="0"/>
+          <w:lang w:val="en-US"/>
+        </w:rPr>
+        <w:t>.book-wrap .info-card,</w:t>
+      </w:r>
+    </w:p>
+    <w:p>
+      <w:pPr>
+        <w:pStyle w:val="Výchozí"/>
+        <w:suppressAutoHyphens w:val="1"/>
+        <w:spacing w:before="0" w:line="240" w:lineRule="auto"/>
+      </w:pPr>
+      <w:r>
+        <w:rPr>
+          <w:rtl w:val="0"/>
+          <w:lang w:val="en-US"/>
+        </w:rPr>
+        <w:t>.book-wrap .section-card,</w:t>
+      </w:r>
+    </w:p>
+    <w:p>
+      <w:pPr>
+        <w:pStyle w:val="Výchozí"/>
+        <w:suppressAutoHyphens w:val="1"/>
+        <w:spacing w:before="0" w:line="240" w:lineRule="auto"/>
+      </w:pPr>
+      <w:r>
+        <w:rPr>
+          <w:rtl w:val="0"/>
+          <w:lang w:val="en-US"/>
+        </w:rPr>
+        <w:t>.book-wrap .table-card,</w:t>
+      </w:r>
+    </w:p>
+    <w:p>
+      <w:pPr>
+        <w:pStyle w:val="Výchozí"/>
+        <w:suppressAutoHyphens w:val="1"/>
+        <w:spacing w:before="0" w:line="240" w:lineRule="auto"/>
+      </w:pPr>
+      <w:r>
+        <w:rPr>
+          <w:rtl w:val="0"/>
+          <w:lang w:val="en-US"/>
+        </w:rPr>
+        <w:t>.book-wrap .points-card,</w:t>
+      </w:r>
+    </w:p>
+    <w:p>
+      <w:pPr>
+        <w:pStyle w:val="Výchozí"/>
+        <w:suppressAutoHyphens w:val="1"/>
+        <w:spacing w:before="0" w:line="240" w:lineRule="auto"/>
+      </w:pPr>
+      <w:r>
+        <w:rPr>
+          <w:rtl w:val="0"/>
+          <w:lang w:val="en-US"/>
+        </w:rPr>
+        <w:t>.book-wrap .duo-card,</w:t>
+      </w:r>
+    </w:p>
+    <w:p>
+      <w:pPr>
+        <w:pStyle w:val="Výchozí"/>
+        <w:suppressAutoHyphens w:val="1"/>
+        <w:spacing w:before="0" w:line="240" w:lineRule="auto"/>
+      </w:pPr>
+      <w:r>
+        <w:rPr>
+          <w:rtl w:val="0"/>
+          <w:lang w:val="en-US"/>
+        </w:rPr>
+        <w:t>.book-wrap .story-image,</w:t>
+      </w:r>
+    </w:p>
+    <w:p>
+      <w:pPr>
+        <w:pStyle w:val="Výchozí"/>
+        <w:suppressAutoHyphens w:val="1"/>
+        <w:spacing w:before="0" w:line="240" w:lineRule="auto"/>
+      </w:pPr>
+      <w:r>
+        <w:rPr>
+          <w:rtl w:val="0"/>
+          <w:lang w:val="en-US"/>
+        </w:rPr>
+        <w:t>.book-wrap .full-bleed-image,</w:t>
+      </w:r>
+    </w:p>
+    <w:p>
+      <w:pPr>
+        <w:pStyle w:val="Výchozí"/>
+        <w:suppressAutoHyphens w:val="1"/>
+        <w:spacing w:before="0" w:line="240" w:lineRule="auto"/>
+      </w:pPr>
+      <w:r>
+        <w:rPr>
+          <w:rtl w:val="0"/>
+          <w:lang w:val="en-US"/>
+        </w:rPr>
+        <w:t>.book-wrap .video-shell,</w:t>
+      </w:r>
+    </w:p>
+    <w:p>
+      <w:pPr>
+        <w:pStyle w:val="Výchozí"/>
+        <w:suppressAutoHyphens w:val="1"/>
+        <w:spacing w:before="0" w:line="240" w:lineRule="auto"/>
+      </w:pPr>
+      <w:r>
+        <w:rPr>
+          <w:rtl w:val="0"/>
+          <w:lang w:val="en-US"/>
+        </w:rPr>
+        <w:t>.book-wrap .datasheet-card{</w:t>
       </w:r>
     </w:p>
     <w:p>
@@ -2664,7 +1978,7 @@
           <w:rtl w:val="0"/>
           <w:lang w:val="en-US"/>
         </w:rPr>
-        <w:t>.hero-card{</w:t>
+        <w:t>.book-wrap .hero-card{</w:t>
       </w:r>
     </w:p>
     <w:p>
@@ -2797,7 +2111,7 @@
           <w:rtl w:val="0"/>
           <w:lang w:val="en-US"/>
         </w:rPr>
-        <w:t>.hero-card::before{</w:t>
+        <w:t>.book-wrap .hero-card::before{</w:t>
       </w:r>
     </w:p>
     <w:p>
@@ -2930,7 +2244,7 @@
           <w:rtl w:val="0"/>
           <w:lang w:val="en-US"/>
         </w:rPr>
-        <w:t>.topline{</w:t>
+        <w:t>.book-wrap .topline{</w:t>
       </w:r>
     </w:p>
     <w:p>
@@ -3119,7 +2433,7 @@
           <w:rtl w:val="0"/>
           <w:lang w:val="en-US"/>
         </w:rPr>
-        <w:t>.hero-card h1{</w:t>
+        <w:t>.book-wrap .hero-card h1{</w:t>
       </w:r>
     </w:p>
     <w:p>
@@ -3252,7 +2566,7 @@
           <w:rtl w:val="0"/>
           <w:lang w:val="en-US"/>
         </w:rPr>
-        <w:t>.hero-card p{</w:t>
+        <w:t>.book-wrap .hero-card p{</w:t>
       </w:r>
     </w:p>
     <w:p>
@@ -3385,7 +2699,7 @@
           <w:rtl w:val="0"/>
           <w:lang w:val="en-US"/>
         </w:rPr>
-        <w:t>.hero-image{</w:t>
+        <w:t>.book-wrap .hero-image{</w:t>
       </w:r>
     </w:p>
     <w:p>
@@ -3448,7 +2762,7 @@
           <w:rtl w:val="0"/>
           <w:lang w:val="en-US"/>
         </w:rPr>
-        <w:t>.hero-image img{</w:t>
+        <w:t>.book-wrap .hero-image img{</w:t>
       </w:r>
     </w:p>
     <w:p>
@@ -3539,7 +2853,7 @@
           <w:rtl w:val="0"/>
           <w:lang w:val="en-US"/>
         </w:rPr>
-        <w:t>.hero-image a{</w:t>
+        <w:t>.book-wrap .hero-image a{</w:t>
       </w:r>
     </w:p>
     <w:p>
@@ -3602,21 +2916,21 @@
           <w:rtl w:val="0"/>
           <w:lang w:val="en-US"/>
         </w:rPr>
-        <w:t>/* DATASHEET */</w:t>
-      </w:r>
-    </w:p>
-    <w:p>
-      <w:pPr>
-        <w:pStyle w:val="Výchozí"/>
-        <w:suppressAutoHyphens w:val="1"/>
-        <w:spacing w:before="0" w:line="240" w:lineRule="auto"/>
-      </w:pPr>
-      <w:r>
-        <w:rPr>
-          <w:rtl w:val="0"/>
-          <w:lang w:val="en-US"/>
-        </w:rPr>
-        <w:t>.datasheet-card{</w:t>
+        <w:t>/* FIRST TABLE */</w:t>
+      </w:r>
+    </w:p>
+    <w:p>
+      <w:pPr>
+        <w:pStyle w:val="Výchozí"/>
+        <w:suppressAutoHyphens w:val="1"/>
+        <w:spacing w:before="0" w:line="240" w:lineRule="auto"/>
+      </w:pPr>
+      <w:r>
+        <w:rPr>
+          <w:rtl w:val="0"/>
+          <w:lang w:val="en-US"/>
+        </w:rPr>
+        <w:t>.book-wrap .datasheet-card{</w:t>
       </w:r>
     </w:p>
     <w:p>
@@ -3693,7 +3007,7 @@
           <w:rtl w:val="0"/>
           <w:lang w:val="en-US"/>
         </w:rPr>
-        <w:t>.info-grid{</w:t>
+        <w:t>.book-wrap .info-grid{</w:t>
       </w:r>
     </w:p>
     <w:p>
@@ -3784,7 +3098,7 @@
           <w:rtl w:val="0"/>
           <w:lang w:val="en-US"/>
         </w:rPr>
-        <w:t>.info-card{</w:t>
+        <w:t>.book-wrap .info-card{</w:t>
       </w:r>
     </w:p>
     <w:p>
@@ -3861,7 +3175,7 @@
           <w:rtl w:val="0"/>
           <w:lang w:val="en-US"/>
         </w:rPr>
-        <w:t>.info-label{</w:t>
+        <w:t>.book-wrap .info-label{</w:t>
       </w:r>
     </w:p>
     <w:p>
@@ -3994,7 +3308,7 @@
           <w:rtl w:val="0"/>
           <w:lang w:val="en-US"/>
         </w:rPr>
-        <w:t>.info-value{</w:t>
+        <w:t>.book-wrap .info-value{</w:t>
       </w:r>
     </w:p>
     <w:p>
@@ -4099,7 +3413,7 @@
           <w:rtl w:val="0"/>
           <w:lang w:val="en-US"/>
         </w:rPr>
-        <w:t>.points-card{</w:t>
+        <w:t>.book-wrap .points-card{</w:t>
       </w:r>
     </w:p>
     <w:p>
@@ -4176,7 +3490,7 @@
           <w:rtl w:val="0"/>
           <w:lang w:val="en-US"/>
         </w:rPr>
-        <w:t>.points-card h2{</w:t>
+        <w:t>.book-wrap .points-card h2{</w:t>
       </w:r>
     </w:p>
     <w:p>
@@ -4267,7 +3581,7 @@
           <w:rtl w:val="0"/>
           <w:lang w:val="en-US"/>
         </w:rPr>
-        <w:t>.points-list{</w:t>
+        <w:t>.book-wrap .points-list{</w:t>
       </w:r>
     </w:p>
     <w:p>
@@ -4330,7 +3644,7 @@
           <w:rtl w:val="0"/>
           <w:lang w:val="en-US"/>
         </w:rPr>
-        <w:t>.points-list li{</w:t>
+        <w:t>.book-wrap .points-list li{</w:t>
       </w:r>
     </w:p>
     <w:p>
@@ -4435,7 +3749,7 @@
           <w:rtl w:val="0"/>
           <w:lang w:val="en-US"/>
         </w:rPr>
-        <w:t>.content-grid{</w:t>
+        <w:t>.book-wrap .content-grid{</w:t>
       </w:r>
     </w:p>
     <w:p>
@@ -4498,21 +3812,21 @@
           <w:rtl w:val="0"/>
           <w:lang w:val="en-US"/>
         </w:rPr>
-        <w:t>.section-card,</w:t>
-      </w:r>
-    </w:p>
-    <w:p>
-      <w:pPr>
-        <w:pStyle w:val="Výchozí"/>
-        <w:suppressAutoHyphens w:val="1"/>
-        <w:spacing w:before="0" w:line="240" w:lineRule="auto"/>
-      </w:pPr>
-      <w:r>
-        <w:rPr>
-          <w:rtl w:val="0"/>
-          <w:lang w:val="en-US"/>
-        </w:rPr>
-        <w:t>.table-card{</w:t>
+        <w:t>.book-wrap .section-card,</w:t>
+      </w:r>
+    </w:p>
+    <w:p>
+      <w:pPr>
+        <w:pStyle w:val="Výchozí"/>
+        <w:suppressAutoHyphens w:val="1"/>
+        <w:spacing w:before="0" w:line="240" w:lineRule="auto"/>
+      </w:pPr>
+      <w:r>
+        <w:rPr>
+          <w:rtl w:val="0"/>
+          <w:lang w:val="en-US"/>
+        </w:rPr>
+        <w:t>.book-wrap .table-card{</w:t>
       </w:r>
     </w:p>
     <w:p>
@@ -4561,21 +3875,21 @@
           <w:rtl w:val="0"/>
           <w:lang w:val="en-US"/>
         </w:rPr>
-        <w:t>.section-card h2,</w:t>
-      </w:r>
-    </w:p>
-    <w:p>
-      <w:pPr>
-        <w:pStyle w:val="Výchozí"/>
-        <w:suppressAutoHyphens w:val="1"/>
-        <w:spacing w:before="0" w:line="240" w:lineRule="auto"/>
-      </w:pPr>
-      <w:r>
-        <w:rPr>
-          <w:rtl w:val="0"/>
-          <w:lang w:val="en-US"/>
-        </w:rPr>
-        <w:t>.table-card h2{</w:t>
+        <w:t>.book-wrap .section-card h2,</w:t>
+      </w:r>
+    </w:p>
+    <w:p>
+      <w:pPr>
+        <w:pStyle w:val="Výchozí"/>
+        <w:suppressAutoHyphens w:val="1"/>
+        <w:spacing w:before="0" w:line="240" w:lineRule="auto"/>
+      </w:pPr>
+      <w:r>
+        <w:rPr>
+          <w:rtl w:val="0"/>
+          <w:lang w:val="en-US"/>
+        </w:rPr>
+        <w:t>.book-wrap .table-card h2{</w:t>
       </w:r>
     </w:p>
     <w:p>
@@ -4680,49 +3994,49 @@
           <w:rtl w:val="0"/>
           <w:lang w:val="en-US"/>
         </w:rPr>
-        <w:t>.section-card p,</w:t>
-      </w:r>
-    </w:p>
-    <w:p>
-      <w:pPr>
-        <w:pStyle w:val="Výchozí"/>
-        <w:suppressAutoHyphens w:val="1"/>
-        <w:spacing w:before="0" w:line="240" w:lineRule="auto"/>
-      </w:pPr>
-      <w:r>
-        <w:rPr>
-          <w:rtl w:val="0"/>
-          <w:lang w:val="en-US"/>
-        </w:rPr>
-        <w:t>.section-card li,</w:t>
-      </w:r>
-    </w:p>
-    <w:p>
-      <w:pPr>
-        <w:pStyle w:val="Výchozí"/>
-        <w:suppressAutoHyphens w:val="1"/>
-        <w:spacing w:before="0" w:line="240" w:lineRule="auto"/>
-      </w:pPr>
-      <w:r>
-        <w:rPr>
-          <w:rtl w:val="0"/>
-          <w:lang w:val="en-US"/>
-        </w:rPr>
-        <w:t>.table-card td,</w:t>
-      </w:r>
-    </w:p>
-    <w:p>
-      <w:pPr>
-        <w:pStyle w:val="Výchozí"/>
-        <w:suppressAutoHyphens w:val="1"/>
-        <w:spacing w:before="0" w:line="240" w:lineRule="auto"/>
-      </w:pPr>
-      <w:r>
-        <w:rPr>
-          <w:rtl w:val="0"/>
-          <w:lang w:val="en-US"/>
-        </w:rPr>
-        <w:t>.table-card th{</w:t>
+        <w:t>.book-wrap .section-card p,</w:t>
+      </w:r>
+    </w:p>
+    <w:p>
+      <w:pPr>
+        <w:pStyle w:val="Výchozí"/>
+        <w:suppressAutoHyphens w:val="1"/>
+        <w:spacing w:before="0" w:line="240" w:lineRule="auto"/>
+      </w:pPr>
+      <w:r>
+        <w:rPr>
+          <w:rtl w:val="0"/>
+          <w:lang w:val="en-US"/>
+        </w:rPr>
+        <w:t>.book-wrap .section-card li,</w:t>
+      </w:r>
+    </w:p>
+    <w:p>
+      <w:pPr>
+        <w:pStyle w:val="Výchozí"/>
+        <w:suppressAutoHyphens w:val="1"/>
+        <w:spacing w:before="0" w:line="240" w:lineRule="auto"/>
+      </w:pPr>
+      <w:r>
+        <w:rPr>
+          <w:rtl w:val="0"/>
+          <w:lang w:val="en-US"/>
+        </w:rPr>
+        <w:t>.book-wrap .table-card td,</w:t>
+      </w:r>
+    </w:p>
+    <w:p>
+      <w:pPr>
+        <w:pStyle w:val="Výchozí"/>
+        <w:suppressAutoHyphens w:val="1"/>
+        <w:spacing w:before="0" w:line="240" w:lineRule="auto"/>
+      </w:pPr>
+      <w:r>
+        <w:rPr>
+          <w:rtl w:val="0"/>
+          <w:lang w:val="en-US"/>
+        </w:rPr>
+        <w:t>.book-wrap .table-card th{</w:t>
       </w:r>
     </w:p>
     <w:p>
@@ -4799,7 +4113,7 @@
           <w:rtl w:val="0"/>
           <w:lang w:val="en-US"/>
         </w:rPr>
-        <w:t>.section-card p:last-child{</w:t>
+        <w:t>.book-wrap .section-card p:last-child{</w:t>
       </w:r>
     </w:p>
     <w:p>
@@ -4848,7 +4162,7 @@
           <w:rtl w:val="0"/>
           <w:lang w:val="en-US"/>
         </w:rPr>
-        <w:t>.section-card ul{</w:t>
+        <w:t>.book-wrap .section-card ul{</w:t>
       </w:r>
     </w:p>
     <w:p>
@@ -4911,21 +4225,21 @@
           <w:rtl w:val="0"/>
           <w:lang w:val="en-US"/>
         </w:rPr>
-        <w:t>/* GALLERY */</w:t>
-      </w:r>
-    </w:p>
-    <w:p>
-      <w:pPr>
-        <w:pStyle w:val="Výchozí"/>
-        <w:suppressAutoHyphens w:val="1"/>
-        <w:spacing w:before="0" w:line="240" w:lineRule="auto"/>
-      </w:pPr>
-      <w:r>
-        <w:rPr>
-          <w:rtl w:val="0"/>
-          <w:lang w:val="en-US"/>
-        </w:rPr>
-        <w:t>.duo-gallery{</w:t>
+        <w:t>/* STORY SPLIT */</w:t>
+      </w:r>
+    </w:p>
+    <w:p>
+      <w:pPr>
+        <w:pStyle w:val="Výchozí"/>
+        <w:suppressAutoHyphens w:val="1"/>
+        <w:spacing w:before="0" w:line="240" w:lineRule="auto"/>
+      </w:pPr>
+      <w:r>
+        <w:rPr>
+          <w:rtl w:val="0"/>
+          <w:lang w:val="en-US"/>
+        </w:rPr>
+        <w:t>.book-wrap .story-split{</w:t>
       </w:r>
     </w:p>
     <w:p>
@@ -4953,6 +4267,1154 @@
           <w:rtl w:val="0"/>
           <w:lang w:val="en-US"/>
         </w:rPr>
+        <w:t xml:space="preserve">  grid-template-columns:minmax(0,1.05fr) minmax(300px,0.95fr);</w:t>
+      </w:r>
+    </w:p>
+    <w:p>
+      <w:pPr>
+        <w:pStyle w:val="Výchozí"/>
+        <w:suppressAutoHyphens w:val="1"/>
+        <w:spacing w:before="0" w:line="240" w:lineRule="auto"/>
+      </w:pPr>
+      <w:r>
+        <w:rPr>
+          <w:rtl w:val="0"/>
+          <w:lang w:val="en-US"/>
+        </w:rPr>
+        <w:t xml:space="preserve">  gap:24px;</w:t>
+      </w:r>
+    </w:p>
+    <w:p>
+      <w:pPr>
+        <w:pStyle w:val="Výchozí"/>
+        <w:suppressAutoHyphens w:val="1"/>
+        <w:spacing w:before="0" w:line="240" w:lineRule="auto"/>
+      </w:pPr>
+      <w:r>
+        <w:rPr>
+          <w:rtl w:val="0"/>
+          <w:lang w:val="en-US"/>
+        </w:rPr>
+        <w:t xml:space="preserve">  align-items:center;</w:t>
+      </w:r>
+    </w:p>
+    <w:p>
+      <w:pPr>
+        <w:pStyle w:val="Výchozí"/>
+        <w:suppressAutoHyphens w:val="1"/>
+        <w:spacing w:before="0" w:line="240" w:lineRule="auto"/>
+      </w:pPr>
+      <w:r>
+        <w:rPr>
+          <w:rtl w:val="0"/>
+          <w:lang w:val="en-US"/>
+        </w:rPr>
+        <w:t xml:space="preserve">  margin-top:6px;</w:t>
+      </w:r>
+    </w:p>
+    <w:p>
+      <w:pPr>
+        <w:pStyle w:val="Výchozí"/>
+        <w:suppressAutoHyphens w:val="1"/>
+        <w:spacing w:before="0" w:line="240" w:lineRule="auto"/>
+      </w:pPr>
+      <w:r>
+        <w:rPr>
+          <w:rtl w:val="0"/>
+          <w:lang w:val="en-US"/>
+        </w:rPr>
+        <w:t>}</w:t>
+      </w:r>
+    </w:p>
+    <w:p>
+      <w:pPr>
+        <w:pStyle w:val="Výchozí"/>
+        <w:suppressAutoHyphens w:val="1"/>
+        <w:spacing w:before="0" w:line="240" w:lineRule="auto"/>
+      </w:pPr>
+    </w:p>
+    <w:p>
+      <w:pPr>
+        <w:pStyle w:val="Výchozí"/>
+        <w:suppressAutoHyphens w:val="1"/>
+        <w:spacing w:before="0" w:line="240" w:lineRule="auto"/>
+      </w:pPr>
+      <w:r>
+        <w:rPr>
+          <w:rtl w:val="0"/>
+          <w:lang w:val="en-US"/>
+        </w:rPr>
+        <w:t>.book-wrap .story-text{</w:t>
+      </w:r>
+    </w:p>
+    <w:p>
+      <w:pPr>
+        <w:pStyle w:val="Výchozí"/>
+        <w:suppressAutoHyphens w:val="1"/>
+        <w:spacing w:before="0" w:line="240" w:lineRule="auto"/>
+      </w:pPr>
+      <w:r>
+        <w:rPr>
+          <w:rtl w:val="0"/>
+          <w:lang w:val="en-US"/>
+        </w:rPr>
+        <w:t xml:space="preserve">  padding-right:6px;</w:t>
+      </w:r>
+    </w:p>
+    <w:p>
+      <w:pPr>
+        <w:pStyle w:val="Výchozí"/>
+        <w:suppressAutoHyphens w:val="1"/>
+        <w:spacing w:before="0" w:line="240" w:lineRule="auto"/>
+      </w:pPr>
+      <w:r>
+        <w:rPr>
+          <w:rtl w:val="0"/>
+          <w:lang w:val="en-US"/>
+        </w:rPr>
+        <w:t>}</w:t>
+      </w:r>
+    </w:p>
+    <w:p>
+      <w:pPr>
+        <w:pStyle w:val="Výchozí"/>
+        <w:suppressAutoHyphens w:val="1"/>
+        <w:spacing w:before="0" w:line="240" w:lineRule="auto"/>
+      </w:pPr>
+    </w:p>
+    <w:p>
+      <w:pPr>
+        <w:pStyle w:val="Výchozí"/>
+        <w:suppressAutoHyphens w:val="1"/>
+        <w:spacing w:before="0" w:line="240" w:lineRule="auto"/>
+      </w:pPr>
+      <w:r>
+        <w:rPr>
+          <w:rtl w:val="0"/>
+          <w:lang w:val="en-US"/>
+        </w:rPr>
+        <w:t>.book-wrap .story-media{</w:t>
+      </w:r>
+    </w:p>
+    <w:p>
+      <w:pPr>
+        <w:pStyle w:val="Výchozí"/>
+        <w:suppressAutoHyphens w:val="1"/>
+        <w:spacing w:before="0" w:line="240" w:lineRule="auto"/>
+      </w:pPr>
+      <w:r>
+        <w:rPr>
+          <w:rtl w:val="0"/>
+          <w:lang w:val="en-US"/>
+        </w:rPr>
+        <w:t xml:space="preserve">  position:relative;</w:t>
+      </w:r>
+    </w:p>
+    <w:p>
+      <w:pPr>
+        <w:pStyle w:val="Výchozí"/>
+        <w:suppressAutoHyphens w:val="1"/>
+        <w:spacing w:before="0" w:line="240" w:lineRule="auto"/>
+      </w:pPr>
+      <w:r>
+        <w:rPr>
+          <w:rtl w:val="0"/>
+          <w:lang w:val="en-US"/>
+        </w:rPr>
+        <w:t>}</w:t>
+      </w:r>
+    </w:p>
+    <w:p>
+      <w:pPr>
+        <w:pStyle w:val="Výchozí"/>
+        <w:suppressAutoHyphens w:val="1"/>
+        <w:spacing w:before="0" w:line="240" w:lineRule="auto"/>
+      </w:pPr>
+    </w:p>
+    <w:p>
+      <w:pPr>
+        <w:pStyle w:val="Výchozí"/>
+        <w:suppressAutoHyphens w:val="1"/>
+        <w:spacing w:before="0" w:line="240" w:lineRule="auto"/>
+      </w:pPr>
+      <w:r>
+        <w:rPr>
+          <w:rtl w:val="0"/>
+          <w:lang w:val="en-US"/>
+        </w:rPr>
+        <w:t>.book-wrap .story-image{</w:t>
+      </w:r>
+    </w:p>
+    <w:p>
+      <w:pPr>
+        <w:pStyle w:val="Výchozí"/>
+        <w:suppressAutoHyphens w:val="1"/>
+        <w:spacing w:before="0" w:line="240" w:lineRule="auto"/>
+      </w:pPr>
+      <w:r>
+        <w:rPr>
+          <w:rtl w:val="0"/>
+          <w:lang w:val="en-US"/>
+        </w:rPr>
+        <w:t xml:space="preserve">  overflow:hidden;</w:t>
+      </w:r>
+    </w:p>
+    <w:p>
+      <w:pPr>
+        <w:pStyle w:val="Výchozí"/>
+        <w:suppressAutoHyphens w:val="1"/>
+        <w:spacing w:before="0" w:line="240" w:lineRule="auto"/>
+      </w:pPr>
+      <w:r>
+        <w:rPr>
+          <w:rtl w:val="0"/>
+          <w:lang w:val="en-US"/>
+        </w:rPr>
+        <w:t xml:space="preserve">  border-radius:22px;</w:t>
+      </w:r>
+    </w:p>
+    <w:p>
+      <w:pPr>
+        <w:pStyle w:val="Výchozí"/>
+        <w:suppressAutoHyphens w:val="1"/>
+        <w:spacing w:before="0" w:line="240" w:lineRule="auto"/>
+      </w:pPr>
+      <w:r>
+        <w:rPr>
+          <w:rtl w:val="0"/>
+          <w:lang w:val="en-US"/>
+        </w:rPr>
+        <w:t xml:space="preserve">  background:#f3f6f9;</w:t>
+      </w:r>
+    </w:p>
+    <w:p>
+      <w:pPr>
+        <w:pStyle w:val="Výchozí"/>
+        <w:suppressAutoHyphens w:val="1"/>
+        <w:spacing w:before="0" w:line="240" w:lineRule="auto"/>
+      </w:pPr>
+      <w:r>
+        <w:rPr>
+          <w:rtl w:val="0"/>
+          <w:lang w:val="en-US"/>
+        </w:rPr>
+        <w:t>}</w:t>
+      </w:r>
+    </w:p>
+    <w:p>
+      <w:pPr>
+        <w:pStyle w:val="Výchozí"/>
+        <w:suppressAutoHyphens w:val="1"/>
+        <w:spacing w:before="0" w:line="240" w:lineRule="auto"/>
+      </w:pPr>
+    </w:p>
+    <w:p>
+      <w:pPr>
+        <w:pStyle w:val="Výchozí"/>
+        <w:suppressAutoHyphens w:val="1"/>
+        <w:spacing w:before="0" w:line="240" w:lineRule="auto"/>
+      </w:pPr>
+      <w:r>
+        <w:rPr>
+          <w:rtl w:val="0"/>
+          <w:lang w:val="en-US"/>
+        </w:rPr>
+        <w:t>.book-wrap .story-image img{</w:t>
+      </w:r>
+    </w:p>
+    <w:p>
+      <w:pPr>
+        <w:pStyle w:val="Výchozí"/>
+        <w:suppressAutoHyphens w:val="1"/>
+        <w:spacing w:before="0" w:line="240" w:lineRule="auto"/>
+      </w:pPr>
+      <w:r>
+        <w:rPr>
+          <w:rtl w:val="0"/>
+          <w:lang w:val="en-US"/>
+        </w:rPr>
+        <w:t xml:space="preserve">  width:100%;</w:t>
+      </w:r>
+    </w:p>
+    <w:p>
+      <w:pPr>
+        <w:pStyle w:val="Výchozí"/>
+        <w:suppressAutoHyphens w:val="1"/>
+        <w:spacing w:before="0" w:line="240" w:lineRule="auto"/>
+      </w:pPr>
+      <w:r>
+        <w:rPr>
+          <w:rtl w:val="0"/>
+          <w:lang w:val="en-US"/>
+        </w:rPr>
+        <w:t xml:space="preserve">  min-height:340px;</w:t>
+      </w:r>
+    </w:p>
+    <w:p>
+      <w:pPr>
+        <w:pStyle w:val="Výchozí"/>
+        <w:suppressAutoHyphens w:val="1"/>
+        <w:spacing w:before="0" w:line="240" w:lineRule="auto"/>
+      </w:pPr>
+      <w:r>
+        <w:rPr>
+          <w:rtl w:val="0"/>
+          <w:lang w:val="en-US"/>
+        </w:rPr>
+        <w:t xml:space="preserve">  object-fit:cover;</w:t>
+      </w:r>
+    </w:p>
+    <w:p>
+      <w:pPr>
+        <w:pStyle w:val="Výchozí"/>
+        <w:suppressAutoHyphens w:val="1"/>
+        <w:spacing w:before="0" w:line="240" w:lineRule="auto"/>
+      </w:pPr>
+      <w:r>
+        <w:rPr>
+          <w:rtl w:val="0"/>
+          <w:lang w:val="en-US"/>
+        </w:rPr>
+        <w:t>}</w:t>
+      </w:r>
+    </w:p>
+    <w:p>
+      <w:pPr>
+        <w:pStyle w:val="Výchozí"/>
+        <w:suppressAutoHyphens w:val="1"/>
+        <w:spacing w:before="0" w:line="240" w:lineRule="auto"/>
+      </w:pPr>
+    </w:p>
+    <w:p>
+      <w:pPr>
+        <w:pStyle w:val="Výchozí"/>
+        <w:suppressAutoHyphens w:val="1"/>
+        <w:spacing w:before="0" w:line="240" w:lineRule="auto"/>
+      </w:pPr>
+      <w:r>
+        <w:rPr>
+          <w:rtl w:val="0"/>
+          <w:lang w:val="en-US"/>
+        </w:rPr>
+        <w:t>.book-wrap .story-image a{</w:t>
+      </w:r>
+    </w:p>
+    <w:p>
+      <w:pPr>
+        <w:pStyle w:val="Výchozí"/>
+        <w:suppressAutoHyphens w:val="1"/>
+        <w:spacing w:before="0" w:line="240" w:lineRule="auto"/>
+      </w:pPr>
+      <w:r>
+        <w:rPr>
+          <w:rtl w:val="0"/>
+          <w:lang w:val="en-US"/>
+        </w:rPr>
+        <w:t xml:space="preserve">  display:block;</w:t>
+      </w:r>
+    </w:p>
+    <w:p>
+      <w:pPr>
+        <w:pStyle w:val="Výchozí"/>
+        <w:suppressAutoHyphens w:val="1"/>
+        <w:spacing w:before="0" w:line="240" w:lineRule="auto"/>
+      </w:pPr>
+      <w:r>
+        <w:rPr>
+          <w:rtl w:val="0"/>
+          <w:lang w:val="en-US"/>
+        </w:rPr>
+        <w:t>}</w:t>
+      </w:r>
+    </w:p>
+    <w:p>
+      <w:pPr>
+        <w:pStyle w:val="Výchozí"/>
+        <w:suppressAutoHyphens w:val="1"/>
+        <w:spacing w:before="0" w:line="240" w:lineRule="auto"/>
+      </w:pPr>
+    </w:p>
+    <w:p>
+      <w:pPr>
+        <w:pStyle w:val="Výchozí"/>
+        <w:suppressAutoHyphens w:val="1"/>
+        <w:spacing w:before="0" w:line="240" w:lineRule="auto"/>
+      </w:pPr>
+      <w:r>
+        <w:rPr>
+          <w:rtl w:val="0"/>
+          <w:lang w:val="en-US"/>
+        </w:rPr>
+        <w:t>.book-wrap .story-note{</w:t>
+      </w:r>
+    </w:p>
+    <w:p>
+      <w:pPr>
+        <w:pStyle w:val="Výchozí"/>
+        <w:suppressAutoHyphens w:val="1"/>
+        <w:spacing w:before="0" w:line="240" w:lineRule="auto"/>
+      </w:pPr>
+      <w:r>
+        <w:rPr>
+          <w:rtl w:val="0"/>
+          <w:lang w:val="en-US"/>
+        </w:rPr>
+        <w:t xml:space="preserve">  position:absolute;</w:t>
+      </w:r>
+    </w:p>
+    <w:p>
+      <w:pPr>
+        <w:pStyle w:val="Výchozí"/>
+        <w:suppressAutoHyphens w:val="1"/>
+        <w:spacing w:before="0" w:line="240" w:lineRule="auto"/>
+      </w:pPr>
+      <w:r>
+        <w:rPr>
+          <w:rtl w:val="0"/>
+          <w:lang w:val="en-US"/>
+        </w:rPr>
+        <w:t xml:space="preserve">  left:-18px;</w:t>
+      </w:r>
+    </w:p>
+    <w:p>
+      <w:pPr>
+        <w:pStyle w:val="Výchozí"/>
+        <w:suppressAutoHyphens w:val="1"/>
+        <w:spacing w:before="0" w:line="240" w:lineRule="auto"/>
+      </w:pPr>
+      <w:r>
+        <w:rPr>
+          <w:rtl w:val="0"/>
+          <w:lang w:val="en-US"/>
+        </w:rPr>
+        <w:t xml:space="preserve">  bottom:18px;</w:t>
+      </w:r>
+    </w:p>
+    <w:p>
+      <w:pPr>
+        <w:pStyle w:val="Výchozí"/>
+        <w:suppressAutoHyphens w:val="1"/>
+        <w:spacing w:before="0" w:line="240" w:lineRule="auto"/>
+      </w:pPr>
+      <w:r>
+        <w:rPr>
+          <w:rtl w:val="0"/>
+          <w:lang w:val="en-US"/>
+        </w:rPr>
+        <w:t xml:space="preserve">  max-width:230px;</w:t>
+      </w:r>
+    </w:p>
+    <w:p>
+      <w:pPr>
+        <w:pStyle w:val="Výchozí"/>
+        <w:suppressAutoHyphens w:val="1"/>
+        <w:spacing w:before="0" w:line="240" w:lineRule="auto"/>
+      </w:pPr>
+      <w:r>
+        <w:rPr>
+          <w:rtl w:val="0"/>
+          <w:lang w:val="en-US"/>
+        </w:rPr>
+        <w:t xml:space="preserve">  padding:13px 15px;</w:t>
+      </w:r>
+    </w:p>
+    <w:p>
+      <w:pPr>
+        <w:pStyle w:val="Výchozí"/>
+        <w:suppressAutoHyphens w:val="1"/>
+        <w:spacing w:before="0" w:line="240" w:lineRule="auto"/>
+      </w:pPr>
+      <w:r>
+        <w:rPr>
+          <w:rtl w:val="0"/>
+          <w:lang w:val="en-US"/>
+        </w:rPr>
+        <w:t xml:space="preserve">  background:rgba(255,255,255,0.93);</w:t>
+      </w:r>
+    </w:p>
+    <w:p>
+      <w:pPr>
+        <w:pStyle w:val="Výchozí"/>
+        <w:suppressAutoHyphens w:val="1"/>
+        <w:spacing w:before="0" w:line="240" w:lineRule="auto"/>
+      </w:pPr>
+      <w:r>
+        <w:rPr>
+          <w:rtl w:val="0"/>
+          <w:lang w:val="en-US"/>
+        </w:rPr>
+        <w:t xml:space="preserve">  border:1px solid rgba(230,237,244,0.95);</w:t>
+      </w:r>
+    </w:p>
+    <w:p>
+      <w:pPr>
+        <w:pStyle w:val="Výchozí"/>
+        <w:suppressAutoHyphens w:val="1"/>
+        <w:spacing w:before="0" w:line="240" w:lineRule="auto"/>
+      </w:pPr>
+      <w:r>
+        <w:rPr>
+          <w:rtl w:val="0"/>
+          <w:lang w:val="en-US"/>
+        </w:rPr>
+        <w:t xml:space="preserve">  border-radius:18px;</w:t>
+      </w:r>
+    </w:p>
+    <w:p>
+      <w:pPr>
+        <w:pStyle w:val="Výchozí"/>
+        <w:suppressAutoHyphens w:val="1"/>
+        <w:spacing w:before="0" w:line="240" w:lineRule="auto"/>
+      </w:pPr>
+      <w:r>
+        <w:rPr>
+          <w:rtl w:val="0"/>
+          <w:lang w:val="en-US"/>
+        </w:rPr>
+        <w:t xml:space="preserve">  box-shadow:0 14px 34px rgba(15,35,55,0.10);</w:t>
+      </w:r>
+    </w:p>
+    <w:p>
+      <w:pPr>
+        <w:pStyle w:val="Výchozí"/>
+        <w:suppressAutoHyphens w:val="1"/>
+        <w:spacing w:before="0" w:line="240" w:lineRule="auto"/>
+      </w:pPr>
+      <w:r>
+        <w:rPr>
+          <w:rtl w:val="0"/>
+          <w:lang w:val="en-US"/>
+        </w:rPr>
+        <w:t xml:space="preserve">  backdrop-filter:blur(10px);</w:t>
+      </w:r>
+    </w:p>
+    <w:p>
+      <w:pPr>
+        <w:pStyle w:val="Výchozí"/>
+        <w:suppressAutoHyphens w:val="1"/>
+        <w:spacing w:before="0" w:line="240" w:lineRule="auto"/>
+      </w:pPr>
+      <w:r>
+        <w:rPr>
+          <w:rtl w:val="0"/>
+          <w:lang w:val="en-US"/>
+        </w:rPr>
+        <w:t>}</w:t>
+      </w:r>
+    </w:p>
+    <w:p>
+      <w:pPr>
+        <w:pStyle w:val="Výchozí"/>
+        <w:suppressAutoHyphens w:val="1"/>
+        <w:spacing w:before="0" w:line="240" w:lineRule="auto"/>
+      </w:pPr>
+    </w:p>
+    <w:p>
+      <w:pPr>
+        <w:pStyle w:val="Výchozí"/>
+        <w:suppressAutoHyphens w:val="1"/>
+        <w:spacing w:before="0" w:line="240" w:lineRule="auto"/>
+      </w:pPr>
+      <w:r>
+        <w:rPr>
+          <w:rtl w:val="0"/>
+          <w:lang w:val="en-US"/>
+        </w:rPr>
+        <w:t>.book-wrap .story-note strong{</w:t>
+      </w:r>
+    </w:p>
+    <w:p>
+      <w:pPr>
+        <w:pStyle w:val="Výchozí"/>
+        <w:suppressAutoHyphens w:val="1"/>
+        <w:spacing w:before="0" w:line="240" w:lineRule="auto"/>
+      </w:pPr>
+      <w:r>
+        <w:rPr>
+          <w:rtl w:val="0"/>
+          <w:lang w:val="en-US"/>
+        </w:rPr>
+        <w:t xml:space="preserve">  display:block;</w:t>
+      </w:r>
+    </w:p>
+    <w:p>
+      <w:pPr>
+        <w:pStyle w:val="Výchozí"/>
+        <w:suppressAutoHyphens w:val="1"/>
+        <w:spacing w:before="0" w:line="240" w:lineRule="auto"/>
+      </w:pPr>
+      <w:r>
+        <w:rPr>
+          <w:rtl w:val="0"/>
+          <w:lang w:val="en-US"/>
+        </w:rPr>
+        <w:t xml:space="preserve">  margin-bottom:4px;</w:t>
+      </w:r>
+    </w:p>
+    <w:p>
+      <w:pPr>
+        <w:pStyle w:val="Výchozí"/>
+        <w:suppressAutoHyphens w:val="1"/>
+        <w:spacing w:before="0" w:line="240" w:lineRule="auto"/>
+      </w:pPr>
+      <w:r>
+        <w:rPr>
+          <w:rtl w:val="0"/>
+          <w:lang w:val="en-US"/>
+        </w:rPr>
+        <w:t xml:space="preserve">  color:var(--pw-heading);</w:t>
+      </w:r>
+    </w:p>
+    <w:p>
+      <w:pPr>
+        <w:pStyle w:val="Výchozí"/>
+        <w:suppressAutoHyphens w:val="1"/>
+        <w:spacing w:before="0" w:line="240" w:lineRule="auto"/>
+      </w:pPr>
+      <w:r>
+        <w:rPr>
+          <w:rtl w:val="0"/>
+          <w:lang w:val="en-US"/>
+        </w:rPr>
+        <w:t xml:space="preserve">  font-size:13px;</w:t>
+      </w:r>
+    </w:p>
+    <w:p>
+      <w:pPr>
+        <w:pStyle w:val="Výchozí"/>
+        <w:suppressAutoHyphens w:val="1"/>
+        <w:spacing w:before="0" w:line="240" w:lineRule="auto"/>
+      </w:pPr>
+      <w:r>
+        <w:rPr>
+          <w:rtl w:val="0"/>
+          <w:lang w:val="en-US"/>
+        </w:rPr>
+        <w:t xml:space="preserve">  line-height:1.35;</w:t>
+      </w:r>
+    </w:p>
+    <w:p>
+      <w:pPr>
+        <w:pStyle w:val="Výchozí"/>
+        <w:suppressAutoHyphens w:val="1"/>
+        <w:spacing w:before="0" w:line="240" w:lineRule="auto"/>
+      </w:pPr>
+      <w:r>
+        <w:rPr>
+          <w:rtl w:val="0"/>
+          <w:lang w:val="en-US"/>
+        </w:rPr>
+        <w:t>}</w:t>
+      </w:r>
+    </w:p>
+    <w:p>
+      <w:pPr>
+        <w:pStyle w:val="Výchozí"/>
+        <w:suppressAutoHyphens w:val="1"/>
+        <w:spacing w:before="0" w:line="240" w:lineRule="auto"/>
+      </w:pPr>
+    </w:p>
+    <w:p>
+      <w:pPr>
+        <w:pStyle w:val="Výchozí"/>
+        <w:suppressAutoHyphens w:val="1"/>
+        <w:spacing w:before="0" w:line="240" w:lineRule="auto"/>
+      </w:pPr>
+      <w:r>
+        <w:rPr>
+          <w:rtl w:val="0"/>
+          <w:lang w:val="en-US"/>
+        </w:rPr>
+        <w:t>.book-wrap .story-note span{</w:t>
+      </w:r>
+    </w:p>
+    <w:p>
+      <w:pPr>
+        <w:pStyle w:val="Výchozí"/>
+        <w:suppressAutoHyphens w:val="1"/>
+        <w:spacing w:before="0" w:line="240" w:lineRule="auto"/>
+      </w:pPr>
+      <w:r>
+        <w:rPr>
+          <w:rtl w:val="0"/>
+          <w:lang w:val="en-US"/>
+        </w:rPr>
+        <w:t xml:space="preserve">  display:block;</w:t>
+      </w:r>
+    </w:p>
+    <w:p>
+      <w:pPr>
+        <w:pStyle w:val="Výchozí"/>
+        <w:suppressAutoHyphens w:val="1"/>
+        <w:spacing w:before="0" w:line="240" w:lineRule="auto"/>
+      </w:pPr>
+      <w:r>
+        <w:rPr>
+          <w:rtl w:val="0"/>
+          <w:lang w:val="en-US"/>
+        </w:rPr>
+        <w:t xml:space="preserve">  color:var(--pw-muted);</w:t>
+      </w:r>
+    </w:p>
+    <w:p>
+      <w:pPr>
+        <w:pStyle w:val="Výchozí"/>
+        <w:suppressAutoHyphens w:val="1"/>
+        <w:spacing w:before="0" w:line="240" w:lineRule="auto"/>
+      </w:pPr>
+      <w:r>
+        <w:rPr>
+          <w:rtl w:val="0"/>
+          <w:lang w:val="en-US"/>
+        </w:rPr>
+        <w:t xml:space="preserve">  font-size:13px;</w:t>
+      </w:r>
+    </w:p>
+    <w:p>
+      <w:pPr>
+        <w:pStyle w:val="Výchozí"/>
+        <w:suppressAutoHyphens w:val="1"/>
+        <w:spacing w:before="0" w:line="240" w:lineRule="auto"/>
+      </w:pPr>
+      <w:r>
+        <w:rPr>
+          <w:rtl w:val="0"/>
+          <w:lang w:val="en-US"/>
+        </w:rPr>
+        <w:t xml:space="preserve">  line-height:1.5;</w:t>
+      </w:r>
+    </w:p>
+    <w:p>
+      <w:pPr>
+        <w:pStyle w:val="Výchozí"/>
+        <w:suppressAutoHyphens w:val="1"/>
+        <w:spacing w:before="0" w:line="240" w:lineRule="auto"/>
+      </w:pPr>
+      <w:r>
+        <w:rPr>
+          <w:rtl w:val="0"/>
+          <w:lang w:val="en-US"/>
+        </w:rPr>
+        <w:t>}</w:t>
+      </w:r>
+    </w:p>
+    <w:p>
+      <w:pPr>
+        <w:pStyle w:val="Výchozí"/>
+        <w:suppressAutoHyphens w:val="1"/>
+        <w:spacing w:before="0" w:line="240" w:lineRule="auto"/>
+      </w:pPr>
+    </w:p>
+    <w:p>
+      <w:pPr>
+        <w:pStyle w:val="Výchozí"/>
+        <w:suppressAutoHyphens w:val="1"/>
+        <w:spacing w:before="0" w:line="240" w:lineRule="auto"/>
+      </w:pPr>
+      <w:r>
+        <w:rPr>
+          <w:rtl w:val="0"/>
+          <w:lang w:val="en-US"/>
+        </w:rPr>
+        <w:t>.book-wrap .story-note:empty{</w:t>
+      </w:r>
+    </w:p>
+    <w:p>
+      <w:pPr>
+        <w:pStyle w:val="Výchozí"/>
+        <w:suppressAutoHyphens w:val="1"/>
+        <w:spacing w:before="0" w:line="240" w:lineRule="auto"/>
+      </w:pPr>
+      <w:r>
+        <w:rPr>
+          <w:rtl w:val="0"/>
+          <w:lang w:val="en-US"/>
+        </w:rPr>
+        <w:t xml:space="preserve">  display:none;</w:t>
+      </w:r>
+    </w:p>
+    <w:p>
+      <w:pPr>
+        <w:pStyle w:val="Výchozí"/>
+        <w:suppressAutoHyphens w:val="1"/>
+        <w:spacing w:before="0" w:line="240" w:lineRule="auto"/>
+      </w:pPr>
+      <w:r>
+        <w:rPr>
+          <w:rtl w:val="0"/>
+          <w:lang w:val="en-US"/>
+        </w:rPr>
+        <w:t>}</w:t>
+      </w:r>
+    </w:p>
+    <w:p>
+      <w:pPr>
+        <w:pStyle w:val="Výchozí"/>
+        <w:suppressAutoHyphens w:val="1"/>
+        <w:spacing w:before="0" w:line="240" w:lineRule="auto"/>
+      </w:pPr>
+    </w:p>
+    <w:p>
+      <w:pPr>
+        <w:pStyle w:val="Výchozí"/>
+        <w:suppressAutoHyphens w:val="1"/>
+        <w:spacing w:before="0" w:line="240" w:lineRule="auto"/>
+      </w:pPr>
+      <w:r>
+        <w:rPr>
+          <w:rtl w:val="0"/>
+          <w:lang w:val="en-US"/>
+        </w:rPr>
+        <w:t>/* FULL IMAGE BREAK */</w:t>
+      </w:r>
+    </w:p>
+    <w:p>
+      <w:pPr>
+        <w:pStyle w:val="Výchozí"/>
+        <w:suppressAutoHyphens w:val="1"/>
+        <w:spacing w:before="0" w:line="240" w:lineRule="auto"/>
+      </w:pPr>
+      <w:r>
+        <w:rPr>
+          <w:rtl w:val="0"/>
+          <w:lang w:val="en-US"/>
+        </w:rPr>
+        <w:t>.book-wrap .soft-divider{</w:t>
+      </w:r>
+    </w:p>
+    <w:p>
+      <w:pPr>
+        <w:pStyle w:val="Výchozí"/>
+        <w:suppressAutoHyphens w:val="1"/>
+        <w:spacing w:before="0" w:line="240" w:lineRule="auto"/>
+      </w:pPr>
+      <w:r>
+        <w:rPr>
+          <w:rtl w:val="0"/>
+          <w:lang w:val="en-US"/>
+        </w:rPr>
+        <w:t xml:space="preserve">  width:100%;</w:t>
+      </w:r>
+    </w:p>
+    <w:p>
+      <w:pPr>
+        <w:pStyle w:val="Výchozí"/>
+        <w:suppressAutoHyphens w:val="1"/>
+        <w:spacing w:before="0" w:line="240" w:lineRule="auto"/>
+      </w:pPr>
+      <w:r>
+        <w:rPr>
+          <w:rtl w:val="0"/>
+          <w:lang w:val="en-US"/>
+        </w:rPr>
+        <w:t xml:space="preserve">  height:1px;</w:t>
+      </w:r>
+    </w:p>
+    <w:p>
+      <w:pPr>
+        <w:pStyle w:val="Výchozí"/>
+        <w:suppressAutoHyphens w:val="1"/>
+        <w:spacing w:before="0" w:line="240" w:lineRule="auto"/>
+      </w:pPr>
+      <w:r>
+        <w:rPr>
+          <w:rtl w:val="0"/>
+          <w:lang w:val="en-US"/>
+        </w:rPr>
+        <w:t xml:space="preserve">  margin:2px 0 4px;</w:t>
+      </w:r>
+    </w:p>
+    <w:p>
+      <w:pPr>
+        <w:pStyle w:val="Výchozí"/>
+        <w:suppressAutoHyphens w:val="1"/>
+        <w:spacing w:before="0" w:line="240" w:lineRule="auto"/>
+      </w:pPr>
+      <w:r>
+        <w:rPr>
+          <w:rtl w:val="0"/>
+          <w:lang w:val="en-US"/>
+        </w:rPr>
+        <w:t xml:space="preserve">  background:linear-gradient(90deg, transparent, rgba(18,52,77,0.18), transparent);</w:t>
+      </w:r>
+    </w:p>
+    <w:p>
+      <w:pPr>
+        <w:pStyle w:val="Výchozí"/>
+        <w:suppressAutoHyphens w:val="1"/>
+        <w:spacing w:before="0" w:line="240" w:lineRule="auto"/>
+      </w:pPr>
+      <w:r>
+        <w:rPr>
+          <w:rtl w:val="0"/>
+          <w:lang w:val="en-US"/>
+        </w:rPr>
+        <w:t>}</w:t>
+      </w:r>
+    </w:p>
+    <w:p>
+      <w:pPr>
+        <w:pStyle w:val="Výchozí"/>
+        <w:suppressAutoHyphens w:val="1"/>
+        <w:spacing w:before="0" w:line="240" w:lineRule="auto"/>
+      </w:pPr>
+    </w:p>
+    <w:p>
+      <w:pPr>
+        <w:pStyle w:val="Výchozí"/>
+        <w:suppressAutoHyphens w:val="1"/>
+        <w:spacing w:before="0" w:line="240" w:lineRule="auto"/>
+      </w:pPr>
+      <w:r>
+        <w:rPr>
+          <w:rtl w:val="0"/>
+          <w:lang w:val="en-US"/>
+        </w:rPr>
+        <w:t>.book-wrap .full-bleed-image{</w:t>
+      </w:r>
+    </w:p>
+    <w:p>
+      <w:pPr>
+        <w:pStyle w:val="Výchozí"/>
+        <w:suppressAutoHyphens w:val="1"/>
+        <w:spacing w:before="0" w:line="240" w:lineRule="auto"/>
+      </w:pPr>
+      <w:r>
+        <w:rPr>
+          <w:rtl w:val="0"/>
+          <w:lang w:val="en-US"/>
+        </w:rPr>
+        <w:t xml:space="preserve">  overflow:hidden;</w:t>
+      </w:r>
+    </w:p>
+    <w:p>
+      <w:pPr>
+        <w:pStyle w:val="Výchozí"/>
+        <w:suppressAutoHyphens w:val="1"/>
+        <w:spacing w:before="0" w:line="240" w:lineRule="auto"/>
+      </w:pPr>
+      <w:r>
+        <w:rPr>
+          <w:rtl w:val="0"/>
+          <w:lang w:val="en-US"/>
+        </w:rPr>
+        <w:t xml:space="preserve">  border-radius:24px;</w:t>
+      </w:r>
+    </w:p>
+    <w:p>
+      <w:pPr>
+        <w:pStyle w:val="Výchozí"/>
+        <w:suppressAutoHyphens w:val="1"/>
+        <w:spacing w:before="0" w:line="240" w:lineRule="auto"/>
+      </w:pPr>
+      <w:r>
+        <w:rPr>
+          <w:rtl w:val="0"/>
+          <w:lang w:val="en-US"/>
+        </w:rPr>
+        <w:t xml:space="preserve">  background:#f3f6f9;</w:t>
+      </w:r>
+    </w:p>
+    <w:p>
+      <w:pPr>
+        <w:pStyle w:val="Výchozí"/>
+        <w:suppressAutoHyphens w:val="1"/>
+        <w:spacing w:before="0" w:line="240" w:lineRule="auto"/>
+      </w:pPr>
+      <w:r>
+        <w:rPr>
+          <w:rtl w:val="0"/>
+          <w:lang w:val="en-US"/>
+        </w:rPr>
+        <w:t>}</w:t>
+      </w:r>
+    </w:p>
+    <w:p>
+      <w:pPr>
+        <w:pStyle w:val="Výchozí"/>
+        <w:suppressAutoHyphens w:val="1"/>
+        <w:spacing w:before="0" w:line="240" w:lineRule="auto"/>
+      </w:pPr>
+    </w:p>
+    <w:p>
+      <w:pPr>
+        <w:pStyle w:val="Výchozí"/>
+        <w:suppressAutoHyphens w:val="1"/>
+        <w:spacing w:before="0" w:line="240" w:lineRule="auto"/>
+      </w:pPr>
+      <w:r>
+        <w:rPr>
+          <w:rtl w:val="0"/>
+          <w:lang w:val="en-US"/>
+        </w:rPr>
+        <w:t>.book-wrap .full-bleed-image img{</w:t>
+      </w:r>
+    </w:p>
+    <w:p>
+      <w:pPr>
+        <w:pStyle w:val="Výchozí"/>
+        <w:suppressAutoHyphens w:val="1"/>
+        <w:spacing w:before="0" w:line="240" w:lineRule="auto"/>
+      </w:pPr>
+      <w:r>
+        <w:rPr>
+          <w:rtl w:val="0"/>
+          <w:lang w:val="en-US"/>
+        </w:rPr>
+        <w:t xml:space="preserve">  width:100%;</w:t>
+      </w:r>
+    </w:p>
+    <w:p>
+      <w:pPr>
+        <w:pStyle w:val="Výchozí"/>
+        <w:suppressAutoHyphens w:val="1"/>
+        <w:spacing w:before="0" w:line="240" w:lineRule="auto"/>
+      </w:pPr>
+      <w:r>
+        <w:rPr>
+          <w:rtl w:val="0"/>
+          <w:lang w:val="en-US"/>
+        </w:rPr>
+        <w:t xml:space="preserve">  max-height:520px;</w:t>
+      </w:r>
+    </w:p>
+    <w:p>
+      <w:pPr>
+        <w:pStyle w:val="Výchozí"/>
+        <w:suppressAutoHyphens w:val="1"/>
+        <w:spacing w:before="0" w:line="240" w:lineRule="auto"/>
+      </w:pPr>
+      <w:r>
+        <w:rPr>
+          <w:rtl w:val="0"/>
+          <w:lang w:val="en-US"/>
+        </w:rPr>
+        <w:t xml:space="preserve">  object-fit:cover;</w:t>
+      </w:r>
+    </w:p>
+    <w:p>
+      <w:pPr>
+        <w:pStyle w:val="Výchozí"/>
+        <w:suppressAutoHyphens w:val="1"/>
+        <w:spacing w:before="0" w:line="240" w:lineRule="auto"/>
+      </w:pPr>
+      <w:r>
+        <w:rPr>
+          <w:rtl w:val="0"/>
+          <w:lang w:val="en-US"/>
+        </w:rPr>
+        <w:t>}</w:t>
+      </w:r>
+    </w:p>
+    <w:p>
+      <w:pPr>
+        <w:pStyle w:val="Výchozí"/>
+        <w:suppressAutoHyphens w:val="1"/>
+        <w:spacing w:before="0" w:line="240" w:lineRule="auto"/>
+      </w:pPr>
+    </w:p>
+    <w:p>
+      <w:pPr>
+        <w:pStyle w:val="Výchozí"/>
+        <w:suppressAutoHyphens w:val="1"/>
+        <w:spacing w:before="0" w:line="240" w:lineRule="auto"/>
+      </w:pPr>
+      <w:r>
+        <w:rPr>
+          <w:rtl w:val="0"/>
+          <w:lang w:val="en-US"/>
+        </w:rPr>
+        <w:t>.book-wrap .full-bleed-image a{</w:t>
+      </w:r>
+    </w:p>
+    <w:p>
+      <w:pPr>
+        <w:pStyle w:val="Výchozí"/>
+        <w:suppressAutoHyphens w:val="1"/>
+        <w:spacing w:before="0" w:line="240" w:lineRule="auto"/>
+      </w:pPr>
+      <w:r>
+        <w:rPr>
+          <w:rtl w:val="0"/>
+          <w:lang w:val="en-US"/>
+        </w:rPr>
+        <w:t xml:space="preserve">  display:block;</w:t>
+      </w:r>
+    </w:p>
+    <w:p>
+      <w:pPr>
+        <w:pStyle w:val="Výchozí"/>
+        <w:suppressAutoHyphens w:val="1"/>
+        <w:spacing w:before="0" w:line="240" w:lineRule="auto"/>
+      </w:pPr>
+      <w:r>
+        <w:rPr>
+          <w:rtl w:val="0"/>
+          <w:lang w:val="en-US"/>
+        </w:rPr>
+        <w:t>}</w:t>
+      </w:r>
+    </w:p>
+    <w:p>
+      <w:pPr>
+        <w:pStyle w:val="Výchozí"/>
+        <w:suppressAutoHyphens w:val="1"/>
+        <w:spacing w:before="0" w:line="240" w:lineRule="auto"/>
+      </w:pPr>
+    </w:p>
+    <w:p>
+      <w:pPr>
+        <w:pStyle w:val="Výchozí"/>
+        <w:suppressAutoHyphens w:val="1"/>
+        <w:spacing w:before="0" w:line="240" w:lineRule="auto"/>
+      </w:pPr>
+      <w:r>
+        <w:rPr>
+          <w:rtl w:val="0"/>
+          <w:lang w:val="en-US"/>
+        </w:rPr>
+        <w:t>/* DUO GALLERY */</w:t>
+      </w:r>
+    </w:p>
+    <w:p>
+      <w:pPr>
+        <w:pStyle w:val="Výchozí"/>
+        <w:suppressAutoHyphens w:val="1"/>
+        <w:spacing w:before="0" w:line="240" w:lineRule="auto"/>
+      </w:pPr>
+      <w:r>
+        <w:rPr>
+          <w:rtl w:val="0"/>
+          <w:lang w:val="en-US"/>
+        </w:rPr>
+        <w:t>.book-wrap .duo-gallery{</w:t>
+      </w:r>
+    </w:p>
+    <w:p>
+      <w:pPr>
+        <w:pStyle w:val="Výchozí"/>
+        <w:suppressAutoHyphens w:val="1"/>
+        <w:spacing w:before="0" w:line="240" w:lineRule="auto"/>
+      </w:pPr>
+      <w:r>
+        <w:rPr>
+          <w:rtl w:val="0"/>
+          <w:lang w:val="en-US"/>
+        </w:rPr>
+        <w:t xml:space="preserve">  display:grid;</w:t>
+      </w:r>
+    </w:p>
+    <w:p>
+      <w:pPr>
+        <w:pStyle w:val="Výchozí"/>
+        <w:suppressAutoHyphens w:val="1"/>
+        <w:spacing w:before="0" w:line="240" w:lineRule="auto"/>
+      </w:pPr>
+      <w:r>
+        <w:rPr>
+          <w:rtl w:val="0"/>
+          <w:lang w:val="en-US"/>
+        </w:rPr>
         <w:t xml:space="preserve">  grid-template-columns:repeat(2, minmax(0,1fr));</w:t>
       </w:r>
     </w:p>
@@ -5002,7 +5464,7 @@
           <w:rtl w:val="0"/>
           <w:lang w:val="en-US"/>
         </w:rPr>
-        <w:t>.duo-card{</w:t>
+        <w:t>.book-wrap .duo-card{</w:t>
       </w:r>
     </w:p>
     <w:p>
@@ -5107,7 +5569,7 @@
           <w:rtl w:val="0"/>
           <w:lang w:val="en-US"/>
         </w:rPr>
-        <w:t>.duo-card a{</w:t>
+        <w:t>.book-wrap .duo-card a{</w:t>
       </w:r>
     </w:p>
     <w:p>
@@ -5226,7 +5688,7 @@
           <w:rtl w:val="0"/>
           <w:lang w:val="en-US"/>
         </w:rPr>
-        <w:t>.duo-card img{</w:t>
+        <w:t>.book-wrap .duo-card img{</w:t>
       </w:r>
     </w:p>
     <w:p>
@@ -5359,7 +5821,7 @@
           <w:rtl w:val="0"/>
           <w:lang w:val="en-US"/>
         </w:rPr>
-        <w:t>.duo-caption{</w:t>
+        <w:t>.book-wrap .duo-caption{</w:t>
       </w:r>
     </w:p>
     <w:p>
@@ -5408,7 +5870,7 @@
           <w:rtl w:val="0"/>
           <w:lang w:val="en-US"/>
         </w:rPr>
-        <w:t>.duo-caption strong{</w:t>
+        <w:t>.book-wrap .duo-caption strong{</w:t>
       </w:r>
     </w:p>
     <w:p>
@@ -5513,7 +5975,7 @@
           <w:rtl w:val="0"/>
           <w:lang w:val="en-US"/>
         </w:rPr>
-        <w:t>.duo-caption span{</w:t>
+        <w:t>.book-wrap .duo-caption span{</w:t>
       </w:r>
     </w:p>
     <w:p>
@@ -5618,7 +6080,7 @@
           <w:rtl w:val="0"/>
           <w:lang w:val="en-US"/>
         </w:rPr>
-        <w:t>.clean-table-wrap{</w:t>
+        <w:t>.book-wrap .clean-table-wrap{</w:t>
       </w:r>
     </w:p>
     <w:p>
@@ -5709,7 +6171,7 @@
           <w:rtl w:val="0"/>
           <w:lang w:val="en-US"/>
         </w:rPr>
-        <w:t>.clean-table{</w:t>
+        <w:t>.book-wrap .clean-table{</w:t>
       </w:r>
     </w:p>
     <w:p>
@@ -5772,7 +6234,7 @@
           <w:rtl w:val="0"/>
           <w:lang w:val="en-US"/>
         </w:rPr>
-        <w:t>.clean-table thead th{</w:t>
+        <w:t>.book-wrap .clean-table thead th{</w:t>
       </w:r>
     </w:p>
     <w:p>
@@ -5905,7 +6367,7 @@
           <w:rtl w:val="0"/>
           <w:lang w:val="en-US"/>
         </w:rPr>
-        <w:t>.clean-table tbody td{</w:t>
+        <w:t>.book-wrap .clean-table tbody td{</w:t>
       </w:r>
     </w:p>
     <w:p>
@@ -5996,7 +6458,7 @@
           <w:rtl w:val="0"/>
           <w:lang w:val="en-US"/>
         </w:rPr>
-        <w:t>.video-shell{</w:t>
+        <w:t>.book-wrap .video-shell{</w:t>
       </w:r>
     </w:p>
     <w:p>
@@ -6073,7 +6535,7 @@
           <w:rtl w:val="0"/>
           <w:lang w:val="en-US"/>
         </w:rPr>
-        <w:t>.video-block{</w:t>
+        <w:t>.book-wrap .video-block{</w:t>
       </w:r>
     </w:p>
     <w:p>
@@ -6164,7 +6626,7 @@
           <w:rtl w:val="0"/>
           <w:lang w:val="en-US"/>
         </w:rPr>
-        <w:t>.video-block iframe{</w:t>
+        <w:t>.book-wrap .video-block iframe{</w:t>
       </w:r>
     </w:p>
     <w:p>
@@ -6297,7 +6759,7 @@
           <w:rtl w:val="0"/>
           <w:lang w:val="en-US"/>
         </w:rPr>
-        <w:t xml:space="preserve">  .hero{</w:t>
+        <w:t xml:space="preserve">  .book-wrap .hero{</w:t>
       </w:r>
     </w:p>
     <w:p>
@@ -6346,7 +6808,7 @@
           <w:rtl w:val="0"/>
           <w:lang w:val="en-US"/>
         </w:rPr>
-        <w:t xml:space="preserve">  .hero-card h1{</w:t>
+        <w:t xml:space="preserve">  .book-wrap .hero-card h1{</w:t>
       </w:r>
     </w:p>
     <w:p>
@@ -6395,7 +6857,7 @@
           <w:rtl w:val="0"/>
           <w:lang w:val="en-US"/>
         </w:rPr>
-        <w:t xml:space="preserve">  .info-grid{</w:t>
+        <w:t xml:space="preserve">  .book-wrap .info-grid{</w:t>
       </w:r>
     </w:p>
     <w:p>
@@ -6432,6 +6894,132 @@
         <w:suppressAutoHyphens w:val="1"/>
         <w:spacing w:before="0" w:line="240" w:lineRule="auto"/>
       </w:pPr>
+    </w:p>
+    <w:p>
+      <w:pPr>
+        <w:pStyle w:val="Výchozí"/>
+        <w:suppressAutoHyphens w:val="1"/>
+        <w:spacing w:before="0" w:line="240" w:lineRule="auto"/>
+      </w:pPr>
+      <w:r>
+        <w:rPr>
+          <w:rtl w:val="0"/>
+          <w:lang w:val="en-US"/>
+        </w:rPr>
+        <w:t xml:space="preserve">  .book-wrap .story-split{</w:t>
+      </w:r>
+    </w:p>
+    <w:p>
+      <w:pPr>
+        <w:pStyle w:val="Výchozí"/>
+        <w:suppressAutoHyphens w:val="1"/>
+        <w:spacing w:before="0" w:line="240" w:lineRule="auto"/>
+      </w:pPr>
+      <w:r>
+        <w:rPr>
+          <w:rtl w:val="0"/>
+          <w:lang w:val="en-US"/>
+        </w:rPr>
+        <w:t xml:space="preserve">    grid-template-columns:1fr;</w:t>
+      </w:r>
+    </w:p>
+    <w:p>
+      <w:pPr>
+        <w:pStyle w:val="Výchozí"/>
+        <w:suppressAutoHyphens w:val="1"/>
+        <w:spacing w:before="0" w:line="240" w:lineRule="auto"/>
+      </w:pPr>
+      <w:r>
+        <w:rPr>
+          <w:rtl w:val="0"/>
+          <w:lang w:val="en-US"/>
+        </w:rPr>
+        <w:t xml:space="preserve">  }</w:t>
+      </w:r>
+    </w:p>
+    <w:p>
+      <w:pPr>
+        <w:pStyle w:val="Výchozí"/>
+        <w:suppressAutoHyphens w:val="1"/>
+        <w:spacing w:before="0" w:line="240" w:lineRule="auto"/>
+      </w:pPr>
+    </w:p>
+    <w:p>
+      <w:pPr>
+        <w:pStyle w:val="Výchozí"/>
+        <w:suppressAutoHyphens w:val="1"/>
+        <w:spacing w:before="0" w:line="240" w:lineRule="auto"/>
+      </w:pPr>
+      <w:r>
+        <w:rPr>
+          <w:rtl w:val="0"/>
+          <w:lang w:val="en-US"/>
+        </w:rPr>
+        <w:t xml:space="preserve">  .book-wrap .story-note{</w:t>
+      </w:r>
+    </w:p>
+    <w:p>
+      <w:pPr>
+        <w:pStyle w:val="Výchozí"/>
+        <w:suppressAutoHyphens w:val="1"/>
+        <w:spacing w:before="0" w:line="240" w:lineRule="auto"/>
+      </w:pPr>
+      <w:r>
+        <w:rPr>
+          <w:rtl w:val="0"/>
+          <w:lang w:val="en-US"/>
+        </w:rPr>
+        <w:t xml:space="preserve">    position:static;</w:t>
+      </w:r>
+    </w:p>
+    <w:p>
+      <w:pPr>
+        <w:pStyle w:val="Výchozí"/>
+        <w:suppressAutoHyphens w:val="1"/>
+        <w:spacing w:before="0" w:line="240" w:lineRule="auto"/>
+      </w:pPr>
+      <w:r>
+        <w:rPr>
+          <w:rtl w:val="0"/>
+          <w:lang w:val="en-US"/>
+        </w:rPr>
+        <w:t xml:space="preserve">    margin-top:14px;</w:t>
+      </w:r>
+    </w:p>
+    <w:p>
+      <w:pPr>
+        <w:pStyle w:val="Výchozí"/>
+        <w:suppressAutoHyphens w:val="1"/>
+        <w:spacing w:before="0" w:line="240" w:lineRule="auto"/>
+      </w:pPr>
+      <w:r>
+        <w:rPr>
+          <w:rtl w:val="0"/>
+          <w:lang w:val="en-US"/>
+        </w:rPr>
+        <w:t xml:space="preserve">    max-width:none;</w:t>
+      </w:r>
+    </w:p>
+    <w:p>
+      <w:pPr>
+        <w:pStyle w:val="Výchozí"/>
+        <w:suppressAutoHyphens w:val="1"/>
+        <w:spacing w:before="0" w:line="240" w:lineRule="auto"/>
+      </w:pPr>
+      <w:r>
+        <w:rPr>
+          <w:rtl w:val="0"/>
+          <w:lang w:val="en-US"/>
+        </w:rPr>
+        <w:t xml:space="preserve">  }</w:t>
+      </w:r>
+    </w:p>
+    <w:p>
+      <w:pPr>
+        <w:pStyle w:val="Výchozí"/>
+        <w:suppressAutoHyphens w:val="1"/>
+        <w:spacing w:before="0" w:line="240" w:lineRule="auto"/>
+      </w:pPr>
       <w:r>
         <w:rPr>
           <w:rtl w:val="0"/>
@@ -6521,63 +7109,63 @@
           <w:rtl w:val="0"/>
           <w:lang w:val="en-US"/>
         </w:rPr>
-        <w:t xml:space="preserve">  .hero-card,</w:t>
-      </w:r>
-    </w:p>
-    <w:p>
-      <w:pPr>
-        <w:pStyle w:val="Výchozí"/>
-        <w:suppressAutoHyphens w:val="1"/>
-        <w:spacing w:before="0" w:line="240" w:lineRule="auto"/>
-      </w:pPr>
-      <w:r>
-        <w:rPr>
-          <w:rtl w:val="0"/>
-          <w:lang w:val="en-US"/>
-        </w:rPr>
-        <w:t xml:space="preserve">  .section-card,</w:t>
-      </w:r>
-    </w:p>
-    <w:p>
-      <w:pPr>
-        <w:pStyle w:val="Výchozí"/>
-        <w:suppressAutoHyphens w:val="1"/>
-        <w:spacing w:before="0" w:line="240" w:lineRule="auto"/>
-      </w:pPr>
-      <w:r>
-        <w:rPr>
-          <w:rtl w:val="0"/>
-          <w:lang w:val="en-US"/>
-        </w:rPr>
-        <w:t xml:space="preserve">  .table-card,</w:t>
-      </w:r>
-    </w:p>
-    <w:p>
-      <w:pPr>
-        <w:pStyle w:val="Výchozí"/>
-        <w:suppressAutoHyphens w:val="1"/>
-        <w:spacing w:before="0" w:line="240" w:lineRule="auto"/>
-      </w:pPr>
-      <w:r>
-        <w:rPr>
-          <w:rtl w:val="0"/>
-          <w:lang w:val="en-US"/>
-        </w:rPr>
-        <w:t xml:space="preserve">  .points-card,</w:t>
-      </w:r>
-    </w:p>
-    <w:p>
-      <w:pPr>
-        <w:pStyle w:val="Výchozí"/>
-        <w:suppressAutoHyphens w:val="1"/>
-        <w:spacing w:before="0" w:line="240" w:lineRule="auto"/>
-      </w:pPr>
-      <w:r>
-        <w:rPr>
-          <w:rtl w:val="0"/>
-          <w:lang w:val="en-US"/>
-        </w:rPr>
-        <w:t xml:space="preserve">  .datasheet-card{</w:t>
+        <w:t xml:space="preserve">  .book-wrap .hero-card,</w:t>
+      </w:r>
+    </w:p>
+    <w:p>
+      <w:pPr>
+        <w:pStyle w:val="Výchozí"/>
+        <w:suppressAutoHyphens w:val="1"/>
+        <w:spacing w:before="0" w:line="240" w:lineRule="auto"/>
+      </w:pPr>
+      <w:r>
+        <w:rPr>
+          <w:rtl w:val="0"/>
+          <w:lang w:val="en-US"/>
+        </w:rPr>
+        <w:t xml:space="preserve">  .book-wrap .section-card,</w:t>
+      </w:r>
+    </w:p>
+    <w:p>
+      <w:pPr>
+        <w:pStyle w:val="Výchozí"/>
+        <w:suppressAutoHyphens w:val="1"/>
+        <w:spacing w:before="0" w:line="240" w:lineRule="auto"/>
+      </w:pPr>
+      <w:r>
+        <w:rPr>
+          <w:rtl w:val="0"/>
+          <w:lang w:val="en-US"/>
+        </w:rPr>
+        <w:t xml:space="preserve">  .book-wrap .table-card,</w:t>
+      </w:r>
+    </w:p>
+    <w:p>
+      <w:pPr>
+        <w:pStyle w:val="Výchozí"/>
+        <w:suppressAutoHyphens w:val="1"/>
+        <w:spacing w:before="0" w:line="240" w:lineRule="auto"/>
+      </w:pPr>
+      <w:r>
+        <w:rPr>
+          <w:rtl w:val="0"/>
+          <w:lang w:val="en-US"/>
+        </w:rPr>
+        <w:t xml:space="preserve">  .book-wrap .points-card,</w:t>
+      </w:r>
+    </w:p>
+    <w:p>
+      <w:pPr>
+        <w:pStyle w:val="Výchozí"/>
+        <w:suppressAutoHyphens w:val="1"/>
+        <w:spacing w:before="0" w:line="240" w:lineRule="auto"/>
+      </w:pPr>
+      <w:r>
+        <w:rPr>
+          <w:rtl w:val="0"/>
+          <w:lang w:val="en-US"/>
+        </w:rPr>
+        <w:t xml:space="preserve">  .book-wrap .datasheet-card{</w:t>
       </w:r>
     </w:p>
     <w:p>
@@ -6626,7 +7214,7 @@
           <w:rtl w:val="0"/>
           <w:lang w:val="en-US"/>
         </w:rPr>
-        <w:t xml:space="preserve">  .hero-card h1{</w:t>
+        <w:t xml:space="preserve">  .book-wrap .hero-card h1{</w:t>
       </w:r>
     </w:p>
     <w:p>
@@ -6675,7 +7263,7 @@
           <w:rtl w:val="0"/>
           <w:lang w:val="en-US"/>
         </w:rPr>
-        <w:t xml:space="preserve">  .hero-image img{</w:t>
+        <w:t xml:space="preserve">  .book-wrap .hero-image img{</w:t>
       </w:r>
     </w:p>
     <w:p>
@@ -6724,7 +7312,7 @@
           <w:rtl w:val="0"/>
           <w:lang w:val="en-US"/>
         </w:rPr>
-        <w:t xml:space="preserve">  .info-grid{</w:t>
+        <w:t xml:space="preserve">  .book-wrap .info-grid{</w:t>
       </w:r>
     </w:p>
     <w:p>
@@ -6773,7 +7361,7 @@
           <w:rtl w:val="0"/>
           <w:lang w:val="en-US"/>
         </w:rPr>
-        <w:t xml:space="preserve">  .duo-gallery{</w:t>
+        <w:t xml:space="preserve">  .book-wrap .duo-gallery{</w:t>
       </w:r>
     </w:p>
     <w:p>
@@ -6822,7 +7410,7 @@
           <w:rtl w:val="0"/>
           <w:lang w:val="en-US"/>
         </w:rPr>
-        <w:t xml:space="preserve">  .duo-card img{</w:t>
+        <w:t xml:space="preserve">  .book-wrap .duo-card img{</w:t>
       </w:r>
     </w:p>
     <w:p>
@@ -6871,7 +7459,56 @@
           <w:rtl w:val="0"/>
           <w:lang w:val="en-US"/>
         </w:rPr>
-        <w:t xml:space="preserve">  .clean-table thead{</w:t>
+        <w:t xml:space="preserve">  .book-wrap .story-image img{</w:t>
+      </w:r>
+    </w:p>
+    <w:p>
+      <w:pPr>
+        <w:pStyle w:val="Výchozí"/>
+        <w:suppressAutoHyphens w:val="1"/>
+        <w:spacing w:before="0" w:line="240" w:lineRule="auto"/>
+      </w:pPr>
+      <w:r>
+        <w:rPr>
+          <w:rtl w:val="0"/>
+          <w:lang w:val="en-US"/>
+        </w:rPr>
+        <w:t xml:space="preserve">    min-height:240px;</w:t>
+      </w:r>
+    </w:p>
+    <w:p>
+      <w:pPr>
+        <w:pStyle w:val="Výchozí"/>
+        <w:suppressAutoHyphens w:val="1"/>
+        <w:spacing w:before="0" w:line="240" w:lineRule="auto"/>
+      </w:pPr>
+      <w:r>
+        <w:rPr>
+          <w:rtl w:val="0"/>
+          <w:lang w:val="en-US"/>
+        </w:rPr>
+        <w:t xml:space="preserve">  }</w:t>
+      </w:r>
+    </w:p>
+    <w:p>
+      <w:pPr>
+        <w:pStyle w:val="Výchozí"/>
+        <w:suppressAutoHyphens w:val="1"/>
+        <w:spacing w:before="0" w:line="240" w:lineRule="auto"/>
+      </w:pPr>
+    </w:p>
+    <w:p>
+      <w:pPr>
+        <w:pStyle w:val="Výchozí"/>
+        <w:suppressAutoHyphens w:val="1"/>
+        <w:spacing w:before="0" w:line="240" w:lineRule="auto"/>
+      </w:pPr>
+      <w:r>
+        <w:rPr>
+          <w:rtl w:val="0"/>
+          <w:lang w:val="en-US"/>
+        </w:rPr>
+        <w:t xml:space="preserve">  .book-wrap .clean-table thead{</w:t>
       </w:r>
     </w:p>
     <w:p>
@@ -6920,49 +7557,49 @@
           <w:rtl w:val="0"/>
           <w:lang w:val="en-US"/>
         </w:rPr>
-        <w:t xml:space="preserve">  .clean-table,</w:t>
-      </w:r>
-    </w:p>
-    <w:p>
-      <w:pPr>
-        <w:pStyle w:val="Výchozí"/>
-        <w:suppressAutoHyphens w:val="1"/>
-        <w:spacing w:before="0" w:line="240" w:lineRule="auto"/>
-      </w:pPr>
-      <w:r>
-        <w:rPr>
-          <w:rtl w:val="0"/>
-          <w:lang w:val="en-US"/>
-        </w:rPr>
-        <w:t xml:space="preserve">  .clean-table tbody,</w:t>
-      </w:r>
-    </w:p>
-    <w:p>
-      <w:pPr>
-        <w:pStyle w:val="Výchozí"/>
-        <w:suppressAutoHyphens w:val="1"/>
-        <w:spacing w:before="0" w:line="240" w:lineRule="auto"/>
-      </w:pPr>
-      <w:r>
-        <w:rPr>
-          <w:rtl w:val="0"/>
-          <w:lang w:val="en-US"/>
-        </w:rPr>
-        <w:t xml:space="preserve">  .clean-table tr,</w:t>
-      </w:r>
-    </w:p>
-    <w:p>
-      <w:pPr>
-        <w:pStyle w:val="Výchozí"/>
-        <w:suppressAutoHyphens w:val="1"/>
-        <w:spacing w:before="0" w:line="240" w:lineRule="auto"/>
-      </w:pPr>
-      <w:r>
-        <w:rPr>
-          <w:rtl w:val="0"/>
-          <w:lang w:val="en-US"/>
-        </w:rPr>
-        <w:t xml:space="preserve">  .clean-table td{</w:t>
+        <w:t xml:space="preserve">  .book-wrap .clean-table,</w:t>
+      </w:r>
+    </w:p>
+    <w:p>
+      <w:pPr>
+        <w:pStyle w:val="Výchozí"/>
+        <w:suppressAutoHyphens w:val="1"/>
+        <w:spacing w:before="0" w:line="240" w:lineRule="auto"/>
+      </w:pPr>
+      <w:r>
+        <w:rPr>
+          <w:rtl w:val="0"/>
+          <w:lang w:val="en-US"/>
+        </w:rPr>
+        <w:t xml:space="preserve">  .book-wrap .clean-table tbody,</w:t>
+      </w:r>
+    </w:p>
+    <w:p>
+      <w:pPr>
+        <w:pStyle w:val="Výchozí"/>
+        <w:suppressAutoHyphens w:val="1"/>
+        <w:spacing w:before="0" w:line="240" w:lineRule="auto"/>
+      </w:pPr>
+      <w:r>
+        <w:rPr>
+          <w:rtl w:val="0"/>
+          <w:lang w:val="en-US"/>
+        </w:rPr>
+        <w:t xml:space="preserve">  .book-wrap .clean-table tr,</w:t>
+      </w:r>
+    </w:p>
+    <w:p>
+      <w:pPr>
+        <w:pStyle w:val="Výchozí"/>
+        <w:suppressAutoHyphens w:val="1"/>
+        <w:spacing w:before="0" w:line="240" w:lineRule="auto"/>
+      </w:pPr>
+      <w:r>
+        <w:rPr>
+          <w:rtl w:val="0"/>
+          <w:lang w:val="en-US"/>
+        </w:rPr>
+        <w:t xml:space="preserve">  .book-wrap .clean-table td{</w:t>
       </w:r>
     </w:p>
     <w:p>
@@ -7025,7 +7662,7 @@
           <w:rtl w:val="0"/>
           <w:lang w:val="en-US"/>
         </w:rPr>
-        <w:t xml:space="preserve">  .clean-table tbody td{</w:t>
+        <w:t xml:space="preserve">  .book-wrap .clean-table tbody td{</w:t>
       </w:r>
     </w:p>
     <w:p>
@@ -7102,7 +7739,7 @@
           <w:rtl w:val="0"/>
           <w:lang w:val="en-US"/>
         </w:rPr>
-        <w:t xml:space="preserve">  .clean-table tr{</w:t>
+        <w:t xml:space="preserve">  .book-wrap .clean-table tr{</w:t>
       </w:r>
     </w:p>
     <w:p>
@@ -7151,21 +7788,7 @@
           <w:rtl w:val="0"/>
           <w:lang w:val="en-US"/>
         </w:rPr>
-        <w:t xml:space="preserve">  /* datasheet labels */</w:t>
-      </w:r>
-    </w:p>
-    <w:p>
-      <w:pPr>
-        <w:pStyle w:val="Výchozí"/>
-        <w:suppressAutoHyphens w:val="1"/>
-        <w:spacing w:before="0" w:line="240" w:lineRule="auto"/>
-      </w:pPr>
-      <w:r>
-        <w:rPr>
-          <w:rtl w:val="0"/>
-          <w:lang w:val="en-US"/>
-        </w:rPr>
-        <w:t xml:space="preserve">  .clean-table-dice tbody td:nth-child(1)::before{</w:t>
+        <w:t xml:space="preserve">  .book-wrap .clean-table-dice-static tbody td:nth-child(1)::before{</w:t>
       </w:r>
     </w:p>
     <w:p>
@@ -7270,7 +7893,7 @@
           <w:rtl w:val="0"/>
           <w:lang w:val="en-US"/>
         </w:rPr>
-        <w:t xml:space="preserve">  .clean-table-dice tbody td:nth-child(2)::before{</w:t>
+        <w:t xml:space="preserve">  .book-wrap .clean-table-dice-static tbody td:nth-child(2)::before{</w:t>
       </w:r>
     </w:p>
     <w:p>
@@ -7403,7 +8026,7 @@
           <w:rtl w:val="0"/>
           <w:lang w:val="en-US"/>
         </w:rPr>
-        <w:t xml:space="preserve">  .clean-table-dice tbody td:nth-child(3)::before{</w:t>
+        <w:t xml:space="preserve">  .book-wrap .clean-table-dice-static tbody td:nth-child(3)::before{</w:t>
       </w:r>
     </w:p>
     <w:p>
@@ -7508,7 +8131,7 @@
           <w:rtl w:val="0"/>
           <w:lang w:val="en-US"/>
         </w:rPr>
-        <w:t xml:space="preserve">  .clean-table-dice tbody td:nth-child(4)::before{</w:t>
+        <w:t xml:space="preserve">  .book-wrap .clean-table-dice-static tbody td:nth-child(4)::before{</w:t>
       </w:r>
     </w:p>
     <w:p>
@@ -7690,7 +8313,7 @@
           <w:rtl w:val="0"/>
           <w:lang w:val="en-US"/>
         </w:rPr>
-        <w:t xml:space="preserve">      &lt;table class="clean-table clean-table-dice"&gt;</w:t>
+        <w:t xml:space="preserve">      &lt;table class="clean-table clean-table-dice-static"&gt;</w:t>
       </w:r>
     </w:p>
     <w:p>
@@ -8651,12 +9274,236 @@
         <w:suppressAutoHyphens w:val="1"/>
         <w:spacing w:before="0" w:line="240" w:lineRule="auto"/>
       </w:pPr>
-      <w:r>
-        <w:rPr>
-          <w:rtl w:val="0"/>
-          <w:lang w:val="en-US"/>
-        </w:rPr>
-        <w:t xml:space="preserve">      &lt;p&gt;{sekce_o_kostkach_text}&lt;/p&gt;</w:t>
+    </w:p>
+    <w:p>
+      <w:pPr>
+        <w:pStyle w:val="Výchozí"/>
+        <w:suppressAutoHyphens w:val="1"/>
+        <w:spacing w:before="0" w:line="240" w:lineRule="auto"/>
+      </w:pPr>
+      <w:r>
+        <w:rPr>
+          <w:rtl w:val="0"/>
+          <w:lang w:val="en-US"/>
+        </w:rPr>
+        <w:t xml:space="preserve">      &lt;div class="story-split"&gt;</w:t>
+      </w:r>
+    </w:p>
+    <w:p>
+      <w:pPr>
+        <w:pStyle w:val="Výchozí"/>
+        <w:suppressAutoHyphens w:val="1"/>
+        <w:spacing w:before="0" w:line="240" w:lineRule="auto"/>
+      </w:pPr>
+      <w:r>
+        <w:rPr>
+          <w:rtl w:val="0"/>
+          <w:lang w:val="en-US"/>
+        </w:rPr>
+        <w:t xml:space="preserve">        &lt;div class="story-text"&gt;</w:t>
+      </w:r>
+    </w:p>
+    <w:p>
+      <w:pPr>
+        <w:pStyle w:val="Výchozí"/>
+        <w:suppressAutoHyphens w:val="1"/>
+        <w:spacing w:before="0" w:line="240" w:lineRule="auto"/>
+      </w:pPr>
+      <w:r>
+        <w:rPr>
+          <w:rtl w:val="0"/>
+          <w:lang w:val="en-US"/>
+        </w:rPr>
+        <w:t xml:space="preserve">          &lt;p&gt;{sekce_o_kostkach_text}&lt;/p&gt;</w:t>
+      </w:r>
+    </w:p>
+    <w:p>
+      <w:pPr>
+        <w:pStyle w:val="Výchozí"/>
+        <w:suppressAutoHyphens w:val="1"/>
+        <w:spacing w:before="0" w:line="240" w:lineRule="auto"/>
+      </w:pPr>
+      <w:r>
+        <w:rPr>
+          <w:rtl w:val="0"/>
+          <w:lang w:val="en-US"/>
+        </w:rPr>
+        <w:t xml:space="preserve">        &lt;/div&gt;</w:t>
+      </w:r>
+    </w:p>
+    <w:p>
+      <w:pPr>
+        <w:pStyle w:val="Výchozí"/>
+        <w:suppressAutoHyphens w:val="1"/>
+        <w:spacing w:before="0" w:line="240" w:lineRule="auto"/>
+      </w:pPr>
+    </w:p>
+    <w:p>
+      <w:pPr>
+        <w:pStyle w:val="Výchozí"/>
+        <w:suppressAutoHyphens w:val="1"/>
+        <w:spacing w:before="0" w:line="240" w:lineRule="auto"/>
+      </w:pPr>
+      <w:r>
+        <w:rPr>
+          <w:rtl w:val="0"/>
+          <w:lang w:val="en-US"/>
+        </w:rPr>
+        <w:t xml:space="preserve">        &lt;div class="story-media"&gt;</w:t>
+      </w:r>
+    </w:p>
+    <w:p>
+      <w:pPr>
+        <w:pStyle w:val="Výchozí"/>
+        <w:suppressAutoHyphens w:val="1"/>
+        <w:spacing w:before="0" w:line="240" w:lineRule="auto"/>
+      </w:pPr>
+      <w:r>
+        <w:rPr>
+          <w:rtl w:val="0"/>
+          <w:lang w:val="en-US"/>
+        </w:rPr>
+        <w:t xml:space="preserve">          &lt;div class="story-image"&gt;</w:t>
+      </w:r>
+    </w:p>
+    <w:p>
+      <w:pPr>
+        <w:pStyle w:val="Výchozí"/>
+        <w:suppressAutoHyphens w:val="1"/>
+        <w:spacing w:before="0" w:line="240" w:lineRule="auto"/>
+      </w:pPr>
+      <w:r>
+        <w:rPr>
+          <w:rtl w:val="0"/>
+          <w:lang w:val="en-US"/>
+        </w:rPr>
+        <w:t xml:space="preserve">            &lt;a href="javascript:void(0)" onclick="pwOpenLightbox('{img1_src}','{img1_alt}')"&gt;</w:t>
+      </w:r>
+    </w:p>
+    <w:p>
+      <w:pPr>
+        <w:pStyle w:val="Výchozí"/>
+        <w:suppressAutoHyphens w:val="1"/>
+        <w:spacing w:before="0" w:line="240" w:lineRule="auto"/>
+      </w:pPr>
+      <w:r>
+        <w:rPr>
+          <w:rtl w:val="0"/>
+          <w:lang w:val="en-US"/>
+        </w:rPr>
+        <w:t xml:space="preserve">              &lt;img src="{img1_src}" alt="{img1_alt}"&gt;</w:t>
+      </w:r>
+    </w:p>
+    <w:p>
+      <w:pPr>
+        <w:pStyle w:val="Výchozí"/>
+        <w:suppressAutoHyphens w:val="1"/>
+        <w:spacing w:before="0" w:line="240" w:lineRule="auto"/>
+      </w:pPr>
+      <w:r>
+        <w:rPr>
+          <w:rtl w:val="0"/>
+          <w:lang w:val="en-US"/>
+        </w:rPr>
+        <w:t xml:space="preserve">            &lt;/a&gt;</w:t>
+      </w:r>
+    </w:p>
+    <w:p>
+      <w:pPr>
+        <w:pStyle w:val="Výchozí"/>
+        <w:suppressAutoHyphens w:val="1"/>
+        <w:spacing w:before="0" w:line="240" w:lineRule="auto"/>
+      </w:pPr>
+      <w:r>
+        <w:rPr>
+          <w:rtl w:val="0"/>
+          <w:lang w:val="en-US"/>
+        </w:rPr>
+        <w:t xml:space="preserve">          &lt;/div&gt;</w:t>
+      </w:r>
+    </w:p>
+    <w:p>
+      <w:pPr>
+        <w:pStyle w:val="Výchozí"/>
+        <w:suppressAutoHyphens w:val="1"/>
+        <w:spacing w:before="0" w:line="240" w:lineRule="auto"/>
+      </w:pPr>
+      <w:r>
+        <w:rPr>
+          <w:rtl w:val="0"/>
+          <w:lang w:val="en-US"/>
+        </w:rPr>
+        <w:t xml:space="preserve">          &lt;div class="story-note"&gt;</w:t>
+      </w:r>
+    </w:p>
+    <w:p>
+      <w:pPr>
+        <w:pStyle w:val="Výchozí"/>
+        <w:suppressAutoHyphens w:val="1"/>
+        <w:spacing w:before="0" w:line="240" w:lineRule="auto"/>
+      </w:pPr>
+      <w:r>
+        <w:rPr>
+          <w:rtl w:val="0"/>
+          <w:lang w:val="en-US"/>
+        </w:rPr>
+        <w:t xml:space="preserve">            &lt;strong&gt;{img1_note_title}&lt;/strong&gt;</w:t>
+      </w:r>
+    </w:p>
+    <w:p>
+      <w:pPr>
+        <w:pStyle w:val="Výchozí"/>
+        <w:suppressAutoHyphens w:val="1"/>
+        <w:spacing w:before="0" w:line="240" w:lineRule="auto"/>
+      </w:pPr>
+      <w:r>
+        <w:rPr>
+          <w:rtl w:val="0"/>
+          <w:lang w:val="en-US"/>
+        </w:rPr>
+        <w:t xml:space="preserve">            &lt;span&gt;{img1_note_text}&lt;/span&gt;</w:t>
+      </w:r>
+    </w:p>
+    <w:p>
+      <w:pPr>
+        <w:pStyle w:val="Výchozí"/>
+        <w:suppressAutoHyphens w:val="1"/>
+        <w:spacing w:before="0" w:line="240" w:lineRule="auto"/>
+      </w:pPr>
+      <w:r>
+        <w:rPr>
+          <w:rtl w:val="0"/>
+          <w:lang w:val="en-US"/>
+        </w:rPr>
+        <w:t xml:space="preserve">          &lt;/div&gt;</w:t>
+      </w:r>
+    </w:p>
+    <w:p>
+      <w:pPr>
+        <w:pStyle w:val="Výchozí"/>
+        <w:suppressAutoHyphens w:val="1"/>
+        <w:spacing w:before="0" w:line="240" w:lineRule="auto"/>
+      </w:pPr>
+      <w:r>
+        <w:rPr>
+          <w:rtl w:val="0"/>
+          <w:lang w:val="en-US"/>
+        </w:rPr>
+        <w:t xml:space="preserve">        &lt;/div&gt;</w:t>
+      </w:r>
+    </w:p>
+    <w:p>
+      <w:pPr>
+        <w:pStyle w:val="Výchozí"/>
+        <w:suppressAutoHyphens w:val="1"/>
+        <w:spacing w:before="0" w:line="240" w:lineRule="auto"/>
+      </w:pPr>
+      <w:r>
+        <w:rPr>
+          <w:rtl w:val="0"/>
+          <w:lang w:val="en-US"/>
+        </w:rPr>
+        <w:t xml:space="preserve">      &lt;/div&gt;</w:t>
       </w:r>
     </w:p>
     <w:p>
@@ -8691,6 +9538,1273 @@
           <w:rtl w:val="0"/>
           <w:lang w:val="en-US"/>
         </w:rPr>
+        <w:t xml:space="preserve">    &lt;section class="section-card"&gt;</w:t>
+      </w:r>
+    </w:p>
+    <w:p>
+      <w:pPr>
+        <w:pStyle w:val="Výchozí"/>
+        <w:suppressAutoHyphens w:val="1"/>
+        <w:spacing w:before="0" w:line="240" w:lineRule="auto"/>
+      </w:pPr>
+      <w:r>
+        <w:rPr>
+          <w:rtl w:val="0"/>
+          <w:lang w:val="en-US"/>
+        </w:rPr>
+        <w:t xml:space="preserve">      &lt;h2&gt;{sekce_vyuziti_nadpis}&lt;/h2&gt;</w:t>
+      </w:r>
+    </w:p>
+    <w:p>
+      <w:pPr>
+        <w:pStyle w:val="Výchozí"/>
+        <w:suppressAutoHyphens w:val="1"/>
+        <w:spacing w:before="0" w:line="240" w:lineRule="auto"/>
+      </w:pPr>
+      <w:r>
+        <w:rPr>
+          <w:rtl w:val="0"/>
+          <w:lang w:val="en-US"/>
+        </w:rPr>
+        <w:t xml:space="preserve">      &lt;p&gt;{sekce_vyuziti_text}&lt;/p&gt;</w:t>
+      </w:r>
+    </w:p>
+    <w:p>
+      <w:pPr>
+        <w:pStyle w:val="Výchozí"/>
+        <w:suppressAutoHyphens w:val="1"/>
+        <w:spacing w:before="0" w:line="240" w:lineRule="auto"/>
+      </w:pPr>
+      <w:r>
+        <w:rPr>
+          <w:rtl w:val="0"/>
+          <w:lang w:val="en-US"/>
+        </w:rPr>
+        <w:t xml:space="preserve">    &lt;/section&gt;</w:t>
+      </w:r>
+    </w:p>
+    <w:p>
+      <w:pPr>
+        <w:pStyle w:val="Výchozí"/>
+        <w:suppressAutoHyphens w:val="1"/>
+        <w:spacing w:before="0" w:line="240" w:lineRule="auto"/>
+      </w:pPr>
+    </w:p>
+    <w:p>
+      <w:pPr>
+        <w:pStyle w:val="Výchozí"/>
+        <w:suppressAutoHyphens w:val="1"/>
+        <w:spacing w:before="0" w:line="240" w:lineRule="auto"/>
+      </w:pPr>
+      <w:r>
+        <w:rPr>
+          <w:rtl w:val="0"/>
+          <w:lang w:val="en-US"/>
+        </w:rPr>
+        <w:t xml:space="preserve">    &lt;section class="section-card"&gt;</w:t>
+      </w:r>
+    </w:p>
+    <w:p>
+      <w:pPr>
+        <w:pStyle w:val="Výchozí"/>
+        <w:suppressAutoHyphens w:val="1"/>
+        <w:spacing w:before="0" w:line="240" w:lineRule="auto"/>
+      </w:pPr>
+      <w:r>
+        <w:rPr>
+          <w:rtl w:val="0"/>
+          <w:lang w:val="en-US"/>
+        </w:rPr>
+        <w:t xml:space="preserve">      &lt;h2&gt;{sekce_vyhody_nadpis}&lt;/h2&gt;</w:t>
+      </w:r>
+    </w:p>
+    <w:p>
+      <w:pPr>
+        <w:pStyle w:val="Výchozí"/>
+        <w:suppressAutoHyphens w:val="1"/>
+        <w:spacing w:before="0" w:line="240" w:lineRule="auto"/>
+      </w:pPr>
+      <w:r>
+        <w:rPr>
+          <w:rtl w:val="0"/>
+          <w:lang w:val="en-US"/>
+        </w:rPr>
+        <w:t xml:space="preserve">      &lt;ul&gt;</w:t>
+      </w:r>
+    </w:p>
+    <w:p>
+      <w:pPr>
+        <w:pStyle w:val="Výchozí"/>
+        <w:suppressAutoHyphens w:val="1"/>
+        <w:spacing w:before="0" w:line="240" w:lineRule="auto"/>
+      </w:pPr>
+      <w:r>
+        <w:rPr>
+          <w:rtl w:val="0"/>
+          <w:lang w:val="en-US"/>
+        </w:rPr>
+        <w:t xml:space="preserve">        &lt;li&gt;{vyhoda_1}&lt;/li&gt;</w:t>
+      </w:r>
+    </w:p>
+    <w:p>
+      <w:pPr>
+        <w:pStyle w:val="Výchozí"/>
+        <w:suppressAutoHyphens w:val="1"/>
+        <w:spacing w:before="0" w:line="240" w:lineRule="auto"/>
+      </w:pPr>
+      <w:r>
+        <w:rPr>
+          <w:rtl w:val="0"/>
+          <w:lang w:val="en-US"/>
+        </w:rPr>
+        <w:t xml:space="preserve">        &lt;li&gt;{vyhoda_2}&lt;/li&gt;</w:t>
+      </w:r>
+    </w:p>
+    <w:p>
+      <w:pPr>
+        <w:pStyle w:val="Výchozí"/>
+        <w:suppressAutoHyphens w:val="1"/>
+        <w:spacing w:before="0" w:line="240" w:lineRule="auto"/>
+      </w:pPr>
+      <w:r>
+        <w:rPr>
+          <w:rtl w:val="0"/>
+          <w:lang w:val="en-US"/>
+        </w:rPr>
+        <w:t xml:space="preserve">        &lt;li&gt;{vyhoda_3}&lt;/li&gt;</w:t>
+      </w:r>
+    </w:p>
+    <w:p>
+      <w:pPr>
+        <w:pStyle w:val="Výchozí"/>
+        <w:suppressAutoHyphens w:val="1"/>
+        <w:spacing w:before="0" w:line="240" w:lineRule="auto"/>
+      </w:pPr>
+      <w:r>
+        <w:rPr>
+          <w:rtl w:val="0"/>
+          <w:lang w:val="en-US"/>
+        </w:rPr>
+        <w:t xml:space="preserve">      &lt;/ul&gt;</w:t>
+      </w:r>
+    </w:p>
+    <w:p>
+      <w:pPr>
+        <w:pStyle w:val="Výchozí"/>
+        <w:suppressAutoHyphens w:val="1"/>
+        <w:spacing w:before="0" w:line="240" w:lineRule="auto"/>
+      </w:pPr>
+      <w:r>
+        <w:rPr>
+          <w:rtl w:val="0"/>
+          <w:lang w:val="en-US"/>
+        </w:rPr>
+        <w:t xml:space="preserve">    &lt;/section&gt;</w:t>
+      </w:r>
+    </w:p>
+    <w:p>
+      <w:pPr>
+        <w:pStyle w:val="Výchozí"/>
+        <w:suppressAutoHyphens w:val="1"/>
+        <w:spacing w:before="0" w:line="240" w:lineRule="auto"/>
+      </w:pPr>
+    </w:p>
+    <w:p>
+      <w:pPr>
+        <w:pStyle w:val="Výchozí"/>
+        <w:suppressAutoHyphens w:val="1"/>
+        <w:spacing w:before="0" w:line="240" w:lineRule="auto"/>
+      </w:pPr>
+      <w:r>
+        <w:rPr>
+          <w:rtl w:val="0"/>
+          <w:lang w:val="en-US"/>
+        </w:rPr>
+        <w:t xml:space="preserve">    &lt;section class="section-card"&gt;</w:t>
+      </w:r>
+    </w:p>
+    <w:p>
+      <w:pPr>
+        <w:pStyle w:val="Výchozí"/>
+        <w:suppressAutoHyphens w:val="1"/>
+        <w:spacing w:before="0" w:line="240" w:lineRule="auto"/>
+      </w:pPr>
+      <w:r>
+        <w:rPr>
+          <w:rtl w:val="0"/>
+          <w:lang w:val="en-US"/>
+        </w:rPr>
+        <w:t xml:space="preserve">      &lt;h2&gt;{sekce_kompatibilita_nadpis}&lt;/h2&gt;</w:t>
+      </w:r>
+    </w:p>
+    <w:p>
+      <w:pPr>
+        <w:pStyle w:val="Výchozí"/>
+        <w:suppressAutoHyphens w:val="1"/>
+        <w:spacing w:before="0" w:line="240" w:lineRule="auto"/>
+      </w:pPr>
+      <w:r>
+        <w:rPr>
+          <w:rtl w:val="0"/>
+          <w:lang w:val="en-US"/>
+        </w:rPr>
+        <w:t xml:space="preserve">      &lt;ul&gt;</w:t>
+      </w:r>
+    </w:p>
+    <w:p>
+      <w:pPr>
+        <w:pStyle w:val="Výchozí"/>
+        <w:suppressAutoHyphens w:val="1"/>
+        <w:spacing w:before="0" w:line="240" w:lineRule="auto"/>
+      </w:pPr>
+      <w:r>
+        <w:rPr>
+          <w:rtl w:val="0"/>
+          <w:lang w:val="en-US"/>
+        </w:rPr>
+        <w:t xml:space="preserve">        &lt;li&gt;&lt;strong&gt;{kompatibilita_1_label}:&lt;/strong&gt; {kompatibilita_1_text}&lt;/li&gt;</w:t>
+      </w:r>
+    </w:p>
+    <w:p>
+      <w:pPr>
+        <w:pStyle w:val="Výchozí"/>
+        <w:suppressAutoHyphens w:val="1"/>
+        <w:spacing w:before="0" w:line="240" w:lineRule="auto"/>
+      </w:pPr>
+      <w:r>
+        <w:rPr>
+          <w:rtl w:val="0"/>
+          <w:lang w:val="en-US"/>
+        </w:rPr>
+        <w:t xml:space="preserve">        &lt;li&gt;&lt;strong&gt;{kompatibilita_2_label}:&lt;/strong&gt; {kompatibilita_2_text}&lt;/li&gt;</w:t>
+      </w:r>
+    </w:p>
+    <w:p>
+      <w:pPr>
+        <w:pStyle w:val="Výchozí"/>
+        <w:suppressAutoHyphens w:val="1"/>
+        <w:spacing w:before="0" w:line="240" w:lineRule="auto"/>
+      </w:pPr>
+      <w:r>
+        <w:rPr>
+          <w:rtl w:val="0"/>
+          <w:lang w:val="en-US"/>
+        </w:rPr>
+        <w:t xml:space="preserve">        &lt;li&gt;&lt;strong&gt;{kompatibilita_3_label}:&lt;/strong&gt; {kompatibilita_3_text}&lt;/li&gt;</w:t>
+      </w:r>
+    </w:p>
+    <w:p>
+      <w:pPr>
+        <w:pStyle w:val="Výchozí"/>
+        <w:suppressAutoHyphens w:val="1"/>
+        <w:spacing w:before="0" w:line="240" w:lineRule="auto"/>
+      </w:pPr>
+      <w:r>
+        <w:rPr>
+          <w:rtl w:val="0"/>
+          <w:lang w:val="en-US"/>
+        </w:rPr>
+        <w:t xml:space="preserve">      &lt;/ul&gt;</w:t>
+      </w:r>
+    </w:p>
+    <w:p>
+      <w:pPr>
+        <w:pStyle w:val="Výchozí"/>
+        <w:suppressAutoHyphens w:val="1"/>
+        <w:spacing w:before="0" w:line="240" w:lineRule="auto"/>
+      </w:pPr>
+      <w:r>
+        <w:rPr>
+          <w:rtl w:val="0"/>
+          <w:lang w:val="en-US"/>
+        </w:rPr>
+        <w:t xml:space="preserve">    &lt;/section&gt;</w:t>
+      </w:r>
+    </w:p>
+    <w:p>
+      <w:pPr>
+        <w:pStyle w:val="Výchozí"/>
+        <w:suppressAutoHyphens w:val="1"/>
+        <w:spacing w:before="0" w:line="240" w:lineRule="auto"/>
+      </w:pPr>
+    </w:p>
+    <w:p>
+      <w:pPr>
+        <w:pStyle w:val="Výchozí"/>
+        <w:suppressAutoHyphens w:val="1"/>
+        <w:spacing w:before="0" w:line="240" w:lineRule="auto"/>
+      </w:pPr>
+      <w:r>
+        <w:rPr>
+          <w:rtl w:val="0"/>
+          <w:lang w:val="en-US"/>
+        </w:rPr>
+        <w:t xml:space="preserve">    &lt;div class="soft-divider"&gt;&lt;/div&gt;</w:t>
+      </w:r>
+    </w:p>
+    <w:p>
+      <w:pPr>
+        <w:pStyle w:val="Výchozí"/>
+        <w:suppressAutoHyphens w:val="1"/>
+        <w:spacing w:before="0" w:line="240" w:lineRule="auto"/>
+      </w:pPr>
+    </w:p>
+    <w:p>
+      <w:pPr>
+        <w:pStyle w:val="Výchozí"/>
+        <w:suppressAutoHyphens w:val="1"/>
+        <w:spacing w:before="0" w:line="240" w:lineRule="auto"/>
+      </w:pPr>
+      <w:r>
+        <w:rPr>
+          <w:rtl w:val="0"/>
+          <w:lang w:val="en-US"/>
+        </w:rPr>
+        <w:t xml:space="preserve">    &lt;div class="full-bleed-image"&gt;</w:t>
+      </w:r>
+    </w:p>
+    <w:p>
+      <w:pPr>
+        <w:pStyle w:val="Výchozí"/>
+        <w:suppressAutoHyphens w:val="1"/>
+        <w:spacing w:before="0" w:line="240" w:lineRule="auto"/>
+      </w:pPr>
+      <w:r>
+        <w:rPr>
+          <w:rtl w:val="0"/>
+          <w:lang w:val="en-US"/>
+        </w:rPr>
+        <w:t xml:space="preserve">      &lt;a href="javascript:void(0)" onclick="pwOpenLightbox('{img2_src}','{img2_alt}')"&gt;</w:t>
+      </w:r>
+    </w:p>
+    <w:p>
+      <w:pPr>
+        <w:pStyle w:val="Výchozí"/>
+        <w:suppressAutoHyphens w:val="1"/>
+        <w:spacing w:before="0" w:line="240" w:lineRule="auto"/>
+      </w:pPr>
+      <w:r>
+        <w:rPr>
+          <w:rtl w:val="0"/>
+          <w:lang w:val="en-US"/>
+        </w:rPr>
+        <w:t xml:space="preserve">        &lt;img src="{img2_src}" alt="{img2_alt}"&gt;</w:t>
+      </w:r>
+    </w:p>
+    <w:p>
+      <w:pPr>
+        <w:pStyle w:val="Výchozí"/>
+        <w:suppressAutoHyphens w:val="1"/>
+        <w:spacing w:before="0" w:line="240" w:lineRule="auto"/>
+      </w:pPr>
+      <w:r>
+        <w:rPr>
+          <w:rtl w:val="0"/>
+          <w:lang w:val="en-US"/>
+        </w:rPr>
+        <w:t xml:space="preserve">      &lt;/a&gt;</w:t>
+      </w:r>
+    </w:p>
+    <w:p>
+      <w:pPr>
+        <w:pStyle w:val="Výchozí"/>
+        <w:suppressAutoHyphens w:val="1"/>
+        <w:spacing w:before="0" w:line="240" w:lineRule="auto"/>
+      </w:pPr>
+      <w:r>
+        <w:rPr>
+          <w:rtl w:val="0"/>
+          <w:lang w:val="en-US"/>
+        </w:rPr>
+        <w:t xml:space="preserve">    &lt;/div&gt;</w:t>
+      </w:r>
+    </w:p>
+    <w:p>
+      <w:pPr>
+        <w:pStyle w:val="Výchozí"/>
+        <w:suppressAutoHyphens w:val="1"/>
+        <w:spacing w:before="0" w:line="240" w:lineRule="auto"/>
+      </w:pPr>
+    </w:p>
+    <w:p>
+      <w:pPr>
+        <w:pStyle w:val="Výchozí"/>
+        <w:suppressAutoHyphens w:val="1"/>
+        <w:spacing w:before="0" w:line="240" w:lineRule="auto"/>
+      </w:pPr>
+      <w:r>
+        <w:rPr>
+          <w:rtl w:val="0"/>
+          <w:lang w:val="en-US"/>
+        </w:rPr>
+        <w:t xml:space="preserve">    &lt;section class="table-card"&gt;</w:t>
+      </w:r>
+    </w:p>
+    <w:p>
+      <w:pPr>
+        <w:pStyle w:val="Výchozí"/>
+        <w:suppressAutoHyphens w:val="1"/>
+        <w:spacing w:before="0" w:line="240" w:lineRule="auto"/>
+      </w:pPr>
+      <w:r>
+        <w:rPr>
+          <w:rtl w:val="0"/>
+          <w:lang w:val="en-US"/>
+        </w:rPr>
+        <w:t xml:space="preserve">      &lt;h2&gt;{sekce_obsah_nadpis}&lt;/h2&gt;</w:t>
+      </w:r>
+    </w:p>
+    <w:p>
+      <w:pPr>
+        <w:pStyle w:val="Výchozí"/>
+        <w:suppressAutoHyphens w:val="1"/>
+        <w:spacing w:before="0" w:line="240" w:lineRule="auto"/>
+      </w:pPr>
+      <w:r>
+        <w:rPr>
+          <w:rtl w:val="0"/>
+          <w:lang w:val="en-US"/>
+        </w:rPr>
+        <w:t xml:space="preserve">      &lt;div class="clean-table-wrap"&gt;</w:t>
+      </w:r>
+    </w:p>
+    <w:p>
+      <w:pPr>
+        <w:pStyle w:val="Výchozí"/>
+        <w:suppressAutoHyphens w:val="1"/>
+        <w:spacing w:before="0" w:line="240" w:lineRule="auto"/>
+      </w:pPr>
+      <w:r>
+        <w:rPr>
+          <w:rtl w:val="0"/>
+          <w:lang w:val="en-US"/>
+        </w:rPr>
+        <w:t xml:space="preserve">        &lt;table class="clean-table"&gt;</w:t>
+      </w:r>
+    </w:p>
+    <w:p>
+      <w:pPr>
+        <w:pStyle w:val="Výchozí"/>
+        <w:suppressAutoHyphens w:val="1"/>
+        <w:spacing w:before="0" w:line="240" w:lineRule="auto"/>
+      </w:pPr>
+      <w:r>
+        <w:rPr>
+          <w:rtl w:val="0"/>
+          <w:lang w:val="en-US"/>
+        </w:rPr>
+        <w:t xml:space="preserve">          &lt;thead&gt;</w:t>
+      </w:r>
+    </w:p>
+    <w:p>
+      <w:pPr>
+        <w:pStyle w:val="Výchozí"/>
+        <w:suppressAutoHyphens w:val="1"/>
+        <w:spacing w:before="0" w:line="240" w:lineRule="auto"/>
+      </w:pPr>
+      <w:r>
+        <w:rPr>
+          <w:rtl w:val="0"/>
+          <w:lang w:val="en-US"/>
+        </w:rPr>
+        <w:t xml:space="preserve">            &lt;tr&gt;</w:t>
+      </w:r>
+    </w:p>
+    <w:p>
+      <w:pPr>
+        <w:pStyle w:val="Výchozí"/>
+        <w:suppressAutoHyphens w:val="1"/>
+        <w:spacing w:before="0" w:line="240" w:lineRule="auto"/>
+      </w:pPr>
+      <w:r>
+        <w:rPr>
+          <w:rtl w:val="0"/>
+          <w:lang w:val="en-US"/>
+        </w:rPr>
+        <w:t xml:space="preserve">              &lt;th&gt;Polo</w:t>
+      </w:r>
+      <w:r>
+        <w:rPr>
+          <w:rtl w:val="0"/>
+          <w:lang w:val="en-US"/>
+        </w:rPr>
+        <w:t>ž</w:t>
+      </w:r>
+      <w:r>
+        <w:rPr>
+          <w:rtl w:val="0"/>
+          <w:lang w:val="en-US"/>
+        </w:rPr>
+        <w:t>ka&lt;/th&gt;</w:t>
+      </w:r>
+    </w:p>
+    <w:p>
+      <w:pPr>
+        <w:pStyle w:val="Výchozí"/>
+        <w:suppressAutoHyphens w:val="1"/>
+        <w:spacing w:before="0" w:line="240" w:lineRule="auto"/>
+      </w:pPr>
+      <w:r>
+        <w:rPr>
+          <w:rtl w:val="0"/>
+          <w:lang w:val="en-US"/>
+        </w:rPr>
+        <w:t xml:space="preserve">              &lt;th&gt;Popis&lt;/th&gt;</w:t>
+      </w:r>
+    </w:p>
+    <w:p>
+      <w:pPr>
+        <w:pStyle w:val="Výchozí"/>
+        <w:suppressAutoHyphens w:val="1"/>
+        <w:spacing w:before="0" w:line="240" w:lineRule="auto"/>
+      </w:pPr>
+      <w:r>
+        <w:rPr>
+          <w:rtl w:val="0"/>
+          <w:lang w:val="en-US"/>
+        </w:rPr>
+        <w:t xml:space="preserve">            &lt;/tr&gt;</w:t>
+      </w:r>
+    </w:p>
+    <w:p>
+      <w:pPr>
+        <w:pStyle w:val="Výchozí"/>
+        <w:suppressAutoHyphens w:val="1"/>
+        <w:spacing w:before="0" w:line="240" w:lineRule="auto"/>
+      </w:pPr>
+      <w:r>
+        <w:rPr>
+          <w:rtl w:val="0"/>
+          <w:lang w:val="en-US"/>
+        </w:rPr>
+        <w:t xml:space="preserve">          &lt;/thead&gt;</w:t>
+      </w:r>
+    </w:p>
+    <w:p>
+      <w:pPr>
+        <w:pStyle w:val="Výchozí"/>
+        <w:suppressAutoHyphens w:val="1"/>
+        <w:spacing w:before="0" w:line="240" w:lineRule="auto"/>
+      </w:pPr>
+      <w:r>
+        <w:rPr>
+          <w:rtl w:val="0"/>
+          <w:lang w:val="en-US"/>
+        </w:rPr>
+        <w:t xml:space="preserve">          &lt;tbody&gt;</w:t>
+      </w:r>
+    </w:p>
+    <w:p>
+      <w:pPr>
+        <w:pStyle w:val="Výchozí"/>
+        <w:suppressAutoHyphens w:val="1"/>
+        <w:spacing w:before="0" w:line="240" w:lineRule="auto"/>
+      </w:pPr>
+      <w:r>
+        <w:rPr>
+          <w:rtl w:val="0"/>
+          <w:lang w:val="en-US"/>
+        </w:rPr>
+        <w:t xml:space="preserve">            &lt;tr&gt;</w:t>
+      </w:r>
+    </w:p>
+    <w:p>
+      <w:pPr>
+        <w:pStyle w:val="Výchozí"/>
+        <w:suppressAutoHyphens w:val="1"/>
+        <w:spacing w:before="0" w:line="240" w:lineRule="auto"/>
+      </w:pPr>
+      <w:r>
+        <w:rPr>
+          <w:rtl w:val="0"/>
+          <w:lang w:val="en-US"/>
+        </w:rPr>
+        <w:t xml:space="preserve">              &lt;td&gt;{obsah_radek1_label}&lt;/td&gt;</w:t>
+      </w:r>
+    </w:p>
+    <w:p>
+      <w:pPr>
+        <w:pStyle w:val="Výchozí"/>
+        <w:suppressAutoHyphens w:val="1"/>
+        <w:spacing w:before="0" w:line="240" w:lineRule="auto"/>
+      </w:pPr>
+      <w:r>
+        <w:rPr>
+          <w:rtl w:val="0"/>
+          <w:lang w:val="en-US"/>
+        </w:rPr>
+        <w:t xml:space="preserve">              &lt;td&gt;{obsah_radek1_text}&lt;/td&gt;</w:t>
+      </w:r>
+    </w:p>
+    <w:p>
+      <w:pPr>
+        <w:pStyle w:val="Výchozí"/>
+        <w:suppressAutoHyphens w:val="1"/>
+        <w:spacing w:before="0" w:line="240" w:lineRule="auto"/>
+      </w:pPr>
+      <w:r>
+        <w:rPr>
+          <w:rtl w:val="0"/>
+          <w:lang w:val="en-US"/>
+        </w:rPr>
+        <w:t xml:space="preserve">            &lt;/tr&gt;</w:t>
+      </w:r>
+    </w:p>
+    <w:p>
+      <w:pPr>
+        <w:pStyle w:val="Výchozí"/>
+        <w:suppressAutoHyphens w:val="1"/>
+        <w:spacing w:before="0" w:line="240" w:lineRule="auto"/>
+      </w:pPr>
+      <w:r>
+        <w:rPr>
+          <w:rtl w:val="0"/>
+          <w:lang w:val="en-US"/>
+        </w:rPr>
+        <w:t xml:space="preserve">            &lt;tr&gt;</w:t>
+      </w:r>
+    </w:p>
+    <w:p>
+      <w:pPr>
+        <w:pStyle w:val="Výchozí"/>
+        <w:suppressAutoHyphens w:val="1"/>
+        <w:spacing w:before="0" w:line="240" w:lineRule="auto"/>
+      </w:pPr>
+      <w:r>
+        <w:rPr>
+          <w:rtl w:val="0"/>
+          <w:lang w:val="en-US"/>
+        </w:rPr>
+        <w:t xml:space="preserve">              &lt;td&gt;{obsah_radek2_label}&lt;/td&gt;</w:t>
+      </w:r>
+    </w:p>
+    <w:p>
+      <w:pPr>
+        <w:pStyle w:val="Výchozí"/>
+        <w:suppressAutoHyphens w:val="1"/>
+        <w:spacing w:before="0" w:line="240" w:lineRule="auto"/>
+      </w:pPr>
+      <w:r>
+        <w:rPr>
+          <w:rtl w:val="0"/>
+          <w:lang w:val="en-US"/>
+        </w:rPr>
+        <w:t xml:space="preserve">              &lt;td&gt;{obsah_radek2_text}&lt;/td&gt;</w:t>
+      </w:r>
+    </w:p>
+    <w:p>
+      <w:pPr>
+        <w:pStyle w:val="Výchozí"/>
+        <w:suppressAutoHyphens w:val="1"/>
+        <w:spacing w:before="0" w:line="240" w:lineRule="auto"/>
+      </w:pPr>
+      <w:r>
+        <w:rPr>
+          <w:rtl w:val="0"/>
+          <w:lang w:val="en-US"/>
+        </w:rPr>
+        <w:t xml:space="preserve">            &lt;/tr&gt;</w:t>
+      </w:r>
+    </w:p>
+    <w:p>
+      <w:pPr>
+        <w:pStyle w:val="Výchozí"/>
+        <w:suppressAutoHyphens w:val="1"/>
+        <w:spacing w:before="0" w:line="240" w:lineRule="auto"/>
+      </w:pPr>
+      <w:r>
+        <w:rPr>
+          <w:rtl w:val="0"/>
+          <w:lang w:val="en-US"/>
+        </w:rPr>
+        <w:t xml:space="preserve">            &lt;tr&gt;</w:t>
+      </w:r>
+    </w:p>
+    <w:p>
+      <w:pPr>
+        <w:pStyle w:val="Výchozí"/>
+        <w:suppressAutoHyphens w:val="1"/>
+        <w:spacing w:before="0" w:line="240" w:lineRule="auto"/>
+      </w:pPr>
+      <w:r>
+        <w:rPr>
+          <w:rtl w:val="0"/>
+          <w:lang w:val="en-US"/>
+        </w:rPr>
+        <w:t xml:space="preserve">              &lt;td&gt;{obsah_radek3_label}&lt;/td&gt;</w:t>
+      </w:r>
+    </w:p>
+    <w:p>
+      <w:pPr>
+        <w:pStyle w:val="Výchozí"/>
+        <w:suppressAutoHyphens w:val="1"/>
+        <w:spacing w:before="0" w:line="240" w:lineRule="auto"/>
+      </w:pPr>
+      <w:r>
+        <w:rPr>
+          <w:rtl w:val="0"/>
+          <w:lang w:val="en-US"/>
+        </w:rPr>
+        <w:t xml:space="preserve">              &lt;td&gt;{obsah_radek3_text}&lt;/td&gt;</w:t>
+      </w:r>
+    </w:p>
+    <w:p>
+      <w:pPr>
+        <w:pStyle w:val="Výchozí"/>
+        <w:suppressAutoHyphens w:val="1"/>
+        <w:spacing w:before="0" w:line="240" w:lineRule="auto"/>
+      </w:pPr>
+      <w:r>
+        <w:rPr>
+          <w:rtl w:val="0"/>
+          <w:lang w:val="en-US"/>
+        </w:rPr>
+        <w:t xml:space="preserve">            &lt;/tr&gt;</w:t>
+      </w:r>
+    </w:p>
+    <w:p>
+      <w:pPr>
+        <w:pStyle w:val="Výchozí"/>
+        <w:suppressAutoHyphens w:val="1"/>
+        <w:spacing w:before="0" w:line="240" w:lineRule="auto"/>
+      </w:pPr>
+      <w:r>
+        <w:rPr>
+          <w:rtl w:val="0"/>
+          <w:lang w:val="en-US"/>
+        </w:rPr>
+        <w:t xml:space="preserve">            &lt;tr&gt;</w:t>
+      </w:r>
+    </w:p>
+    <w:p>
+      <w:pPr>
+        <w:pStyle w:val="Výchozí"/>
+        <w:suppressAutoHyphens w:val="1"/>
+        <w:spacing w:before="0" w:line="240" w:lineRule="auto"/>
+      </w:pPr>
+      <w:r>
+        <w:rPr>
+          <w:rtl w:val="0"/>
+          <w:lang w:val="en-US"/>
+        </w:rPr>
+        <w:t xml:space="preserve">              &lt;td&gt;{obsah_radek4_label}&lt;/td&gt;</w:t>
+      </w:r>
+    </w:p>
+    <w:p>
+      <w:pPr>
+        <w:pStyle w:val="Výchozí"/>
+        <w:suppressAutoHyphens w:val="1"/>
+        <w:spacing w:before="0" w:line="240" w:lineRule="auto"/>
+      </w:pPr>
+      <w:r>
+        <w:rPr>
+          <w:rtl w:val="0"/>
+          <w:lang w:val="en-US"/>
+        </w:rPr>
+        <w:t xml:space="preserve">              &lt;td&gt;{obsah_radek4_text}&lt;/td&gt;</w:t>
+      </w:r>
+    </w:p>
+    <w:p>
+      <w:pPr>
+        <w:pStyle w:val="Výchozí"/>
+        <w:suppressAutoHyphens w:val="1"/>
+        <w:spacing w:before="0" w:line="240" w:lineRule="auto"/>
+      </w:pPr>
+      <w:r>
+        <w:rPr>
+          <w:rtl w:val="0"/>
+          <w:lang w:val="en-US"/>
+        </w:rPr>
+        <w:t xml:space="preserve">            &lt;/tr&gt;</w:t>
+      </w:r>
+    </w:p>
+    <w:p>
+      <w:pPr>
+        <w:pStyle w:val="Výchozí"/>
+        <w:suppressAutoHyphens w:val="1"/>
+        <w:spacing w:before="0" w:line="240" w:lineRule="auto"/>
+      </w:pPr>
+      <w:r>
+        <w:rPr>
+          <w:rtl w:val="0"/>
+          <w:lang w:val="en-US"/>
+        </w:rPr>
+        <w:t xml:space="preserve">          &lt;/tbody&gt;</w:t>
+      </w:r>
+    </w:p>
+    <w:p>
+      <w:pPr>
+        <w:pStyle w:val="Výchozí"/>
+        <w:suppressAutoHyphens w:val="1"/>
+        <w:spacing w:before="0" w:line="240" w:lineRule="auto"/>
+      </w:pPr>
+      <w:r>
+        <w:rPr>
+          <w:rtl w:val="0"/>
+          <w:lang w:val="en-US"/>
+        </w:rPr>
+        <w:t xml:space="preserve">        &lt;/table&gt;</w:t>
+      </w:r>
+    </w:p>
+    <w:p>
+      <w:pPr>
+        <w:pStyle w:val="Výchozí"/>
+        <w:suppressAutoHyphens w:val="1"/>
+        <w:spacing w:before="0" w:line="240" w:lineRule="auto"/>
+      </w:pPr>
+      <w:r>
+        <w:rPr>
+          <w:rtl w:val="0"/>
+          <w:lang w:val="en-US"/>
+        </w:rPr>
+        <w:t xml:space="preserve">      &lt;/div&gt;</w:t>
+      </w:r>
+    </w:p>
+    <w:p>
+      <w:pPr>
+        <w:pStyle w:val="Výchozí"/>
+        <w:suppressAutoHyphens w:val="1"/>
+        <w:spacing w:before="0" w:line="240" w:lineRule="auto"/>
+      </w:pPr>
+      <w:r>
+        <w:rPr>
+          <w:rtl w:val="0"/>
+          <w:lang w:val="en-US"/>
+        </w:rPr>
+        <w:t xml:space="preserve">    &lt;/section&gt;</w:t>
+      </w:r>
+    </w:p>
+    <w:p>
+      <w:pPr>
+        <w:pStyle w:val="Výchozí"/>
+        <w:suppressAutoHyphens w:val="1"/>
+        <w:spacing w:before="0" w:line="240" w:lineRule="auto"/>
+      </w:pPr>
+    </w:p>
+    <w:p>
+      <w:pPr>
+        <w:pStyle w:val="Výchozí"/>
+        <w:suppressAutoHyphens w:val="1"/>
+        <w:spacing w:before="0" w:line="240" w:lineRule="auto"/>
+      </w:pPr>
+      <w:r>
+        <w:rPr>
+          <w:rtl w:val="0"/>
+          <w:lang w:val="en-US"/>
+        </w:rPr>
+        <w:t xml:space="preserve">    &lt;section class="table-card"&gt;</w:t>
+      </w:r>
+    </w:p>
+    <w:p>
+      <w:pPr>
+        <w:pStyle w:val="Výchozí"/>
+        <w:suppressAutoHyphens w:val="1"/>
+        <w:spacing w:before="0" w:line="240" w:lineRule="auto"/>
+      </w:pPr>
+      <w:r>
+        <w:rPr>
+          <w:rtl w:val="0"/>
+          <w:lang w:val="en-US"/>
+        </w:rPr>
+        <w:t xml:space="preserve">      &lt;h2&gt;{sekce_prakticke_nadpis}&lt;/h2&gt;</w:t>
+      </w:r>
+    </w:p>
+    <w:p>
+      <w:pPr>
+        <w:pStyle w:val="Výchozí"/>
+        <w:suppressAutoHyphens w:val="1"/>
+        <w:spacing w:before="0" w:line="240" w:lineRule="auto"/>
+      </w:pPr>
+      <w:r>
+        <w:rPr>
+          <w:rtl w:val="0"/>
+          <w:lang w:val="en-US"/>
+        </w:rPr>
+        <w:t xml:space="preserve">      &lt;div class="clean-table-wrap"&gt;</w:t>
+      </w:r>
+    </w:p>
+    <w:p>
+      <w:pPr>
+        <w:pStyle w:val="Výchozí"/>
+        <w:suppressAutoHyphens w:val="1"/>
+        <w:spacing w:before="0" w:line="240" w:lineRule="auto"/>
+      </w:pPr>
+      <w:r>
+        <w:rPr>
+          <w:rtl w:val="0"/>
+          <w:lang w:val="en-US"/>
+        </w:rPr>
+        <w:t xml:space="preserve">        &lt;table class="clean-table"&gt;</w:t>
+      </w:r>
+    </w:p>
+    <w:p>
+      <w:pPr>
+        <w:pStyle w:val="Výchozí"/>
+        <w:suppressAutoHyphens w:val="1"/>
+        <w:spacing w:before="0" w:line="240" w:lineRule="auto"/>
+      </w:pPr>
+      <w:r>
+        <w:rPr>
+          <w:rtl w:val="0"/>
+          <w:lang w:val="en-US"/>
+        </w:rPr>
+        <w:t xml:space="preserve">          &lt;thead&gt;</w:t>
+      </w:r>
+    </w:p>
+    <w:p>
+      <w:pPr>
+        <w:pStyle w:val="Výchozí"/>
+        <w:suppressAutoHyphens w:val="1"/>
+        <w:spacing w:before="0" w:line="240" w:lineRule="auto"/>
+      </w:pPr>
+      <w:r>
+        <w:rPr>
+          <w:rtl w:val="0"/>
+          <w:lang w:val="en-US"/>
+        </w:rPr>
+        <w:t xml:space="preserve">            &lt;tr&gt;</w:t>
+      </w:r>
+    </w:p>
+    <w:p>
+      <w:pPr>
+        <w:pStyle w:val="Výchozí"/>
+        <w:suppressAutoHyphens w:val="1"/>
+        <w:spacing w:before="0" w:line="240" w:lineRule="auto"/>
+      </w:pPr>
+      <w:r>
+        <w:rPr>
+          <w:rtl w:val="0"/>
+          <w:lang w:val="en-US"/>
+        </w:rPr>
+        <w:t xml:space="preserve">              &lt;th&gt;Situace&lt;/th&gt;</w:t>
+      </w:r>
+    </w:p>
+    <w:p>
+      <w:pPr>
+        <w:pStyle w:val="Výchozí"/>
+        <w:suppressAutoHyphens w:val="1"/>
+        <w:spacing w:before="0" w:line="240" w:lineRule="auto"/>
+      </w:pPr>
+      <w:r>
+        <w:rPr>
+          <w:rtl w:val="0"/>
+          <w:lang w:val="en-US"/>
+        </w:rPr>
+        <w:t xml:space="preserve">              &lt;th&gt;Pro</w:t>
+      </w:r>
+      <w:r>
+        <w:rPr>
+          <w:rtl w:val="0"/>
+          <w:lang w:val="en-US"/>
+        </w:rPr>
+        <w:t xml:space="preserve">č </w:t>
+      </w:r>
+      <w:r>
+        <w:rPr>
+          <w:rtl w:val="0"/>
+          <w:lang w:val="en-US"/>
+        </w:rPr>
+        <w:t>se hod</w:t>
+      </w:r>
+      <w:r>
+        <w:rPr>
+          <w:rtl w:val="0"/>
+          <w:lang w:val="en-US"/>
+        </w:rPr>
+        <w:t>í</w:t>
+      </w:r>
+      <w:r>
+        <w:rPr>
+          <w:rtl w:val="0"/>
+          <w:lang w:val="en-US"/>
+        </w:rPr>
+        <w:t>&lt;/th&gt;</w:t>
+      </w:r>
+    </w:p>
+    <w:p>
+      <w:pPr>
+        <w:pStyle w:val="Výchozí"/>
+        <w:suppressAutoHyphens w:val="1"/>
+        <w:spacing w:before="0" w:line="240" w:lineRule="auto"/>
+      </w:pPr>
+      <w:r>
+        <w:rPr>
+          <w:rtl w:val="0"/>
+          <w:lang w:val="en-US"/>
+        </w:rPr>
+        <w:t xml:space="preserve">            &lt;/tr&gt;</w:t>
+      </w:r>
+    </w:p>
+    <w:p>
+      <w:pPr>
+        <w:pStyle w:val="Výchozí"/>
+        <w:suppressAutoHyphens w:val="1"/>
+        <w:spacing w:before="0" w:line="240" w:lineRule="auto"/>
+      </w:pPr>
+      <w:r>
+        <w:rPr>
+          <w:rtl w:val="0"/>
+          <w:lang w:val="en-US"/>
+        </w:rPr>
+        <w:t xml:space="preserve">          &lt;/thead&gt;</w:t>
+      </w:r>
+    </w:p>
+    <w:p>
+      <w:pPr>
+        <w:pStyle w:val="Výchozí"/>
+        <w:suppressAutoHyphens w:val="1"/>
+        <w:spacing w:before="0" w:line="240" w:lineRule="auto"/>
+      </w:pPr>
+      <w:r>
+        <w:rPr>
+          <w:rtl w:val="0"/>
+          <w:lang w:val="en-US"/>
+        </w:rPr>
+        <w:t xml:space="preserve">          &lt;tbody&gt;</w:t>
+      </w:r>
+    </w:p>
+    <w:p>
+      <w:pPr>
+        <w:pStyle w:val="Výchozí"/>
+        <w:suppressAutoHyphens w:val="1"/>
+        <w:spacing w:before="0" w:line="240" w:lineRule="auto"/>
+      </w:pPr>
+      <w:r>
+        <w:rPr>
+          <w:rtl w:val="0"/>
+          <w:lang w:val="en-US"/>
+        </w:rPr>
+        <w:t xml:space="preserve">            &lt;tr&gt;</w:t>
+      </w:r>
+    </w:p>
+    <w:p>
+      <w:pPr>
+        <w:pStyle w:val="Výchozí"/>
+        <w:suppressAutoHyphens w:val="1"/>
+        <w:spacing w:before="0" w:line="240" w:lineRule="auto"/>
+      </w:pPr>
+      <w:r>
+        <w:rPr>
+          <w:rtl w:val="0"/>
+          <w:lang w:val="en-US"/>
+        </w:rPr>
+        <w:t xml:space="preserve">              &lt;td&gt;{prakticke_radek1_label}&lt;/td&gt;</w:t>
+      </w:r>
+    </w:p>
+    <w:p>
+      <w:pPr>
+        <w:pStyle w:val="Výchozí"/>
+        <w:suppressAutoHyphens w:val="1"/>
+        <w:spacing w:before="0" w:line="240" w:lineRule="auto"/>
+      </w:pPr>
+      <w:r>
+        <w:rPr>
+          <w:rtl w:val="0"/>
+          <w:lang w:val="en-US"/>
+        </w:rPr>
+        <w:t xml:space="preserve">              &lt;td&gt;{prakticke_radek1_text}&lt;/td&gt;</w:t>
+      </w:r>
+    </w:p>
+    <w:p>
+      <w:pPr>
+        <w:pStyle w:val="Výchozí"/>
+        <w:suppressAutoHyphens w:val="1"/>
+        <w:spacing w:before="0" w:line="240" w:lineRule="auto"/>
+      </w:pPr>
+      <w:r>
+        <w:rPr>
+          <w:rtl w:val="0"/>
+          <w:lang w:val="en-US"/>
+        </w:rPr>
+        <w:t xml:space="preserve">            &lt;/tr&gt;</w:t>
+      </w:r>
+    </w:p>
+    <w:p>
+      <w:pPr>
+        <w:pStyle w:val="Výchozí"/>
+        <w:suppressAutoHyphens w:val="1"/>
+        <w:spacing w:before="0" w:line="240" w:lineRule="auto"/>
+      </w:pPr>
+      <w:r>
+        <w:rPr>
+          <w:rtl w:val="0"/>
+          <w:lang w:val="en-US"/>
+        </w:rPr>
+        <w:t xml:space="preserve">            &lt;tr&gt;</w:t>
+      </w:r>
+    </w:p>
+    <w:p>
+      <w:pPr>
+        <w:pStyle w:val="Výchozí"/>
+        <w:suppressAutoHyphens w:val="1"/>
+        <w:spacing w:before="0" w:line="240" w:lineRule="auto"/>
+      </w:pPr>
+      <w:r>
+        <w:rPr>
+          <w:rtl w:val="0"/>
+          <w:lang w:val="en-US"/>
+        </w:rPr>
+        <w:t xml:space="preserve">              &lt;td&gt;{prakticke_radek2_label}&lt;/td&gt;</w:t>
+      </w:r>
+    </w:p>
+    <w:p>
+      <w:pPr>
+        <w:pStyle w:val="Výchozí"/>
+        <w:suppressAutoHyphens w:val="1"/>
+        <w:spacing w:before="0" w:line="240" w:lineRule="auto"/>
+      </w:pPr>
+      <w:r>
+        <w:rPr>
+          <w:rtl w:val="0"/>
+          <w:lang w:val="en-US"/>
+        </w:rPr>
+        <w:t xml:space="preserve">              &lt;td&gt;{prakticke_radek2_text}&lt;/td&gt;</w:t>
+      </w:r>
+    </w:p>
+    <w:p>
+      <w:pPr>
+        <w:pStyle w:val="Výchozí"/>
+        <w:suppressAutoHyphens w:val="1"/>
+        <w:spacing w:before="0" w:line="240" w:lineRule="auto"/>
+      </w:pPr>
+      <w:r>
+        <w:rPr>
+          <w:rtl w:val="0"/>
+          <w:lang w:val="en-US"/>
+        </w:rPr>
+        <w:t xml:space="preserve">            &lt;/tr&gt;</w:t>
+      </w:r>
+    </w:p>
+    <w:p>
+      <w:pPr>
+        <w:pStyle w:val="Výchozí"/>
+        <w:suppressAutoHyphens w:val="1"/>
+        <w:spacing w:before="0" w:line="240" w:lineRule="auto"/>
+      </w:pPr>
+      <w:r>
+        <w:rPr>
+          <w:rtl w:val="0"/>
+          <w:lang w:val="en-US"/>
+        </w:rPr>
+        <w:t xml:space="preserve">            &lt;tr&gt;</w:t>
+      </w:r>
+    </w:p>
+    <w:p>
+      <w:pPr>
+        <w:pStyle w:val="Výchozí"/>
+        <w:suppressAutoHyphens w:val="1"/>
+        <w:spacing w:before="0" w:line="240" w:lineRule="auto"/>
+      </w:pPr>
+      <w:r>
+        <w:rPr>
+          <w:rtl w:val="0"/>
+          <w:lang w:val="en-US"/>
+        </w:rPr>
+        <w:t xml:space="preserve">              &lt;td&gt;{prakticke_radek3_label}&lt;/td&gt;</w:t>
+      </w:r>
+    </w:p>
+    <w:p>
+      <w:pPr>
+        <w:pStyle w:val="Výchozí"/>
+        <w:suppressAutoHyphens w:val="1"/>
+        <w:spacing w:before="0" w:line="240" w:lineRule="auto"/>
+      </w:pPr>
+      <w:r>
+        <w:rPr>
+          <w:rtl w:val="0"/>
+          <w:lang w:val="en-US"/>
+        </w:rPr>
+        <w:t xml:space="preserve">              &lt;td&gt;{prakticke_radek3_text}&lt;/td&gt;</w:t>
+      </w:r>
+    </w:p>
+    <w:p>
+      <w:pPr>
+        <w:pStyle w:val="Výchozí"/>
+        <w:suppressAutoHyphens w:val="1"/>
+        <w:spacing w:before="0" w:line="240" w:lineRule="auto"/>
+      </w:pPr>
+      <w:r>
+        <w:rPr>
+          <w:rtl w:val="0"/>
+          <w:lang w:val="en-US"/>
+        </w:rPr>
+        <w:t xml:space="preserve">            &lt;/tr&gt;</w:t>
+      </w:r>
+    </w:p>
+    <w:p>
+      <w:pPr>
+        <w:pStyle w:val="Výchozí"/>
+        <w:suppressAutoHyphens w:val="1"/>
+        <w:spacing w:before="0" w:line="240" w:lineRule="auto"/>
+      </w:pPr>
+      <w:r>
+        <w:rPr>
+          <w:rtl w:val="0"/>
+          <w:lang w:val="en-US"/>
+        </w:rPr>
+        <w:t xml:space="preserve">          &lt;/tbody&gt;</w:t>
+      </w:r>
+    </w:p>
+    <w:p>
+      <w:pPr>
+        <w:pStyle w:val="Výchozí"/>
+        <w:suppressAutoHyphens w:val="1"/>
+        <w:spacing w:before="0" w:line="240" w:lineRule="auto"/>
+      </w:pPr>
+      <w:r>
+        <w:rPr>
+          <w:rtl w:val="0"/>
+          <w:lang w:val="en-US"/>
+        </w:rPr>
+        <w:t xml:space="preserve">        &lt;/table&gt;</w:t>
+      </w:r>
+    </w:p>
+    <w:p>
+      <w:pPr>
+        <w:pStyle w:val="Výchozí"/>
+        <w:suppressAutoHyphens w:val="1"/>
+        <w:spacing w:before="0" w:line="240" w:lineRule="auto"/>
+      </w:pPr>
+      <w:r>
+        <w:rPr>
+          <w:rtl w:val="0"/>
+          <w:lang w:val="en-US"/>
+        </w:rPr>
+        <w:t xml:space="preserve">      &lt;/div&gt;</w:t>
+      </w:r>
+    </w:p>
+    <w:p>
+      <w:pPr>
+        <w:pStyle w:val="Výchozí"/>
+        <w:suppressAutoHyphens w:val="1"/>
+        <w:spacing w:before="0" w:line="240" w:lineRule="auto"/>
+      </w:pPr>
+      <w:r>
+        <w:rPr>
+          <w:rtl w:val="0"/>
+          <w:lang w:val="en-US"/>
+        </w:rPr>
+        <w:t xml:space="preserve">    &lt;/section&gt;</w:t>
+      </w:r>
+    </w:p>
+    <w:p>
+      <w:pPr>
+        <w:pStyle w:val="Výchozí"/>
+        <w:suppressAutoHyphens w:val="1"/>
+        <w:spacing w:before="0" w:line="240" w:lineRule="auto"/>
+      </w:pPr>
+    </w:p>
+    <w:p>
+      <w:pPr>
+        <w:pStyle w:val="Výchozí"/>
+        <w:suppressAutoHyphens w:val="1"/>
+        <w:spacing w:before="0" w:line="240" w:lineRule="auto"/>
+      </w:pPr>
+      <w:r>
+        <w:rPr>
+          <w:rtl w:val="0"/>
+          <w:lang w:val="en-US"/>
+        </w:rPr>
         <w:t xml:space="preserve">    &lt;div class="duo-gallery"&gt;</w:t>
       </w:r>
     </w:p>
@@ -8719,21 +10833,21 @@
           <w:rtl w:val="0"/>
           <w:lang w:val="en-US"/>
         </w:rPr>
-        <w:t xml:space="preserve">        &lt;a href="javascript:void(0)" onclick="pwOpenLightbox('{img1_src}','{img1_alt}')"&gt;</w:t>
-      </w:r>
-    </w:p>
-    <w:p>
-      <w:pPr>
-        <w:pStyle w:val="Výchozí"/>
-        <w:suppressAutoHyphens w:val="1"/>
-        <w:spacing w:before="0" w:line="240" w:lineRule="auto"/>
-      </w:pPr>
-      <w:r>
-        <w:rPr>
-          <w:rtl w:val="0"/>
-          <w:lang w:val="en-US"/>
-        </w:rPr>
-        <w:t xml:space="preserve">          &lt;img src="{img1_src}" alt="{img1_alt}"&gt;</w:t>
+        <w:t xml:space="preserve">        &lt;a href="javascript:void(0)" onclick="pwOpenLightbox('{img3_src}','{img3_alt}')"&gt;</w:t>
+      </w:r>
+    </w:p>
+    <w:p>
+      <w:pPr>
+        <w:pStyle w:val="Výchozí"/>
+        <w:suppressAutoHyphens w:val="1"/>
+        <w:spacing w:before="0" w:line="240" w:lineRule="auto"/>
+      </w:pPr>
+      <w:r>
+        <w:rPr>
+          <w:rtl w:val="0"/>
+          <w:lang w:val="en-US"/>
+        </w:rPr>
+        <w:t xml:space="preserve">          &lt;img src="{img3_src}" alt="{img3_alt}"&gt;</w:t>
       </w:r>
     </w:p>
     <w:p>
@@ -8775,42 +10889,1204 @@
           <w:rtl w:val="0"/>
           <w:lang w:val="en-US"/>
         </w:rPr>
-        <w:t xml:space="preserve">          &lt;strong&gt;{img1_alt}&lt;/strong&gt;</w:t>
-      </w:r>
-    </w:p>
-    <w:p>
-      <w:pPr>
-        <w:pStyle w:val="Výchozí"/>
-        <w:suppressAutoHyphens w:val="1"/>
-        <w:spacing w:before="0" w:line="240" w:lineRule="auto"/>
-      </w:pPr>
-      <w:r>
-        <w:rPr>
-          <w:rtl w:val="0"/>
-          <w:lang w:val="en-US"/>
-        </w:rPr>
-        <w:t xml:space="preserve">          &lt;span&gt;Klikni pro zv</w:t>
-      </w:r>
-      <w:r>
-        <w:rPr>
-          <w:rtl w:val="0"/>
-          <w:lang w:val="en-US"/>
-        </w:rPr>
-        <w:t>ě</w:t>
-      </w:r>
-      <w:r>
-        <w:rPr>
-          <w:rtl w:val="0"/>
-          <w:lang w:val="en-US"/>
-        </w:rPr>
-        <w:t>t</w:t>
-      </w:r>
-      <w:r>
-        <w:rPr>
-          <w:rtl w:val="0"/>
-          <w:lang w:val="en-US"/>
-        </w:rPr>
-        <w:t>š</w:t>
+        <w:t xml:space="preserve">          &lt;strong&gt;{img3_caption_title}&lt;/strong&gt;</w:t>
+      </w:r>
+    </w:p>
+    <w:p>
+      <w:pPr>
+        <w:pStyle w:val="Výchozí"/>
+        <w:suppressAutoHyphens w:val="1"/>
+        <w:spacing w:before="0" w:line="240" w:lineRule="auto"/>
+      </w:pPr>
+      <w:r>
+        <w:rPr>
+          <w:rtl w:val="0"/>
+          <w:lang w:val="en-US"/>
+        </w:rPr>
+        <w:t xml:space="preserve">          &lt;span&gt;{img3_caption_text}&lt;/span&gt;</w:t>
+      </w:r>
+    </w:p>
+    <w:p>
+      <w:pPr>
+        <w:pStyle w:val="Výchozí"/>
+        <w:suppressAutoHyphens w:val="1"/>
+        <w:spacing w:before="0" w:line="240" w:lineRule="auto"/>
+      </w:pPr>
+      <w:r>
+        <w:rPr>
+          <w:rtl w:val="0"/>
+          <w:lang w:val="en-US"/>
+        </w:rPr>
+        <w:t xml:space="preserve">        &lt;/div&gt;</w:t>
+      </w:r>
+    </w:p>
+    <w:p>
+      <w:pPr>
+        <w:pStyle w:val="Výchozí"/>
+        <w:suppressAutoHyphens w:val="1"/>
+        <w:spacing w:before="0" w:line="240" w:lineRule="auto"/>
+      </w:pPr>
+      <w:r>
+        <w:rPr>
+          <w:rtl w:val="0"/>
+          <w:lang w:val="en-US"/>
+        </w:rPr>
+        <w:t xml:space="preserve">      &lt;/div&gt;</w:t>
+      </w:r>
+    </w:p>
+    <w:p>
+      <w:pPr>
+        <w:pStyle w:val="Výchozí"/>
+        <w:suppressAutoHyphens w:val="1"/>
+        <w:spacing w:before="0" w:line="240" w:lineRule="auto"/>
+      </w:pPr>
+    </w:p>
+    <w:p>
+      <w:pPr>
+        <w:pStyle w:val="Výchozí"/>
+        <w:suppressAutoHyphens w:val="1"/>
+        <w:spacing w:before="0" w:line="240" w:lineRule="auto"/>
+      </w:pPr>
+      <w:r>
+        <w:rPr>
+          <w:rtl w:val="0"/>
+          <w:lang w:val="en-US"/>
+        </w:rPr>
+        <w:t xml:space="preserve">      &lt;div class="duo-card"&gt;</w:t>
+      </w:r>
+    </w:p>
+    <w:p>
+      <w:pPr>
+        <w:pStyle w:val="Výchozí"/>
+        <w:suppressAutoHyphens w:val="1"/>
+        <w:spacing w:before="0" w:line="240" w:lineRule="auto"/>
+      </w:pPr>
+      <w:r>
+        <w:rPr>
+          <w:rtl w:val="0"/>
+          <w:lang w:val="en-US"/>
+        </w:rPr>
+        <w:t xml:space="preserve">        &lt;a href="javascript:void(0)" onclick="pwOpenLightbox('{img4_src}','{img4_alt}')"&gt;</w:t>
+      </w:r>
+    </w:p>
+    <w:p>
+      <w:pPr>
+        <w:pStyle w:val="Výchozí"/>
+        <w:suppressAutoHyphens w:val="1"/>
+        <w:spacing w:before="0" w:line="240" w:lineRule="auto"/>
+      </w:pPr>
+      <w:r>
+        <w:rPr>
+          <w:rtl w:val="0"/>
+          <w:lang w:val="en-US"/>
+        </w:rPr>
+        <w:t xml:space="preserve">          &lt;img src="{img4_src}" alt="{img4_alt}"&gt;</w:t>
+      </w:r>
+    </w:p>
+    <w:p>
+      <w:pPr>
+        <w:pStyle w:val="Výchozí"/>
+        <w:suppressAutoHyphens w:val="1"/>
+        <w:spacing w:before="0" w:line="240" w:lineRule="auto"/>
+      </w:pPr>
+      <w:r>
+        <w:rPr>
+          <w:rtl w:val="0"/>
+          <w:lang w:val="en-US"/>
+        </w:rPr>
+        <w:t xml:space="preserve">        &lt;/a&gt;</w:t>
+      </w:r>
+    </w:p>
+    <w:p>
+      <w:pPr>
+        <w:pStyle w:val="Výchozí"/>
+        <w:suppressAutoHyphens w:val="1"/>
+        <w:spacing w:before="0" w:line="240" w:lineRule="auto"/>
+      </w:pPr>
+      <w:r>
+        <w:rPr>
+          <w:rtl w:val="0"/>
+          <w:lang w:val="en-US"/>
+        </w:rPr>
+        <w:t xml:space="preserve">        &lt;div class="duo-caption"&gt;</w:t>
+      </w:r>
+    </w:p>
+    <w:p>
+      <w:pPr>
+        <w:pStyle w:val="Výchozí"/>
+        <w:suppressAutoHyphens w:val="1"/>
+        <w:spacing w:before="0" w:line="240" w:lineRule="auto"/>
+      </w:pPr>
+      <w:r>
+        <w:rPr>
+          <w:rtl w:val="0"/>
+          <w:lang w:val="en-US"/>
+        </w:rPr>
+        <w:t xml:space="preserve">          &lt;strong&gt;{img4_caption_title}&lt;/strong&gt;</w:t>
+      </w:r>
+    </w:p>
+    <w:p>
+      <w:pPr>
+        <w:pStyle w:val="Výchozí"/>
+        <w:suppressAutoHyphens w:val="1"/>
+        <w:spacing w:before="0" w:line="240" w:lineRule="auto"/>
+      </w:pPr>
+      <w:r>
+        <w:rPr>
+          <w:rtl w:val="0"/>
+          <w:lang w:val="en-US"/>
+        </w:rPr>
+        <w:t xml:space="preserve">          &lt;span&gt;{img4_caption_text}&lt;/span&gt;</w:t>
+      </w:r>
+    </w:p>
+    <w:p>
+      <w:pPr>
+        <w:pStyle w:val="Výchozí"/>
+        <w:suppressAutoHyphens w:val="1"/>
+        <w:spacing w:before="0" w:line="240" w:lineRule="auto"/>
+      </w:pPr>
+      <w:r>
+        <w:rPr>
+          <w:rtl w:val="0"/>
+          <w:lang w:val="en-US"/>
+        </w:rPr>
+        <w:t xml:space="preserve">        &lt;/div&gt;</w:t>
+      </w:r>
+    </w:p>
+    <w:p>
+      <w:pPr>
+        <w:pStyle w:val="Výchozí"/>
+        <w:suppressAutoHyphens w:val="1"/>
+        <w:spacing w:before="0" w:line="240" w:lineRule="auto"/>
+      </w:pPr>
+      <w:r>
+        <w:rPr>
+          <w:rtl w:val="0"/>
+          <w:lang w:val="en-US"/>
+        </w:rPr>
+        <w:t xml:space="preserve">      &lt;/div&gt;</w:t>
+      </w:r>
+    </w:p>
+    <w:p>
+      <w:pPr>
+        <w:pStyle w:val="Výchozí"/>
+        <w:suppressAutoHyphens w:val="1"/>
+        <w:spacing w:before="0" w:line="240" w:lineRule="auto"/>
+      </w:pPr>
+      <w:r>
+        <w:rPr>
+          <w:rtl w:val="0"/>
+          <w:lang w:val="en-US"/>
+        </w:rPr>
+        <w:t xml:space="preserve">    &lt;/div&gt;</w:t>
+      </w:r>
+    </w:p>
+    <w:p>
+      <w:pPr>
+        <w:pStyle w:val="Výchozí"/>
+        <w:suppressAutoHyphens w:val="1"/>
+        <w:spacing w:before="0" w:line="240" w:lineRule="auto"/>
+      </w:pPr>
+    </w:p>
+    <w:p>
+      <w:pPr>
+        <w:pStyle w:val="Výchozí"/>
+        <w:suppressAutoHyphens w:val="1"/>
+        <w:spacing w:before="0" w:line="240" w:lineRule="auto"/>
+      </w:pPr>
+      <w:r>
+        <w:rPr>
+          <w:rtl w:val="0"/>
+          <w:lang w:val="en-US"/>
+        </w:rPr>
+        <w:t xml:space="preserve">    &lt;section class="table-card"&gt;</w:t>
+      </w:r>
+    </w:p>
+    <w:p>
+      <w:pPr>
+        <w:pStyle w:val="Výchozí"/>
+        <w:suppressAutoHyphens w:val="1"/>
+        <w:spacing w:before="0" w:line="240" w:lineRule="auto"/>
+      </w:pPr>
+      <w:r>
+        <w:rPr>
+          <w:rtl w:val="0"/>
+          <w:lang w:val="en-US"/>
+        </w:rPr>
+        <w:t xml:space="preserve">      &lt;h2&gt;{sekce_doporucene_nadpis}&lt;/h2&gt;</w:t>
+      </w:r>
+    </w:p>
+    <w:p>
+      <w:pPr>
+        <w:pStyle w:val="Výchozí"/>
+        <w:suppressAutoHyphens w:val="1"/>
+        <w:spacing w:before="0" w:line="240" w:lineRule="auto"/>
+      </w:pPr>
+      <w:r>
+        <w:rPr>
+          <w:rtl w:val="0"/>
+          <w:lang w:val="en-US"/>
+        </w:rPr>
+        <w:t xml:space="preserve">      &lt;div class="clean-table-wrap"&gt;</w:t>
+      </w:r>
+    </w:p>
+    <w:p>
+      <w:pPr>
+        <w:pStyle w:val="Výchozí"/>
+        <w:suppressAutoHyphens w:val="1"/>
+        <w:spacing w:before="0" w:line="240" w:lineRule="auto"/>
+      </w:pPr>
+      <w:r>
+        <w:rPr>
+          <w:rtl w:val="0"/>
+          <w:lang w:val="en-US"/>
+        </w:rPr>
+        <w:t xml:space="preserve">        &lt;table class="clean-table"&gt;</w:t>
+      </w:r>
+    </w:p>
+    <w:p>
+      <w:pPr>
+        <w:pStyle w:val="Výchozí"/>
+        <w:suppressAutoHyphens w:val="1"/>
+        <w:spacing w:before="0" w:line="240" w:lineRule="auto"/>
+      </w:pPr>
+      <w:r>
+        <w:rPr>
+          <w:rtl w:val="0"/>
+          <w:lang w:val="en-US"/>
+        </w:rPr>
+        <w:t xml:space="preserve">          &lt;thead&gt;</w:t>
+      </w:r>
+    </w:p>
+    <w:p>
+      <w:pPr>
+        <w:pStyle w:val="Výchozí"/>
+        <w:suppressAutoHyphens w:val="1"/>
+        <w:spacing w:before="0" w:line="240" w:lineRule="auto"/>
+      </w:pPr>
+      <w:r>
+        <w:rPr>
+          <w:rtl w:val="0"/>
+          <w:lang w:val="en-US"/>
+        </w:rPr>
+        <w:t xml:space="preserve">            &lt;tr&gt;</w:t>
+      </w:r>
+    </w:p>
+    <w:p>
+      <w:pPr>
+        <w:pStyle w:val="Výchozí"/>
+        <w:suppressAutoHyphens w:val="1"/>
+        <w:spacing w:before="0" w:line="240" w:lineRule="auto"/>
+      </w:pPr>
+      <w:r>
+        <w:rPr>
+          <w:rtl w:val="0"/>
+          <w:lang w:val="en-US"/>
+        </w:rPr>
+        <w:t xml:space="preserve">              &lt;th&gt;Produkt&lt;/th&gt;</w:t>
+      </w:r>
+    </w:p>
+    <w:p>
+      <w:pPr>
+        <w:pStyle w:val="Výchozí"/>
+        <w:suppressAutoHyphens w:val="1"/>
+        <w:spacing w:before="0" w:line="240" w:lineRule="auto"/>
+      </w:pPr>
+      <w:r>
+        <w:rPr>
+          <w:rtl w:val="0"/>
+          <w:lang w:val="en-US"/>
+        </w:rPr>
+        <w:t xml:space="preserve">              &lt;th&gt;Pro</w:t>
+      </w:r>
+      <w:r>
+        <w:rPr>
+          <w:rtl w:val="0"/>
+          <w:lang w:val="en-US"/>
+        </w:rPr>
+        <w:t>č</w:t>
+      </w:r>
+      <w:r>
+        <w:rPr>
+          <w:rtl w:val="0"/>
+          <w:lang w:val="en-US"/>
+        </w:rPr>
+        <w:t>&lt;/th&gt;</w:t>
+      </w:r>
+    </w:p>
+    <w:p>
+      <w:pPr>
+        <w:pStyle w:val="Výchozí"/>
+        <w:suppressAutoHyphens w:val="1"/>
+        <w:spacing w:before="0" w:line="240" w:lineRule="auto"/>
+      </w:pPr>
+      <w:r>
+        <w:rPr>
+          <w:rtl w:val="0"/>
+          <w:lang w:val="en-US"/>
+        </w:rPr>
+        <w:t xml:space="preserve">            &lt;/tr&gt;</w:t>
+      </w:r>
+    </w:p>
+    <w:p>
+      <w:pPr>
+        <w:pStyle w:val="Výchozí"/>
+        <w:suppressAutoHyphens w:val="1"/>
+        <w:spacing w:before="0" w:line="240" w:lineRule="auto"/>
+      </w:pPr>
+      <w:r>
+        <w:rPr>
+          <w:rtl w:val="0"/>
+          <w:lang w:val="en-US"/>
+        </w:rPr>
+        <w:t xml:space="preserve">          &lt;/thead&gt;</w:t>
+      </w:r>
+    </w:p>
+    <w:p>
+      <w:pPr>
+        <w:pStyle w:val="Výchozí"/>
+        <w:suppressAutoHyphens w:val="1"/>
+        <w:spacing w:before="0" w:line="240" w:lineRule="auto"/>
+      </w:pPr>
+      <w:r>
+        <w:rPr>
+          <w:rtl w:val="0"/>
+          <w:lang w:val="en-US"/>
+        </w:rPr>
+        <w:t xml:space="preserve">          &lt;tbody&gt;</w:t>
+      </w:r>
+    </w:p>
+    <w:p>
+      <w:pPr>
+        <w:pStyle w:val="Výchozí"/>
+        <w:suppressAutoHyphens w:val="1"/>
+        <w:spacing w:before="0" w:line="240" w:lineRule="auto"/>
+      </w:pPr>
+      <w:r>
+        <w:rPr>
+          <w:rtl w:val="0"/>
+          <w:lang w:val="en-US"/>
+        </w:rPr>
+        <w:t xml:space="preserve">            &lt;tr&gt;</w:t>
+      </w:r>
+    </w:p>
+    <w:p>
+      <w:pPr>
+        <w:pStyle w:val="Výchozí"/>
+        <w:suppressAutoHyphens w:val="1"/>
+        <w:spacing w:before="0" w:line="240" w:lineRule="auto"/>
+      </w:pPr>
+      <w:r>
+        <w:rPr>
+          <w:rtl w:val="0"/>
+          <w:lang w:val="en-US"/>
+        </w:rPr>
+        <w:t xml:space="preserve">              &lt;td&gt;{doporuceny_produkt1}&lt;/td&gt;</w:t>
+      </w:r>
+    </w:p>
+    <w:p>
+      <w:pPr>
+        <w:pStyle w:val="Výchozí"/>
+        <w:suppressAutoHyphens w:val="1"/>
+        <w:spacing w:before="0" w:line="240" w:lineRule="auto"/>
+      </w:pPr>
+      <w:r>
+        <w:rPr>
+          <w:rtl w:val="0"/>
+          <w:lang w:val="en-US"/>
+        </w:rPr>
+        <w:t xml:space="preserve">              &lt;td&gt;{doporuceny_produkt1_text}&lt;/td&gt;</w:t>
+      </w:r>
+    </w:p>
+    <w:p>
+      <w:pPr>
+        <w:pStyle w:val="Výchozí"/>
+        <w:suppressAutoHyphens w:val="1"/>
+        <w:spacing w:before="0" w:line="240" w:lineRule="auto"/>
+      </w:pPr>
+      <w:r>
+        <w:rPr>
+          <w:rtl w:val="0"/>
+          <w:lang w:val="en-US"/>
+        </w:rPr>
+        <w:t xml:space="preserve">            &lt;/tr&gt;</w:t>
+      </w:r>
+    </w:p>
+    <w:p>
+      <w:pPr>
+        <w:pStyle w:val="Výchozí"/>
+        <w:suppressAutoHyphens w:val="1"/>
+        <w:spacing w:before="0" w:line="240" w:lineRule="auto"/>
+      </w:pPr>
+      <w:r>
+        <w:rPr>
+          <w:rtl w:val="0"/>
+          <w:lang w:val="en-US"/>
+        </w:rPr>
+        <w:t xml:space="preserve">            &lt;tr&gt;</w:t>
+      </w:r>
+    </w:p>
+    <w:p>
+      <w:pPr>
+        <w:pStyle w:val="Výchozí"/>
+        <w:suppressAutoHyphens w:val="1"/>
+        <w:spacing w:before="0" w:line="240" w:lineRule="auto"/>
+      </w:pPr>
+      <w:r>
+        <w:rPr>
+          <w:rtl w:val="0"/>
+          <w:lang w:val="en-US"/>
+        </w:rPr>
+        <w:t xml:space="preserve">              &lt;td&gt;{doporuceny_produkt2}&lt;/td&gt;</w:t>
+      </w:r>
+    </w:p>
+    <w:p>
+      <w:pPr>
+        <w:pStyle w:val="Výchozí"/>
+        <w:suppressAutoHyphens w:val="1"/>
+        <w:spacing w:before="0" w:line="240" w:lineRule="auto"/>
+      </w:pPr>
+      <w:r>
+        <w:rPr>
+          <w:rtl w:val="0"/>
+          <w:lang w:val="en-US"/>
+        </w:rPr>
+        <w:t xml:space="preserve">              &lt;td&gt;{doporuceny_produkt2_text}&lt;/td&gt;</w:t>
+      </w:r>
+    </w:p>
+    <w:p>
+      <w:pPr>
+        <w:pStyle w:val="Výchozí"/>
+        <w:suppressAutoHyphens w:val="1"/>
+        <w:spacing w:before="0" w:line="240" w:lineRule="auto"/>
+      </w:pPr>
+      <w:r>
+        <w:rPr>
+          <w:rtl w:val="0"/>
+          <w:lang w:val="en-US"/>
+        </w:rPr>
+        <w:t xml:space="preserve">            &lt;/tr&gt;</w:t>
+      </w:r>
+    </w:p>
+    <w:p>
+      <w:pPr>
+        <w:pStyle w:val="Výchozí"/>
+        <w:suppressAutoHyphens w:val="1"/>
+        <w:spacing w:before="0" w:line="240" w:lineRule="auto"/>
+      </w:pPr>
+      <w:r>
+        <w:rPr>
+          <w:rtl w:val="0"/>
+          <w:lang w:val="en-US"/>
+        </w:rPr>
+        <w:t xml:space="preserve">            &lt;tr&gt;</w:t>
+      </w:r>
+    </w:p>
+    <w:p>
+      <w:pPr>
+        <w:pStyle w:val="Výchozí"/>
+        <w:suppressAutoHyphens w:val="1"/>
+        <w:spacing w:before="0" w:line="240" w:lineRule="auto"/>
+      </w:pPr>
+      <w:r>
+        <w:rPr>
+          <w:rtl w:val="0"/>
+          <w:lang w:val="en-US"/>
+        </w:rPr>
+        <w:t xml:space="preserve">              &lt;td&gt;{doporuceny_produkt3}&lt;/td&gt;</w:t>
+      </w:r>
+    </w:p>
+    <w:p>
+      <w:pPr>
+        <w:pStyle w:val="Výchozí"/>
+        <w:suppressAutoHyphens w:val="1"/>
+        <w:spacing w:before="0" w:line="240" w:lineRule="auto"/>
+      </w:pPr>
+      <w:r>
+        <w:rPr>
+          <w:rtl w:val="0"/>
+          <w:lang w:val="en-US"/>
+        </w:rPr>
+        <w:t xml:space="preserve">              &lt;td&gt;{doporuceny_produkt3_text}&lt;/td&gt;</w:t>
+      </w:r>
+    </w:p>
+    <w:p>
+      <w:pPr>
+        <w:pStyle w:val="Výchozí"/>
+        <w:suppressAutoHyphens w:val="1"/>
+        <w:spacing w:before="0" w:line="240" w:lineRule="auto"/>
+      </w:pPr>
+      <w:r>
+        <w:rPr>
+          <w:rtl w:val="0"/>
+          <w:lang w:val="en-US"/>
+        </w:rPr>
+        <w:t xml:space="preserve">            &lt;/tr&gt;</w:t>
+      </w:r>
+    </w:p>
+    <w:p>
+      <w:pPr>
+        <w:pStyle w:val="Výchozí"/>
+        <w:suppressAutoHyphens w:val="1"/>
+        <w:spacing w:before="0" w:line="240" w:lineRule="auto"/>
+      </w:pPr>
+      <w:r>
+        <w:rPr>
+          <w:rtl w:val="0"/>
+          <w:lang w:val="en-US"/>
+        </w:rPr>
+        <w:t xml:space="preserve">          &lt;/tbody&gt;</w:t>
+      </w:r>
+    </w:p>
+    <w:p>
+      <w:pPr>
+        <w:pStyle w:val="Výchozí"/>
+        <w:suppressAutoHyphens w:val="1"/>
+        <w:spacing w:before="0" w:line="240" w:lineRule="auto"/>
+      </w:pPr>
+      <w:r>
+        <w:rPr>
+          <w:rtl w:val="0"/>
+          <w:lang w:val="en-US"/>
+        </w:rPr>
+        <w:t xml:space="preserve">        &lt;/table&gt;</w:t>
+      </w:r>
+    </w:p>
+    <w:p>
+      <w:pPr>
+        <w:pStyle w:val="Výchozí"/>
+        <w:suppressAutoHyphens w:val="1"/>
+        <w:spacing w:before="0" w:line="240" w:lineRule="auto"/>
+      </w:pPr>
+      <w:r>
+        <w:rPr>
+          <w:rtl w:val="0"/>
+          <w:lang w:val="en-US"/>
+        </w:rPr>
+        <w:t xml:space="preserve">      &lt;/div&gt;</w:t>
+      </w:r>
+    </w:p>
+    <w:p>
+      <w:pPr>
+        <w:pStyle w:val="Výchozí"/>
+        <w:suppressAutoHyphens w:val="1"/>
+        <w:spacing w:before="0" w:line="240" w:lineRule="auto"/>
+      </w:pPr>
+      <w:r>
+        <w:rPr>
+          <w:rtl w:val="0"/>
+          <w:lang w:val="en-US"/>
+        </w:rPr>
+        <w:t xml:space="preserve">    &lt;/section&gt;</w:t>
+      </w:r>
+    </w:p>
+    <w:p>
+      <w:pPr>
+        <w:pStyle w:val="Výchozí"/>
+        <w:suppressAutoHyphens w:val="1"/>
+        <w:spacing w:before="0" w:line="240" w:lineRule="auto"/>
+      </w:pPr>
+    </w:p>
+    <w:p>
+      <w:pPr>
+        <w:pStyle w:val="Výchozí"/>
+        <w:suppressAutoHyphens w:val="1"/>
+        <w:spacing w:before="0" w:line="240" w:lineRule="auto"/>
+      </w:pPr>
+      <w:r>
+        <w:rPr>
+          <w:rtl w:val="0"/>
+          <w:lang w:val="en-US"/>
+        </w:rPr>
+        <w:t xml:space="preserve">    &lt;section class="table-card"&gt;</w:t>
+      </w:r>
+    </w:p>
+    <w:p>
+      <w:pPr>
+        <w:pStyle w:val="Výchozí"/>
+        <w:suppressAutoHyphens w:val="1"/>
+        <w:spacing w:before="0" w:line="240" w:lineRule="auto"/>
+      </w:pPr>
+      <w:r>
+        <w:rPr>
+          <w:rtl w:val="0"/>
+          <w:lang w:val="en-US"/>
+        </w:rPr>
+        <w:t xml:space="preserve">      &lt;h2&gt;{sekce_faq_nadpis}&lt;/h2&gt;</w:t>
+      </w:r>
+    </w:p>
+    <w:p>
+      <w:pPr>
+        <w:pStyle w:val="Výchozí"/>
+        <w:suppressAutoHyphens w:val="1"/>
+        <w:spacing w:before="0" w:line="240" w:lineRule="auto"/>
+      </w:pPr>
+      <w:r>
+        <w:rPr>
+          <w:rtl w:val="0"/>
+          <w:lang w:val="en-US"/>
+        </w:rPr>
+        <w:t xml:space="preserve">      &lt;div class="clean-table-wrap"&gt;</w:t>
+      </w:r>
+    </w:p>
+    <w:p>
+      <w:pPr>
+        <w:pStyle w:val="Výchozí"/>
+        <w:suppressAutoHyphens w:val="1"/>
+        <w:spacing w:before="0" w:line="240" w:lineRule="auto"/>
+      </w:pPr>
+      <w:r>
+        <w:rPr>
+          <w:rtl w:val="0"/>
+          <w:lang w:val="en-US"/>
+        </w:rPr>
+        <w:t xml:space="preserve">        &lt;table class="clean-table"&gt;</w:t>
+      </w:r>
+    </w:p>
+    <w:p>
+      <w:pPr>
+        <w:pStyle w:val="Výchozí"/>
+        <w:suppressAutoHyphens w:val="1"/>
+        <w:spacing w:before="0" w:line="240" w:lineRule="auto"/>
+      </w:pPr>
+      <w:r>
+        <w:rPr>
+          <w:rtl w:val="0"/>
+          <w:lang w:val="en-US"/>
+        </w:rPr>
+        <w:t xml:space="preserve">          &lt;thead&gt;</w:t>
+      </w:r>
+    </w:p>
+    <w:p>
+      <w:pPr>
+        <w:pStyle w:val="Výchozí"/>
+        <w:suppressAutoHyphens w:val="1"/>
+        <w:spacing w:before="0" w:line="240" w:lineRule="auto"/>
+      </w:pPr>
+      <w:r>
+        <w:rPr>
+          <w:rtl w:val="0"/>
+          <w:lang w:val="en-US"/>
+        </w:rPr>
+        <w:t xml:space="preserve">            &lt;tr&gt;</w:t>
+      </w:r>
+    </w:p>
+    <w:p>
+      <w:pPr>
+        <w:pStyle w:val="Výchozí"/>
+        <w:suppressAutoHyphens w:val="1"/>
+        <w:spacing w:before="0" w:line="240" w:lineRule="auto"/>
+      </w:pPr>
+      <w:r>
+        <w:rPr>
+          <w:rtl w:val="0"/>
+          <w:lang w:val="en-US"/>
+        </w:rPr>
+        <w:t xml:space="preserve">              &lt;th&gt;Ot</w:t>
+      </w:r>
+      <w:r>
+        <w:rPr>
+          <w:rtl w:val="0"/>
+          <w:lang w:val="en-US"/>
+        </w:rPr>
+        <w:t>á</w:t>
+      </w:r>
+      <w:r>
+        <w:rPr>
+          <w:rtl w:val="0"/>
+          <w:lang w:val="en-US"/>
+        </w:rPr>
+        <w:t>zka&lt;/th&gt;</w:t>
+      </w:r>
+    </w:p>
+    <w:p>
+      <w:pPr>
+        <w:pStyle w:val="Výchozí"/>
+        <w:suppressAutoHyphens w:val="1"/>
+        <w:spacing w:before="0" w:line="240" w:lineRule="auto"/>
+      </w:pPr>
+      <w:r>
+        <w:rPr>
+          <w:rtl w:val="0"/>
+          <w:lang w:val="en-US"/>
+        </w:rPr>
+        <w:t xml:space="preserve">              &lt;th&gt;Odpov</w:t>
+      </w:r>
+      <w:r>
+        <w:rPr>
+          <w:rtl w:val="0"/>
+          <w:lang w:val="en-US"/>
+        </w:rPr>
+        <w:t>ěď</w:t>
+      </w:r>
+      <w:r>
+        <w:rPr>
+          <w:rtl w:val="0"/>
+          <w:lang w:val="en-US"/>
+        </w:rPr>
+        <w:t>&lt;/th&gt;</w:t>
+      </w:r>
+    </w:p>
+    <w:p>
+      <w:pPr>
+        <w:pStyle w:val="Výchozí"/>
+        <w:suppressAutoHyphens w:val="1"/>
+        <w:spacing w:before="0" w:line="240" w:lineRule="auto"/>
+      </w:pPr>
+      <w:r>
+        <w:rPr>
+          <w:rtl w:val="0"/>
+          <w:lang w:val="en-US"/>
+        </w:rPr>
+        <w:t xml:space="preserve">            &lt;/tr&gt;</w:t>
+      </w:r>
+    </w:p>
+    <w:p>
+      <w:pPr>
+        <w:pStyle w:val="Výchozí"/>
+        <w:suppressAutoHyphens w:val="1"/>
+        <w:spacing w:before="0" w:line="240" w:lineRule="auto"/>
+      </w:pPr>
+      <w:r>
+        <w:rPr>
+          <w:rtl w:val="0"/>
+          <w:lang w:val="en-US"/>
+        </w:rPr>
+        <w:t xml:space="preserve">          &lt;/thead&gt;</w:t>
+      </w:r>
+    </w:p>
+    <w:p>
+      <w:pPr>
+        <w:pStyle w:val="Výchozí"/>
+        <w:suppressAutoHyphens w:val="1"/>
+        <w:spacing w:before="0" w:line="240" w:lineRule="auto"/>
+      </w:pPr>
+      <w:r>
+        <w:rPr>
+          <w:rtl w:val="0"/>
+          <w:lang w:val="en-US"/>
+        </w:rPr>
+        <w:t xml:space="preserve">          &lt;tbody&gt;</w:t>
+      </w:r>
+    </w:p>
+    <w:p>
+      <w:pPr>
+        <w:pStyle w:val="Výchozí"/>
+        <w:suppressAutoHyphens w:val="1"/>
+        <w:spacing w:before="0" w:line="240" w:lineRule="auto"/>
+      </w:pPr>
+      <w:r>
+        <w:rPr>
+          <w:rtl w:val="0"/>
+          <w:lang w:val="en-US"/>
+        </w:rPr>
+        <w:t xml:space="preserve">            &lt;tr&gt;</w:t>
+      </w:r>
+    </w:p>
+    <w:p>
+      <w:pPr>
+        <w:pStyle w:val="Výchozí"/>
+        <w:suppressAutoHyphens w:val="1"/>
+        <w:spacing w:before="0" w:line="240" w:lineRule="auto"/>
+      </w:pPr>
+      <w:r>
+        <w:rPr>
+          <w:rtl w:val="0"/>
+          <w:lang w:val="en-US"/>
+        </w:rPr>
+        <w:t xml:space="preserve">              &lt;td&gt;{faq_otazka1}&lt;/td&gt;</w:t>
+      </w:r>
+    </w:p>
+    <w:p>
+      <w:pPr>
+        <w:pStyle w:val="Výchozí"/>
+        <w:suppressAutoHyphens w:val="1"/>
+        <w:spacing w:before="0" w:line="240" w:lineRule="auto"/>
+      </w:pPr>
+      <w:r>
+        <w:rPr>
+          <w:rtl w:val="0"/>
+          <w:lang w:val="en-US"/>
+        </w:rPr>
+        <w:t xml:space="preserve">              &lt;td&gt;{faq_odpoved1}&lt;/td&gt;</w:t>
+      </w:r>
+    </w:p>
+    <w:p>
+      <w:pPr>
+        <w:pStyle w:val="Výchozí"/>
+        <w:suppressAutoHyphens w:val="1"/>
+        <w:spacing w:before="0" w:line="240" w:lineRule="auto"/>
+      </w:pPr>
+      <w:r>
+        <w:rPr>
+          <w:rtl w:val="0"/>
+          <w:lang w:val="en-US"/>
+        </w:rPr>
+        <w:t xml:space="preserve">            &lt;/tr&gt;</w:t>
+      </w:r>
+    </w:p>
+    <w:p>
+      <w:pPr>
+        <w:pStyle w:val="Výchozí"/>
+        <w:suppressAutoHyphens w:val="1"/>
+        <w:spacing w:before="0" w:line="240" w:lineRule="auto"/>
+      </w:pPr>
+      <w:r>
+        <w:rPr>
+          <w:rtl w:val="0"/>
+          <w:lang w:val="en-US"/>
+        </w:rPr>
+        <w:t xml:space="preserve">            &lt;tr&gt;</w:t>
+      </w:r>
+    </w:p>
+    <w:p>
+      <w:pPr>
+        <w:pStyle w:val="Výchozí"/>
+        <w:suppressAutoHyphens w:val="1"/>
+        <w:spacing w:before="0" w:line="240" w:lineRule="auto"/>
+      </w:pPr>
+      <w:r>
+        <w:rPr>
+          <w:rtl w:val="0"/>
+          <w:lang w:val="en-US"/>
+        </w:rPr>
+        <w:t xml:space="preserve">              &lt;td&gt;{faq_otazka2}&lt;/td&gt;</w:t>
+      </w:r>
+    </w:p>
+    <w:p>
+      <w:pPr>
+        <w:pStyle w:val="Výchozí"/>
+        <w:suppressAutoHyphens w:val="1"/>
+        <w:spacing w:before="0" w:line="240" w:lineRule="auto"/>
+      </w:pPr>
+      <w:r>
+        <w:rPr>
+          <w:rtl w:val="0"/>
+          <w:lang w:val="en-US"/>
+        </w:rPr>
+        <w:t xml:space="preserve">              &lt;td&gt;{faq_odpoved2}&lt;/td&gt;</w:t>
+      </w:r>
+    </w:p>
+    <w:p>
+      <w:pPr>
+        <w:pStyle w:val="Výchozí"/>
+        <w:suppressAutoHyphens w:val="1"/>
+        <w:spacing w:before="0" w:line="240" w:lineRule="auto"/>
+      </w:pPr>
+      <w:r>
+        <w:rPr>
+          <w:rtl w:val="0"/>
+          <w:lang w:val="en-US"/>
+        </w:rPr>
+        <w:t xml:space="preserve">            &lt;/tr&gt;</w:t>
+      </w:r>
+    </w:p>
+    <w:p>
+      <w:pPr>
+        <w:pStyle w:val="Výchozí"/>
+        <w:suppressAutoHyphens w:val="1"/>
+        <w:spacing w:before="0" w:line="240" w:lineRule="auto"/>
+      </w:pPr>
+      <w:r>
+        <w:rPr>
+          <w:rtl w:val="0"/>
+          <w:lang w:val="en-US"/>
+        </w:rPr>
+        <w:t xml:space="preserve">            &lt;tr&gt;</w:t>
+      </w:r>
+    </w:p>
+    <w:p>
+      <w:pPr>
+        <w:pStyle w:val="Výchozí"/>
+        <w:suppressAutoHyphens w:val="1"/>
+        <w:spacing w:before="0" w:line="240" w:lineRule="auto"/>
+      </w:pPr>
+      <w:r>
+        <w:rPr>
+          <w:rtl w:val="0"/>
+          <w:lang w:val="en-US"/>
+        </w:rPr>
+        <w:t xml:space="preserve">              &lt;td&gt;{faq_otazka3}&lt;/td&gt;</w:t>
+      </w:r>
+    </w:p>
+    <w:p>
+      <w:pPr>
+        <w:pStyle w:val="Výchozí"/>
+        <w:suppressAutoHyphens w:val="1"/>
+        <w:spacing w:before="0" w:line="240" w:lineRule="auto"/>
+      </w:pPr>
+      <w:r>
+        <w:rPr>
+          <w:rtl w:val="0"/>
+          <w:lang w:val="en-US"/>
+        </w:rPr>
+        <w:t xml:space="preserve">              &lt;td&gt;{faq_odpoved3}&lt;/td&gt;</w:t>
+      </w:r>
+    </w:p>
+    <w:p>
+      <w:pPr>
+        <w:pStyle w:val="Výchozí"/>
+        <w:suppressAutoHyphens w:val="1"/>
+        <w:spacing w:before="0" w:line="240" w:lineRule="auto"/>
+      </w:pPr>
+      <w:r>
+        <w:rPr>
+          <w:rtl w:val="0"/>
+          <w:lang w:val="en-US"/>
+        </w:rPr>
+        <w:t xml:space="preserve">            &lt;/tr&gt;</w:t>
+      </w:r>
+    </w:p>
+    <w:p>
+      <w:pPr>
+        <w:pStyle w:val="Výchozí"/>
+        <w:suppressAutoHyphens w:val="1"/>
+        <w:spacing w:before="0" w:line="240" w:lineRule="auto"/>
+      </w:pPr>
+      <w:r>
+        <w:rPr>
+          <w:rtl w:val="0"/>
+          <w:lang w:val="en-US"/>
+        </w:rPr>
+        <w:t xml:space="preserve">            &lt;tr&gt;</w:t>
+      </w:r>
+    </w:p>
+    <w:p>
+      <w:pPr>
+        <w:pStyle w:val="Výchozí"/>
+        <w:suppressAutoHyphens w:val="1"/>
+        <w:spacing w:before="0" w:line="240" w:lineRule="auto"/>
+      </w:pPr>
+      <w:r>
+        <w:rPr>
+          <w:rtl w:val="0"/>
+          <w:lang w:val="en-US"/>
+        </w:rPr>
+        <w:t xml:space="preserve">              &lt;td&gt;{faq_otazka4}&lt;/td&gt;</w:t>
+      </w:r>
+    </w:p>
+    <w:p>
+      <w:pPr>
+        <w:pStyle w:val="Výchozí"/>
+        <w:suppressAutoHyphens w:val="1"/>
+        <w:spacing w:before="0" w:line="240" w:lineRule="auto"/>
+      </w:pPr>
+      <w:r>
+        <w:rPr>
+          <w:rtl w:val="0"/>
+          <w:lang w:val="en-US"/>
+        </w:rPr>
+        <w:t xml:space="preserve">              &lt;td&gt;{faq_odpoved4}&lt;/td&gt;</w:t>
+      </w:r>
+    </w:p>
+    <w:p>
+      <w:pPr>
+        <w:pStyle w:val="Výchozí"/>
+        <w:suppressAutoHyphens w:val="1"/>
+        <w:spacing w:before="0" w:line="240" w:lineRule="auto"/>
+      </w:pPr>
+      <w:r>
+        <w:rPr>
+          <w:rtl w:val="0"/>
+          <w:lang w:val="en-US"/>
+        </w:rPr>
+        <w:t xml:space="preserve">            &lt;/tr&gt;</w:t>
+      </w:r>
+    </w:p>
+    <w:p>
+      <w:pPr>
+        <w:pStyle w:val="Výchozí"/>
+        <w:suppressAutoHyphens w:val="1"/>
+        <w:spacing w:before="0" w:line="240" w:lineRule="auto"/>
+      </w:pPr>
+      <w:r>
+        <w:rPr>
+          <w:rtl w:val="0"/>
+          <w:lang w:val="en-US"/>
+        </w:rPr>
+        <w:t xml:space="preserve">          &lt;/tbody&gt;</w:t>
+      </w:r>
+    </w:p>
+    <w:p>
+      <w:pPr>
+        <w:pStyle w:val="Výchozí"/>
+        <w:suppressAutoHyphens w:val="1"/>
+        <w:spacing w:before="0" w:line="240" w:lineRule="auto"/>
+      </w:pPr>
+      <w:r>
+        <w:rPr>
+          <w:rtl w:val="0"/>
+          <w:lang w:val="en-US"/>
+        </w:rPr>
+        <w:t xml:space="preserve">        &lt;/table&gt;</w:t>
+      </w:r>
+    </w:p>
+    <w:p>
+      <w:pPr>
+        <w:pStyle w:val="Výchozí"/>
+        <w:suppressAutoHyphens w:val="1"/>
+        <w:spacing w:before="0" w:line="240" w:lineRule="auto"/>
+      </w:pPr>
+      <w:r>
+        <w:rPr>
+          <w:rtl w:val="0"/>
+          <w:lang w:val="en-US"/>
+        </w:rPr>
+        <w:t xml:space="preserve">      &lt;/div&gt;</w:t>
+      </w:r>
+    </w:p>
+    <w:p>
+      <w:pPr>
+        <w:pStyle w:val="Výchozí"/>
+        <w:suppressAutoHyphens w:val="1"/>
+        <w:spacing w:before="0" w:line="240" w:lineRule="auto"/>
+      </w:pPr>
+      <w:r>
+        <w:rPr>
+          <w:rtl w:val="0"/>
+          <w:lang w:val="en-US"/>
+        </w:rPr>
+        <w:t xml:space="preserve">    &lt;/section&gt;</w:t>
+      </w:r>
+    </w:p>
+    <w:p>
+      <w:pPr>
+        <w:pStyle w:val="Výchozí"/>
+        <w:suppressAutoHyphens w:val="1"/>
+        <w:spacing w:before="0" w:line="240" w:lineRule="auto"/>
+      </w:pPr>
+    </w:p>
+    <w:p>
+      <w:pPr>
+        <w:pStyle w:val="Výchozí"/>
+        <w:suppressAutoHyphens w:val="1"/>
+        <w:spacing w:before="0" w:line="240" w:lineRule="auto"/>
+      </w:pPr>
+      <w:r>
+        <w:rPr>
+          <w:rtl w:val="0"/>
+          <w:lang w:val="en-US"/>
+        </w:rPr>
+        <w:t xml:space="preserve">    &lt;section class="table-card"&gt;</w:t>
+      </w:r>
+    </w:p>
+    <w:p>
+      <w:pPr>
+        <w:pStyle w:val="Výchozí"/>
+        <w:suppressAutoHyphens w:val="1"/>
+        <w:spacing w:before="0" w:line="240" w:lineRule="auto"/>
+      </w:pPr>
+      <w:r>
+        <w:rPr>
+          <w:rtl w:val="0"/>
+          <w:lang w:val="en-US"/>
+        </w:rPr>
+        <w:t xml:space="preserve">      &lt;h2&gt;{sekce_navaznosti_nadpis}&lt;/h2&gt;</w:t>
+      </w:r>
+    </w:p>
+    <w:p>
+      <w:pPr>
+        <w:pStyle w:val="Výchozí"/>
+        <w:suppressAutoHyphens w:val="1"/>
+        <w:spacing w:before="0" w:line="240" w:lineRule="auto"/>
+      </w:pPr>
+      <w:r>
+        <w:rPr>
+          <w:rtl w:val="0"/>
+          <w:lang w:val="en-US"/>
+        </w:rPr>
+        <w:t xml:space="preserve">      &lt;div class="clean-table-wrap"&gt;</w:t>
+      </w:r>
+    </w:p>
+    <w:p>
+      <w:pPr>
+        <w:pStyle w:val="Výchozí"/>
+        <w:suppressAutoHyphens w:val="1"/>
+        <w:spacing w:before="0" w:line="240" w:lineRule="auto"/>
+      </w:pPr>
+      <w:r>
+        <w:rPr>
+          <w:rtl w:val="0"/>
+          <w:lang w:val="en-US"/>
+        </w:rPr>
+        <w:t xml:space="preserve">        &lt;table class="clean-table"&gt;</w:t>
+      </w:r>
+    </w:p>
+    <w:p>
+      <w:pPr>
+        <w:pStyle w:val="Výchozí"/>
+        <w:suppressAutoHyphens w:val="1"/>
+        <w:spacing w:before="0" w:line="240" w:lineRule="auto"/>
+      </w:pPr>
+      <w:r>
+        <w:rPr>
+          <w:rtl w:val="0"/>
+          <w:lang w:val="en-US"/>
+        </w:rPr>
+        <w:t xml:space="preserve">          &lt;thead&gt;</w:t>
+      </w:r>
+    </w:p>
+    <w:p>
+      <w:pPr>
+        <w:pStyle w:val="Výchozí"/>
+        <w:suppressAutoHyphens w:val="1"/>
+        <w:spacing w:before="0" w:line="240" w:lineRule="auto"/>
+      </w:pPr>
+      <w:r>
+        <w:rPr>
+          <w:rtl w:val="0"/>
+          <w:lang w:val="en-US"/>
+        </w:rPr>
+        <w:t xml:space="preserve">            &lt;tr&gt;</w:t>
+      </w:r>
+    </w:p>
+    <w:p>
+      <w:pPr>
+        <w:pStyle w:val="Výchozí"/>
+        <w:suppressAutoHyphens w:val="1"/>
+        <w:spacing w:before="0" w:line="240" w:lineRule="auto"/>
+      </w:pPr>
+      <w:r>
+        <w:rPr>
+          <w:rtl w:val="0"/>
+          <w:lang w:val="en-US"/>
+        </w:rPr>
+        <w:t xml:space="preserve">              &lt;th&gt;Co d</w:t>
+      </w:r>
+      <w:r>
+        <w:rPr>
+          <w:rtl w:val="0"/>
+          <w:lang w:val="en-US"/>
+        </w:rPr>
+        <w:t>á</w:t>
+      </w:r>
+      <w:r>
+        <w:rPr>
+          <w:rtl w:val="0"/>
+          <w:lang w:val="en-US"/>
+        </w:rPr>
+        <w:t>l?&lt;/th&gt;</w:t>
+      </w:r>
+    </w:p>
+    <w:p>
+      <w:pPr>
+        <w:pStyle w:val="Výchozí"/>
+        <w:suppressAutoHyphens w:val="1"/>
+        <w:spacing w:before="0" w:line="240" w:lineRule="auto"/>
+      </w:pPr>
+      <w:r>
+        <w:rPr>
+          <w:rtl w:val="0"/>
+          <w:lang w:val="en-US"/>
+        </w:rPr>
+        <w:t xml:space="preserve">              &lt;th&gt;Doporu</w:t>
+      </w:r>
+      <w:r>
+        <w:rPr>
+          <w:rtl w:val="0"/>
+          <w:lang w:val="en-US"/>
+        </w:rPr>
+        <w:t>č</w:t>
       </w:r>
       <w:r>
         <w:rPr>
@@ -8824,14 +12100,357 @@
           <w:rtl w:val="0"/>
           <w:lang w:val="en-US"/>
         </w:rPr>
-        <w:t xml:space="preserve">í </w:t>
-      </w:r>
-      <w:r>
-        <w:rPr>
-          <w:rtl w:val="0"/>
-          <w:lang w:val="en-US"/>
-        </w:rPr>
-        <w:t>detailu kostek.&lt;/span&gt;</w:t>
+        <w:t>í</w:t>
+      </w:r>
+      <w:r>
+        <w:rPr>
+          <w:rtl w:val="0"/>
+          <w:lang w:val="en-US"/>
+        </w:rPr>
+        <w:t>&lt;/th&gt;</w:t>
+      </w:r>
+    </w:p>
+    <w:p>
+      <w:pPr>
+        <w:pStyle w:val="Výchozí"/>
+        <w:suppressAutoHyphens w:val="1"/>
+        <w:spacing w:before="0" w:line="240" w:lineRule="auto"/>
+      </w:pPr>
+      <w:r>
+        <w:rPr>
+          <w:rtl w:val="0"/>
+          <w:lang w:val="en-US"/>
+        </w:rPr>
+        <w:t xml:space="preserve">            &lt;/tr&gt;</w:t>
+      </w:r>
+    </w:p>
+    <w:p>
+      <w:pPr>
+        <w:pStyle w:val="Výchozí"/>
+        <w:suppressAutoHyphens w:val="1"/>
+        <w:spacing w:before="0" w:line="240" w:lineRule="auto"/>
+      </w:pPr>
+      <w:r>
+        <w:rPr>
+          <w:rtl w:val="0"/>
+          <w:lang w:val="en-US"/>
+        </w:rPr>
+        <w:t xml:space="preserve">          &lt;/thead&gt;</w:t>
+      </w:r>
+    </w:p>
+    <w:p>
+      <w:pPr>
+        <w:pStyle w:val="Výchozí"/>
+        <w:suppressAutoHyphens w:val="1"/>
+        <w:spacing w:before="0" w:line="240" w:lineRule="auto"/>
+      </w:pPr>
+      <w:r>
+        <w:rPr>
+          <w:rtl w:val="0"/>
+          <w:lang w:val="en-US"/>
+        </w:rPr>
+        <w:t xml:space="preserve">          &lt;tbody&gt;</w:t>
+      </w:r>
+    </w:p>
+    <w:p>
+      <w:pPr>
+        <w:pStyle w:val="Výchozí"/>
+        <w:suppressAutoHyphens w:val="1"/>
+        <w:spacing w:before="0" w:line="240" w:lineRule="auto"/>
+      </w:pPr>
+      <w:r>
+        <w:rPr>
+          <w:rtl w:val="0"/>
+          <w:lang w:val="en-US"/>
+        </w:rPr>
+        <w:t xml:space="preserve">            &lt;tr&gt;</w:t>
+      </w:r>
+    </w:p>
+    <w:p>
+      <w:pPr>
+        <w:pStyle w:val="Výchozí"/>
+        <w:suppressAutoHyphens w:val="1"/>
+        <w:spacing w:before="0" w:line="240" w:lineRule="auto"/>
+      </w:pPr>
+      <w:r>
+        <w:rPr>
+          <w:rtl w:val="0"/>
+          <w:lang w:val="en-US"/>
+        </w:rPr>
+        <w:t xml:space="preserve">              &lt;td&gt;{navaznost_radek1_label}&lt;/td&gt;</w:t>
+      </w:r>
+    </w:p>
+    <w:p>
+      <w:pPr>
+        <w:pStyle w:val="Výchozí"/>
+        <w:suppressAutoHyphens w:val="1"/>
+        <w:spacing w:before="0" w:line="240" w:lineRule="auto"/>
+      </w:pPr>
+      <w:r>
+        <w:rPr>
+          <w:rtl w:val="0"/>
+          <w:lang w:val="en-US"/>
+        </w:rPr>
+        <w:t xml:space="preserve">              &lt;td&gt;{navaznost_radek1_text}&lt;/td&gt;</w:t>
+      </w:r>
+    </w:p>
+    <w:p>
+      <w:pPr>
+        <w:pStyle w:val="Výchozí"/>
+        <w:suppressAutoHyphens w:val="1"/>
+        <w:spacing w:before="0" w:line="240" w:lineRule="auto"/>
+      </w:pPr>
+      <w:r>
+        <w:rPr>
+          <w:rtl w:val="0"/>
+          <w:lang w:val="en-US"/>
+        </w:rPr>
+        <w:t xml:space="preserve">            &lt;/tr&gt;</w:t>
+      </w:r>
+    </w:p>
+    <w:p>
+      <w:pPr>
+        <w:pStyle w:val="Výchozí"/>
+        <w:suppressAutoHyphens w:val="1"/>
+        <w:spacing w:before="0" w:line="240" w:lineRule="auto"/>
+      </w:pPr>
+      <w:r>
+        <w:rPr>
+          <w:rtl w:val="0"/>
+          <w:lang w:val="en-US"/>
+        </w:rPr>
+        <w:t xml:space="preserve">            &lt;tr&gt;</w:t>
+      </w:r>
+    </w:p>
+    <w:p>
+      <w:pPr>
+        <w:pStyle w:val="Výchozí"/>
+        <w:suppressAutoHyphens w:val="1"/>
+        <w:spacing w:before="0" w:line="240" w:lineRule="auto"/>
+      </w:pPr>
+      <w:r>
+        <w:rPr>
+          <w:rtl w:val="0"/>
+          <w:lang w:val="en-US"/>
+        </w:rPr>
+        <w:t xml:space="preserve">              &lt;td&gt;{navaznost_radek2_label}&lt;/td&gt;</w:t>
+      </w:r>
+    </w:p>
+    <w:p>
+      <w:pPr>
+        <w:pStyle w:val="Výchozí"/>
+        <w:suppressAutoHyphens w:val="1"/>
+        <w:spacing w:before="0" w:line="240" w:lineRule="auto"/>
+      </w:pPr>
+      <w:r>
+        <w:rPr>
+          <w:rtl w:val="0"/>
+          <w:lang w:val="en-US"/>
+        </w:rPr>
+        <w:t xml:space="preserve">              &lt;td&gt;{navaznost_radek2_text}&lt;/td&gt;</w:t>
+      </w:r>
+    </w:p>
+    <w:p>
+      <w:pPr>
+        <w:pStyle w:val="Výchozí"/>
+        <w:suppressAutoHyphens w:val="1"/>
+        <w:spacing w:before="0" w:line="240" w:lineRule="auto"/>
+      </w:pPr>
+      <w:r>
+        <w:rPr>
+          <w:rtl w:val="0"/>
+          <w:lang w:val="en-US"/>
+        </w:rPr>
+        <w:t xml:space="preserve">            &lt;/tr&gt;</w:t>
+      </w:r>
+    </w:p>
+    <w:p>
+      <w:pPr>
+        <w:pStyle w:val="Výchozí"/>
+        <w:suppressAutoHyphens w:val="1"/>
+        <w:spacing w:before="0" w:line="240" w:lineRule="auto"/>
+      </w:pPr>
+      <w:r>
+        <w:rPr>
+          <w:rtl w:val="0"/>
+          <w:lang w:val="en-US"/>
+        </w:rPr>
+        <w:t xml:space="preserve">            &lt;tr&gt;</w:t>
+      </w:r>
+    </w:p>
+    <w:p>
+      <w:pPr>
+        <w:pStyle w:val="Výchozí"/>
+        <w:suppressAutoHyphens w:val="1"/>
+        <w:spacing w:before="0" w:line="240" w:lineRule="auto"/>
+      </w:pPr>
+      <w:r>
+        <w:rPr>
+          <w:rtl w:val="0"/>
+          <w:lang w:val="en-US"/>
+        </w:rPr>
+        <w:t xml:space="preserve">              &lt;td&gt;{navaznost_radek3_label}&lt;/td&gt;</w:t>
+      </w:r>
+    </w:p>
+    <w:p>
+      <w:pPr>
+        <w:pStyle w:val="Výchozí"/>
+        <w:suppressAutoHyphens w:val="1"/>
+        <w:spacing w:before="0" w:line="240" w:lineRule="auto"/>
+      </w:pPr>
+      <w:r>
+        <w:rPr>
+          <w:rtl w:val="0"/>
+          <w:lang w:val="en-US"/>
+        </w:rPr>
+        <w:t xml:space="preserve">              &lt;td&gt;{navaznost_radek3_text}&lt;/td&gt;</w:t>
+      </w:r>
+    </w:p>
+    <w:p>
+      <w:pPr>
+        <w:pStyle w:val="Výchozí"/>
+        <w:suppressAutoHyphens w:val="1"/>
+        <w:spacing w:before="0" w:line="240" w:lineRule="auto"/>
+      </w:pPr>
+      <w:r>
+        <w:rPr>
+          <w:rtl w:val="0"/>
+          <w:lang w:val="en-US"/>
+        </w:rPr>
+        <w:t xml:space="preserve">            &lt;/tr&gt;</w:t>
+      </w:r>
+    </w:p>
+    <w:p>
+      <w:pPr>
+        <w:pStyle w:val="Výchozí"/>
+        <w:suppressAutoHyphens w:val="1"/>
+        <w:spacing w:before="0" w:line="240" w:lineRule="auto"/>
+      </w:pPr>
+      <w:r>
+        <w:rPr>
+          <w:rtl w:val="0"/>
+          <w:lang w:val="en-US"/>
+        </w:rPr>
+        <w:t xml:space="preserve">          &lt;/tbody&gt;</w:t>
+      </w:r>
+    </w:p>
+    <w:p>
+      <w:pPr>
+        <w:pStyle w:val="Výchozí"/>
+        <w:suppressAutoHyphens w:val="1"/>
+        <w:spacing w:before="0" w:line="240" w:lineRule="auto"/>
+      </w:pPr>
+      <w:r>
+        <w:rPr>
+          <w:rtl w:val="0"/>
+          <w:lang w:val="en-US"/>
+        </w:rPr>
+        <w:t xml:space="preserve">        &lt;/table&gt;</w:t>
+      </w:r>
+    </w:p>
+    <w:p>
+      <w:pPr>
+        <w:pStyle w:val="Výchozí"/>
+        <w:suppressAutoHyphens w:val="1"/>
+        <w:spacing w:before="0" w:line="240" w:lineRule="auto"/>
+      </w:pPr>
+      <w:r>
+        <w:rPr>
+          <w:rtl w:val="0"/>
+          <w:lang w:val="en-US"/>
+        </w:rPr>
+        <w:t xml:space="preserve">      &lt;/div&gt;</w:t>
+      </w:r>
+    </w:p>
+    <w:p>
+      <w:pPr>
+        <w:pStyle w:val="Výchozí"/>
+        <w:suppressAutoHyphens w:val="1"/>
+        <w:spacing w:before="0" w:line="240" w:lineRule="auto"/>
+      </w:pPr>
+      <w:r>
+        <w:rPr>
+          <w:rtl w:val="0"/>
+          <w:lang w:val="en-US"/>
+        </w:rPr>
+        <w:t xml:space="preserve">    &lt;/section&gt;</w:t>
+      </w:r>
+    </w:p>
+    <w:p>
+      <w:pPr>
+        <w:pStyle w:val="Výchozí"/>
+        <w:suppressAutoHyphens w:val="1"/>
+        <w:spacing w:before="0" w:line="240" w:lineRule="auto"/>
+      </w:pPr>
+    </w:p>
+    <w:p>
+      <w:pPr>
+        <w:pStyle w:val="Výchozí"/>
+        <w:suppressAutoHyphens w:val="1"/>
+        <w:spacing w:before="0" w:line="240" w:lineRule="auto"/>
+      </w:pPr>
+      <w:r>
+        <w:rPr>
+          <w:rtl w:val="0"/>
+          <w:lang w:val="en-US"/>
+        </w:rPr>
+        <w:t xml:space="preserve">    &lt;section class="section-card"&gt;</w:t>
+      </w:r>
+    </w:p>
+    <w:p>
+      <w:pPr>
+        <w:pStyle w:val="Výchozí"/>
+        <w:suppressAutoHyphens w:val="1"/>
+        <w:spacing w:before="0" w:line="240" w:lineRule="auto"/>
+      </w:pPr>
+      <w:r>
+        <w:rPr>
+          <w:rtl w:val="0"/>
+          <w:lang w:val="en-US"/>
+        </w:rPr>
+        <w:t xml:space="preserve">      &lt;h2&gt;{sekce_video_nadpis}&lt;/h2&gt;</w:t>
+      </w:r>
+    </w:p>
+    <w:p>
+      <w:pPr>
+        <w:pStyle w:val="Výchozí"/>
+        <w:suppressAutoHyphens w:val="1"/>
+        <w:spacing w:before="0" w:line="240" w:lineRule="auto"/>
+      </w:pPr>
+      <w:r>
+        <w:rPr>
+          <w:rtl w:val="0"/>
+          <w:lang w:val="en-US"/>
+        </w:rPr>
+        <w:t xml:space="preserve">      &lt;div class="video-shell"&gt;</w:t>
+      </w:r>
+    </w:p>
+    <w:p>
+      <w:pPr>
+        <w:pStyle w:val="Výchozí"/>
+        <w:suppressAutoHyphens w:val="1"/>
+        <w:spacing w:before="0" w:line="240" w:lineRule="auto"/>
+      </w:pPr>
+      <w:r>
+        <w:rPr>
+          <w:rtl w:val="0"/>
+          <w:lang w:val="en-US"/>
+        </w:rPr>
+        <w:t xml:space="preserve">        &lt;div class="video-block"&gt;</w:t>
+      </w:r>
+    </w:p>
+    <w:p>
+      <w:pPr>
+        <w:pStyle w:val="Výchozí"/>
+        <w:suppressAutoHyphens w:val="1"/>
+        <w:spacing w:before="0" w:line="240" w:lineRule="auto"/>
+      </w:pPr>
+      <w:r>
+        <w:rPr>
+          <w:rtl w:val="0"/>
+          <w:lang w:val="en-US"/>
+        </w:rPr>
+        <w:t xml:space="preserve">          &lt;iframe src="{video_url}" allowfullscreen&gt;&lt;/iframe&gt;</w:t>
       </w:r>
     </w:p>
     <w:p>
@@ -8868,594 +12487,6 @@
         <w:suppressAutoHyphens w:val="1"/>
         <w:spacing w:before="0" w:line="240" w:lineRule="auto"/>
       </w:pPr>
-    </w:p>
-    <w:p>
-      <w:pPr>
-        <w:pStyle w:val="Výchozí"/>
-        <w:suppressAutoHyphens w:val="1"/>
-        <w:spacing w:before="0" w:line="240" w:lineRule="auto"/>
-      </w:pPr>
-      <w:r>
-        <w:rPr>
-          <w:rtl w:val="0"/>
-          <w:lang w:val="en-US"/>
-        </w:rPr>
-        <w:t xml:space="preserve">      &lt;div class="duo-card"&gt;</w:t>
-      </w:r>
-    </w:p>
-    <w:p>
-      <w:pPr>
-        <w:pStyle w:val="Výchozí"/>
-        <w:suppressAutoHyphens w:val="1"/>
-        <w:spacing w:before="0" w:line="240" w:lineRule="auto"/>
-      </w:pPr>
-      <w:r>
-        <w:rPr>
-          <w:rtl w:val="0"/>
-          <w:lang w:val="en-US"/>
-        </w:rPr>
-        <w:t xml:space="preserve">        &lt;a href="javascript:void(0)" onclick="pwOpenLightbox('{img2_src}','{img2_alt}')"&gt;</w:t>
-      </w:r>
-    </w:p>
-    <w:p>
-      <w:pPr>
-        <w:pStyle w:val="Výchozí"/>
-        <w:suppressAutoHyphens w:val="1"/>
-        <w:spacing w:before="0" w:line="240" w:lineRule="auto"/>
-      </w:pPr>
-      <w:r>
-        <w:rPr>
-          <w:rtl w:val="0"/>
-          <w:lang w:val="en-US"/>
-        </w:rPr>
-        <w:t xml:space="preserve">          &lt;img src="{img2_src}" alt="{img2_alt}"&gt;</w:t>
-      </w:r>
-    </w:p>
-    <w:p>
-      <w:pPr>
-        <w:pStyle w:val="Výchozí"/>
-        <w:suppressAutoHyphens w:val="1"/>
-        <w:spacing w:before="0" w:line="240" w:lineRule="auto"/>
-      </w:pPr>
-      <w:r>
-        <w:rPr>
-          <w:rtl w:val="0"/>
-          <w:lang w:val="en-US"/>
-        </w:rPr>
-        <w:t xml:space="preserve">        &lt;/a&gt;</w:t>
-      </w:r>
-    </w:p>
-    <w:p>
-      <w:pPr>
-        <w:pStyle w:val="Výchozí"/>
-        <w:suppressAutoHyphens w:val="1"/>
-        <w:spacing w:before="0" w:line="240" w:lineRule="auto"/>
-      </w:pPr>
-      <w:r>
-        <w:rPr>
-          <w:rtl w:val="0"/>
-          <w:lang w:val="en-US"/>
-        </w:rPr>
-        <w:t xml:space="preserve">        &lt;div class="duo-caption"&gt;</w:t>
-      </w:r>
-    </w:p>
-    <w:p>
-      <w:pPr>
-        <w:pStyle w:val="Výchozí"/>
-        <w:suppressAutoHyphens w:val="1"/>
-        <w:spacing w:before="0" w:line="240" w:lineRule="auto"/>
-      </w:pPr>
-      <w:r>
-        <w:rPr>
-          <w:rtl w:val="0"/>
-          <w:lang w:val="en-US"/>
-        </w:rPr>
-        <w:t xml:space="preserve">          &lt;strong&gt;{img2_alt}&lt;/strong&gt;</w:t>
-      </w:r>
-    </w:p>
-    <w:p>
-      <w:pPr>
-        <w:pStyle w:val="Výchozí"/>
-        <w:suppressAutoHyphens w:val="1"/>
-        <w:spacing w:before="0" w:line="240" w:lineRule="auto"/>
-      </w:pPr>
-      <w:r>
-        <w:rPr>
-          <w:rtl w:val="0"/>
-          <w:lang w:val="en-US"/>
-        </w:rPr>
-        <w:t xml:space="preserve">          &lt;span&gt;Klikni pro zv</w:t>
-      </w:r>
-      <w:r>
-        <w:rPr>
-          <w:rtl w:val="0"/>
-          <w:lang w:val="en-US"/>
-        </w:rPr>
-        <w:t>ě</w:t>
-      </w:r>
-      <w:r>
-        <w:rPr>
-          <w:rtl w:val="0"/>
-          <w:lang w:val="en-US"/>
-        </w:rPr>
-        <w:t>t</w:t>
-      </w:r>
-      <w:r>
-        <w:rPr>
-          <w:rtl w:val="0"/>
-          <w:lang w:val="en-US"/>
-        </w:rPr>
-        <w:t>š</w:t>
-      </w:r>
-      <w:r>
-        <w:rPr>
-          <w:rtl w:val="0"/>
-          <w:lang w:val="en-US"/>
-        </w:rPr>
-        <w:t>en</w:t>
-      </w:r>
-      <w:r>
-        <w:rPr>
-          <w:rtl w:val="0"/>
-          <w:lang w:val="en-US"/>
-        </w:rPr>
-        <w:t xml:space="preserve">í </w:t>
-      </w:r>
-      <w:r>
-        <w:rPr>
-          <w:rtl w:val="0"/>
-          <w:lang w:val="en-US"/>
-        </w:rPr>
-        <w:t>detailu kostek.&lt;/span&gt;</w:t>
-      </w:r>
-    </w:p>
-    <w:p>
-      <w:pPr>
-        <w:pStyle w:val="Výchozí"/>
-        <w:suppressAutoHyphens w:val="1"/>
-        <w:spacing w:before="0" w:line="240" w:lineRule="auto"/>
-      </w:pPr>
-      <w:r>
-        <w:rPr>
-          <w:rtl w:val="0"/>
-          <w:lang w:val="en-US"/>
-        </w:rPr>
-        <w:t xml:space="preserve">        &lt;/div&gt;</w:t>
-      </w:r>
-    </w:p>
-    <w:p>
-      <w:pPr>
-        <w:pStyle w:val="Výchozí"/>
-        <w:suppressAutoHyphens w:val="1"/>
-        <w:spacing w:before="0" w:line="240" w:lineRule="auto"/>
-      </w:pPr>
-      <w:r>
-        <w:rPr>
-          <w:rtl w:val="0"/>
-          <w:lang w:val="en-US"/>
-        </w:rPr>
-        <w:t xml:space="preserve">      &lt;/div&gt;</w:t>
-      </w:r>
-    </w:p>
-    <w:p>
-      <w:pPr>
-        <w:pStyle w:val="Výchozí"/>
-        <w:suppressAutoHyphens w:val="1"/>
-        <w:spacing w:before="0" w:line="240" w:lineRule="auto"/>
-      </w:pPr>
-      <w:r>
-        <w:rPr>
-          <w:rtl w:val="0"/>
-          <w:lang w:val="en-US"/>
-        </w:rPr>
-        <w:t xml:space="preserve">    &lt;/div&gt;</w:t>
-      </w:r>
-    </w:p>
-    <w:p>
-      <w:pPr>
-        <w:pStyle w:val="Výchozí"/>
-        <w:suppressAutoHyphens w:val="1"/>
-        <w:spacing w:before="0" w:line="240" w:lineRule="auto"/>
-      </w:pPr>
-    </w:p>
-    <w:p>
-      <w:pPr>
-        <w:pStyle w:val="Výchozí"/>
-        <w:suppressAutoHyphens w:val="1"/>
-        <w:spacing w:before="0" w:line="240" w:lineRule="auto"/>
-      </w:pPr>
-      <w:r>
-        <w:rPr>
-          <w:rtl w:val="0"/>
-          <w:lang w:val="en-US"/>
-        </w:rPr>
-        <w:t xml:space="preserve">    &lt;section class="table-card"&gt;</w:t>
-      </w:r>
-    </w:p>
-    <w:p>
-      <w:pPr>
-        <w:pStyle w:val="Výchozí"/>
-        <w:suppressAutoHyphens w:val="1"/>
-        <w:spacing w:before="0" w:line="240" w:lineRule="auto"/>
-      </w:pPr>
-      <w:r>
-        <w:rPr>
-          <w:rtl w:val="0"/>
-          <w:lang w:val="en-US"/>
-        </w:rPr>
-        <w:t xml:space="preserve">      &lt;h2&gt;{sekce_vyuziti_nadpis}&lt;/h2&gt;</w:t>
-      </w:r>
-    </w:p>
-    <w:p>
-      <w:pPr>
-        <w:pStyle w:val="Výchozí"/>
-        <w:suppressAutoHyphens w:val="1"/>
-        <w:spacing w:before="0" w:line="240" w:lineRule="auto"/>
-      </w:pPr>
-      <w:r>
-        <w:rPr>
-          <w:rtl w:val="0"/>
-          <w:lang w:val="en-US"/>
-        </w:rPr>
-        <w:t xml:space="preserve">      &lt;div class="clean-table-wrap"&gt;</w:t>
-      </w:r>
-    </w:p>
-    <w:p>
-      <w:pPr>
-        <w:pStyle w:val="Výchozí"/>
-        <w:suppressAutoHyphens w:val="1"/>
-        <w:spacing w:before="0" w:line="240" w:lineRule="auto"/>
-      </w:pPr>
-      <w:r>
-        <w:rPr>
-          <w:rtl w:val="0"/>
-          <w:lang w:val="en-US"/>
-        </w:rPr>
-        <w:t xml:space="preserve">        &lt;table class="clean-table"&gt;</w:t>
-      </w:r>
-    </w:p>
-    <w:p>
-      <w:pPr>
-        <w:pStyle w:val="Výchozí"/>
-        <w:suppressAutoHyphens w:val="1"/>
-        <w:spacing w:before="0" w:line="240" w:lineRule="auto"/>
-      </w:pPr>
-      <w:r>
-        <w:rPr>
-          <w:rtl w:val="0"/>
-          <w:lang w:val="en-US"/>
-        </w:rPr>
-        <w:t xml:space="preserve">          &lt;thead&gt;</w:t>
-      </w:r>
-    </w:p>
-    <w:p>
-      <w:pPr>
-        <w:pStyle w:val="Výchozí"/>
-        <w:suppressAutoHyphens w:val="1"/>
-        <w:spacing w:before="0" w:line="240" w:lineRule="auto"/>
-      </w:pPr>
-      <w:r>
-        <w:rPr>
-          <w:rtl w:val="0"/>
-          <w:lang w:val="en-US"/>
-        </w:rPr>
-        <w:t xml:space="preserve">            &lt;tr&gt;</w:t>
-      </w:r>
-    </w:p>
-    <w:p>
-      <w:pPr>
-        <w:pStyle w:val="Výchozí"/>
-        <w:suppressAutoHyphens w:val="1"/>
-        <w:spacing w:before="0" w:line="240" w:lineRule="auto"/>
-      </w:pPr>
-      <w:r>
-        <w:rPr>
-          <w:rtl w:val="0"/>
-          <w:lang w:val="en-US"/>
-        </w:rPr>
-        <w:t xml:space="preserve">              &lt;th&gt;Vyu</w:t>
-      </w:r>
-      <w:r>
-        <w:rPr>
-          <w:rtl w:val="0"/>
-          <w:lang w:val="en-US"/>
-        </w:rPr>
-        <w:t>ž</w:t>
-      </w:r>
-      <w:r>
-        <w:rPr>
-          <w:rtl w:val="0"/>
-          <w:lang w:val="en-US"/>
-        </w:rPr>
-        <w:t>it</w:t>
-      </w:r>
-      <w:r>
-        <w:rPr>
-          <w:rtl w:val="0"/>
-          <w:lang w:val="en-US"/>
-        </w:rPr>
-        <w:t>í</w:t>
-      </w:r>
-      <w:r>
-        <w:rPr>
-          <w:rtl w:val="0"/>
-          <w:lang w:val="en-US"/>
-        </w:rPr>
-        <w:t>&lt;/th&gt;</w:t>
-      </w:r>
-    </w:p>
-    <w:p>
-      <w:pPr>
-        <w:pStyle w:val="Výchozí"/>
-        <w:suppressAutoHyphens w:val="1"/>
-        <w:spacing w:before="0" w:line="240" w:lineRule="auto"/>
-      </w:pPr>
-      <w:r>
-        <w:rPr>
-          <w:rtl w:val="0"/>
-          <w:lang w:val="en-US"/>
-        </w:rPr>
-        <w:t xml:space="preserve">              &lt;th&gt;Popis&lt;/th&gt;</w:t>
-      </w:r>
-    </w:p>
-    <w:p>
-      <w:pPr>
-        <w:pStyle w:val="Výchozí"/>
-        <w:suppressAutoHyphens w:val="1"/>
-        <w:spacing w:before="0" w:line="240" w:lineRule="auto"/>
-      </w:pPr>
-      <w:r>
-        <w:rPr>
-          <w:rtl w:val="0"/>
-          <w:lang w:val="en-US"/>
-        </w:rPr>
-        <w:t xml:space="preserve">            &lt;/tr&gt;</w:t>
-      </w:r>
-    </w:p>
-    <w:p>
-      <w:pPr>
-        <w:pStyle w:val="Výchozí"/>
-        <w:suppressAutoHyphens w:val="1"/>
-        <w:spacing w:before="0" w:line="240" w:lineRule="auto"/>
-      </w:pPr>
-      <w:r>
-        <w:rPr>
-          <w:rtl w:val="0"/>
-          <w:lang w:val="en-US"/>
-        </w:rPr>
-        <w:t xml:space="preserve">          &lt;/thead&gt;</w:t>
-      </w:r>
-    </w:p>
-    <w:p>
-      <w:pPr>
-        <w:pStyle w:val="Výchozí"/>
-        <w:suppressAutoHyphens w:val="1"/>
-        <w:spacing w:before="0" w:line="240" w:lineRule="auto"/>
-      </w:pPr>
-      <w:r>
-        <w:rPr>
-          <w:rtl w:val="0"/>
-          <w:lang w:val="en-US"/>
-        </w:rPr>
-        <w:t xml:space="preserve">          &lt;tbody&gt;</w:t>
-      </w:r>
-    </w:p>
-    <w:p>
-      <w:pPr>
-        <w:pStyle w:val="Výchozí"/>
-        <w:suppressAutoHyphens w:val="1"/>
-        <w:spacing w:before="0" w:line="240" w:lineRule="auto"/>
-      </w:pPr>
-      <w:r>
-        <w:rPr>
-          <w:rtl w:val="0"/>
-          <w:lang w:val="en-US"/>
-        </w:rPr>
-        <w:t xml:space="preserve">            &lt;tr&gt;</w:t>
-      </w:r>
-    </w:p>
-    <w:p>
-      <w:pPr>
-        <w:pStyle w:val="Výchozí"/>
-        <w:suppressAutoHyphens w:val="1"/>
-        <w:spacing w:before="0" w:line="240" w:lineRule="auto"/>
-      </w:pPr>
-      <w:r>
-        <w:rPr>
-          <w:rtl w:val="0"/>
-          <w:lang w:val="en-US"/>
-        </w:rPr>
-        <w:t xml:space="preserve">              &lt;td&gt;{vyuziti_radek1_label}&lt;/td&gt;</w:t>
-      </w:r>
-    </w:p>
-    <w:p>
-      <w:pPr>
-        <w:pStyle w:val="Výchozí"/>
-        <w:suppressAutoHyphens w:val="1"/>
-        <w:spacing w:before="0" w:line="240" w:lineRule="auto"/>
-      </w:pPr>
-      <w:r>
-        <w:rPr>
-          <w:rtl w:val="0"/>
-          <w:lang w:val="en-US"/>
-        </w:rPr>
-        <w:t xml:space="preserve">              &lt;td&gt;{vyuziti_radek1_text}&lt;/td&gt;</w:t>
-      </w:r>
-    </w:p>
-    <w:p>
-      <w:pPr>
-        <w:pStyle w:val="Výchozí"/>
-        <w:suppressAutoHyphens w:val="1"/>
-        <w:spacing w:before="0" w:line="240" w:lineRule="auto"/>
-      </w:pPr>
-      <w:r>
-        <w:rPr>
-          <w:rtl w:val="0"/>
-          <w:lang w:val="en-US"/>
-        </w:rPr>
-        <w:t xml:space="preserve">            &lt;/tr&gt;</w:t>
-      </w:r>
-    </w:p>
-    <w:p>
-      <w:pPr>
-        <w:pStyle w:val="Výchozí"/>
-        <w:suppressAutoHyphens w:val="1"/>
-        <w:spacing w:before="0" w:line="240" w:lineRule="auto"/>
-      </w:pPr>
-      <w:r>
-        <w:rPr>
-          <w:rtl w:val="0"/>
-          <w:lang w:val="en-US"/>
-        </w:rPr>
-        <w:t xml:space="preserve">            &lt;tr&gt;</w:t>
-      </w:r>
-    </w:p>
-    <w:p>
-      <w:pPr>
-        <w:pStyle w:val="Výchozí"/>
-        <w:suppressAutoHyphens w:val="1"/>
-        <w:spacing w:before="0" w:line="240" w:lineRule="auto"/>
-      </w:pPr>
-      <w:r>
-        <w:rPr>
-          <w:rtl w:val="0"/>
-          <w:lang w:val="en-US"/>
-        </w:rPr>
-        <w:t xml:space="preserve">              &lt;td&gt;{vyuziti_radek2_label}&lt;/td&gt;</w:t>
-      </w:r>
-    </w:p>
-    <w:p>
-      <w:pPr>
-        <w:pStyle w:val="Výchozí"/>
-        <w:suppressAutoHyphens w:val="1"/>
-        <w:spacing w:before="0" w:line="240" w:lineRule="auto"/>
-      </w:pPr>
-      <w:r>
-        <w:rPr>
-          <w:rtl w:val="0"/>
-          <w:lang w:val="en-US"/>
-        </w:rPr>
-        <w:t xml:space="preserve">              &lt;td&gt;{vyuziti_radek2_text}&lt;/td&gt;</w:t>
-      </w:r>
-    </w:p>
-    <w:p>
-      <w:pPr>
-        <w:pStyle w:val="Výchozí"/>
-        <w:suppressAutoHyphens w:val="1"/>
-        <w:spacing w:before="0" w:line="240" w:lineRule="auto"/>
-      </w:pPr>
-      <w:r>
-        <w:rPr>
-          <w:rtl w:val="0"/>
-          <w:lang w:val="en-US"/>
-        </w:rPr>
-        <w:t xml:space="preserve">            &lt;/tr&gt;</w:t>
-      </w:r>
-    </w:p>
-    <w:p>
-      <w:pPr>
-        <w:pStyle w:val="Výchozí"/>
-        <w:suppressAutoHyphens w:val="1"/>
-        <w:spacing w:before="0" w:line="240" w:lineRule="auto"/>
-      </w:pPr>
-      <w:r>
-        <w:rPr>
-          <w:rtl w:val="0"/>
-          <w:lang w:val="en-US"/>
-        </w:rPr>
-        <w:t xml:space="preserve">            &lt;tr&gt;</w:t>
-      </w:r>
-    </w:p>
-    <w:p>
-      <w:pPr>
-        <w:pStyle w:val="Výchozí"/>
-        <w:suppressAutoHyphens w:val="1"/>
-        <w:spacing w:before="0" w:line="240" w:lineRule="auto"/>
-      </w:pPr>
-      <w:r>
-        <w:rPr>
-          <w:rtl w:val="0"/>
-          <w:lang w:val="en-US"/>
-        </w:rPr>
-        <w:t xml:space="preserve">              &lt;td&gt;{vyuziti_radek3_label}&lt;/td&gt;</w:t>
-      </w:r>
-    </w:p>
-    <w:p>
-      <w:pPr>
-        <w:pStyle w:val="Výchozí"/>
-        <w:suppressAutoHyphens w:val="1"/>
-        <w:spacing w:before="0" w:line="240" w:lineRule="auto"/>
-      </w:pPr>
-      <w:r>
-        <w:rPr>
-          <w:rtl w:val="0"/>
-          <w:lang w:val="en-US"/>
-        </w:rPr>
-        <w:t xml:space="preserve">              &lt;td&gt;{vyuziti_radek3_text}&lt;/td&gt;</w:t>
-      </w:r>
-    </w:p>
-    <w:p>
-      <w:pPr>
-        <w:pStyle w:val="Výchozí"/>
-        <w:suppressAutoHyphens w:val="1"/>
-        <w:spacing w:before="0" w:line="240" w:lineRule="auto"/>
-      </w:pPr>
-      <w:r>
-        <w:rPr>
-          <w:rtl w:val="0"/>
-          <w:lang w:val="en-US"/>
-        </w:rPr>
-        <w:t xml:space="preserve">            &lt;/tr&gt;</w:t>
-      </w:r>
-    </w:p>
-    <w:p>
-      <w:pPr>
-        <w:pStyle w:val="Výchozí"/>
-        <w:suppressAutoHyphens w:val="1"/>
-        <w:spacing w:before="0" w:line="240" w:lineRule="auto"/>
-      </w:pPr>
-      <w:r>
-        <w:rPr>
-          <w:rtl w:val="0"/>
-          <w:lang w:val="en-US"/>
-        </w:rPr>
-        <w:t xml:space="preserve">          &lt;/tbody&gt;</w:t>
-      </w:r>
-    </w:p>
-    <w:p>
-      <w:pPr>
-        <w:pStyle w:val="Výchozí"/>
-        <w:suppressAutoHyphens w:val="1"/>
-        <w:spacing w:before="0" w:line="240" w:lineRule="auto"/>
-      </w:pPr>
-      <w:r>
-        <w:rPr>
-          <w:rtl w:val="0"/>
-          <w:lang w:val="en-US"/>
-        </w:rPr>
-        <w:t xml:space="preserve">        &lt;/table&gt;</w:t>
-      </w:r>
-    </w:p>
-    <w:p>
-      <w:pPr>
-        <w:pStyle w:val="Výchozí"/>
-        <w:suppressAutoHyphens w:val="1"/>
-        <w:spacing w:before="0" w:line="240" w:lineRule="auto"/>
-      </w:pPr>
-      <w:r>
-        <w:rPr>
-          <w:rtl w:val="0"/>
-          <w:lang w:val="en-US"/>
-        </w:rPr>
-        <w:t xml:space="preserve">      &lt;/div&gt;</w:t>
-      </w:r>
-    </w:p>
-    <w:p>
-      <w:pPr>
-        <w:pStyle w:val="Výchozí"/>
-        <w:suppressAutoHyphens w:val="1"/>
-        <w:spacing w:before="0" w:line="240" w:lineRule="auto"/>
-      </w:pPr>
       <w:r>
         <w:rPr>
           <w:rtl w:val="0"/>
@@ -9482,1056 +12513,6 @@
           <w:rtl w:val="0"/>
           <w:lang w:val="en-US"/>
         </w:rPr>
-        <w:t xml:space="preserve">    &lt;section class="section-card"&gt;</w:t>
-      </w:r>
-    </w:p>
-    <w:p>
-      <w:pPr>
-        <w:pStyle w:val="Výchozí"/>
-        <w:suppressAutoHyphens w:val="1"/>
-        <w:spacing w:before="0" w:line="240" w:lineRule="auto"/>
-      </w:pPr>
-      <w:r>
-        <w:rPr>
-          <w:rtl w:val="0"/>
-          <w:lang w:val="en-US"/>
-        </w:rPr>
-        <w:t xml:space="preserve">      &lt;h2&gt;{sekce_kompatibilita_nadpis}&lt;/h2&gt;</w:t>
-      </w:r>
-    </w:p>
-    <w:p>
-      <w:pPr>
-        <w:pStyle w:val="Výchozí"/>
-        <w:suppressAutoHyphens w:val="1"/>
-        <w:spacing w:before="0" w:line="240" w:lineRule="auto"/>
-      </w:pPr>
-      <w:r>
-        <w:rPr>
-          <w:rtl w:val="0"/>
-          <w:lang w:val="en-US"/>
-        </w:rPr>
-        <w:t xml:space="preserve">      &lt;p&gt;{sekce_kompatibilita_text}&lt;/p&gt;</w:t>
-      </w:r>
-    </w:p>
-    <w:p>
-      <w:pPr>
-        <w:pStyle w:val="Výchozí"/>
-        <w:suppressAutoHyphens w:val="1"/>
-        <w:spacing w:before="0" w:line="240" w:lineRule="auto"/>
-      </w:pPr>
-      <w:r>
-        <w:rPr>
-          <w:rtl w:val="0"/>
-          <w:lang w:val="en-US"/>
-        </w:rPr>
-        <w:t xml:space="preserve">    &lt;/section&gt;</w:t>
-      </w:r>
-    </w:p>
-    <w:p>
-      <w:pPr>
-        <w:pStyle w:val="Výchozí"/>
-        <w:suppressAutoHyphens w:val="1"/>
-        <w:spacing w:before="0" w:line="240" w:lineRule="auto"/>
-      </w:pPr>
-    </w:p>
-    <w:p>
-      <w:pPr>
-        <w:pStyle w:val="Výchozí"/>
-        <w:suppressAutoHyphens w:val="1"/>
-        <w:spacing w:before="0" w:line="240" w:lineRule="auto"/>
-      </w:pPr>
-      <w:r>
-        <w:rPr>
-          <w:rtl w:val="0"/>
-          <w:lang w:val="en-US"/>
-        </w:rPr>
-        <w:t xml:space="preserve">    &lt;section class="table-card"&gt;</w:t>
-      </w:r>
-    </w:p>
-    <w:p>
-      <w:pPr>
-        <w:pStyle w:val="Výchozí"/>
-        <w:suppressAutoHyphens w:val="1"/>
-        <w:spacing w:before="0" w:line="240" w:lineRule="auto"/>
-      </w:pPr>
-      <w:r>
-        <w:rPr>
-          <w:rtl w:val="0"/>
-          <w:lang w:val="en-US"/>
-        </w:rPr>
-        <w:t xml:space="preserve">      &lt;h2&gt;{sekce_doporucene_nadpis}&lt;/h2&gt;</w:t>
-      </w:r>
-    </w:p>
-    <w:p>
-      <w:pPr>
-        <w:pStyle w:val="Výchozí"/>
-        <w:suppressAutoHyphens w:val="1"/>
-        <w:spacing w:before="0" w:line="240" w:lineRule="auto"/>
-      </w:pPr>
-      <w:r>
-        <w:rPr>
-          <w:rtl w:val="0"/>
-          <w:lang w:val="en-US"/>
-        </w:rPr>
-        <w:t xml:space="preserve">      &lt;div class="clean-table-wrap"&gt;</w:t>
-      </w:r>
-    </w:p>
-    <w:p>
-      <w:pPr>
-        <w:pStyle w:val="Výchozí"/>
-        <w:suppressAutoHyphens w:val="1"/>
-        <w:spacing w:before="0" w:line="240" w:lineRule="auto"/>
-      </w:pPr>
-      <w:r>
-        <w:rPr>
-          <w:rtl w:val="0"/>
-          <w:lang w:val="en-US"/>
-        </w:rPr>
-        <w:t xml:space="preserve">        &lt;table class="clean-table"&gt;</w:t>
-      </w:r>
-    </w:p>
-    <w:p>
-      <w:pPr>
-        <w:pStyle w:val="Výchozí"/>
-        <w:suppressAutoHyphens w:val="1"/>
-        <w:spacing w:before="0" w:line="240" w:lineRule="auto"/>
-      </w:pPr>
-      <w:r>
-        <w:rPr>
-          <w:rtl w:val="0"/>
-          <w:lang w:val="en-US"/>
-        </w:rPr>
-        <w:t xml:space="preserve">          &lt;thead&gt;</w:t>
-      </w:r>
-    </w:p>
-    <w:p>
-      <w:pPr>
-        <w:pStyle w:val="Výchozí"/>
-        <w:suppressAutoHyphens w:val="1"/>
-        <w:spacing w:before="0" w:line="240" w:lineRule="auto"/>
-      </w:pPr>
-      <w:r>
-        <w:rPr>
-          <w:rtl w:val="0"/>
-          <w:lang w:val="en-US"/>
-        </w:rPr>
-        <w:t xml:space="preserve">            &lt;tr&gt;</w:t>
-      </w:r>
-    </w:p>
-    <w:p>
-      <w:pPr>
-        <w:pStyle w:val="Výchozí"/>
-        <w:suppressAutoHyphens w:val="1"/>
-        <w:spacing w:before="0" w:line="240" w:lineRule="auto"/>
-      </w:pPr>
-      <w:r>
-        <w:rPr>
-          <w:rtl w:val="0"/>
-          <w:lang w:val="en-US"/>
-        </w:rPr>
-        <w:t xml:space="preserve">              &lt;th&gt;Produkt&lt;/th&gt;</w:t>
-      </w:r>
-    </w:p>
-    <w:p>
-      <w:pPr>
-        <w:pStyle w:val="Výchozí"/>
-        <w:suppressAutoHyphens w:val="1"/>
-        <w:spacing w:before="0" w:line="240" w:lineRule="auto"/>
-      </w:pPr>
-      <w:r>
-        <w:rPr>
-          <w:rtl w:val="0"/>
-          <w:lang w:val="en-US"/>
-        </w:rPr>
-        <w:t xml:space="preserve">              &lt;th&gt;Pro</w:t>
-      </w:r>
-      <w:r>
-        <w:rPr>
-          <w:rtl w:val="0"/>
-          <w:lang w:val="en-US"/>
-        </w:rPr>
-        <w:t>č</w:t>
-      </w:r>
-      <w:r>
-        <w:rPr>
-          <w:rtl w:val="0"/>
-          <w:lang w:val="en-US"/>
-        </w:rPr>
-        <w:t>&lt;/th&gt;</w:t>
-      </w:r>
-    </w:p>
-    <w:p>
-      <w:pPr>
-        <w:pStyle w:val="Výchozí"/>
-        <w:suppressAutoHyphens w:val="1"/>
-        <w:spacing w:before="0" w:line="240" w:lineRule="auto"/>
-      </w:pPr>
-      <w:r>
-        <w:rPr>
-          <w:rtl w:val="0"/>
-          <w:lang w:val="en-US"/>
-        </w:rPr>
-        <w:t xml:space="preserve">            &lt;/tr&gt;</w:t>
-      </w:r>
-    </w:p>
-    <w:p>
-      <w:pPr>
-        <w:pStyle w:val="Výchozí"/>
-        <w:suppressAutoHyphens w:val="1"/>
-        <w:spacing w:before="0" w:line="240" w:lineRule="auto"/>
-      </w:pPr>
-      <w:r>
-        <w:rPr>
-          <w:rtl w:val="0"/>
-          <w:lang w:val="en-US"/>
-        </w:rPr>
-        <w:t xml:space="preserve">          &lt;/thead&gt;</w:t>
-      </w:r>
-    </w:p>
-    <w:p>
-      <w:pPr>
-        <w:pStyle w:val="Výchozí"/>
-        <w:suppressAutoHyphens w:val="1"/>
-        <w:spacing w:before="0" w:line="240" w:lineRule="auto"/>
-      </w:pPr>
-      <w:r>
-        <w:rPr>
-          <w:rtl w:val="0"/>
-          <w:lang w:val="en-US"/>
-        </w:rPr>
-        <w:t xml:space="preserve">          &lt;tbody&gt;</w:t>
-      </w:r>
-    </w:p>
-    <w:p>
-      <w:pPr>
-        <w:pStyle w:val="Výchozí"/>
-        <w:suppressAutoHyphens w:val="1"/>
-        <w:spacing w:before="0" w:line="240" w:lineRule="auto"/>
-      </w:pPr>
-      <w:r>
-        <w:rPr>
-          <w:rtl w:val="0"/>
-          <w:lang w:val="en-US"/>
-        </w:rPr>
-        <w:t xml:space="preserve">            &lt;tr&gt;</w:t>
-      </w:r>
-    </w:p>
-    <w:p>
-      <w:pPr>
-        <w:pStyle w:val="Výchozí"/>
-        <w:suppressAutoHyphens w:val="1"/>
-        <w:spacing w:before="0" w:line="240" w:lineRule="auto"/>
-      </w:pPr>
-      <w:r>
-        <w:rPr>
-          <w:rtl w:val="0"/>
-          <w:lang w:val="en-US"/>
-        </w:rPr>
-        <w:t xml:space="preserve">              &lt;td&gt;{doporuceny_produkt1}&lt;/td&gt;</w:t>
-      </w:r>
-    </w:p>
-    <w:p>
-      <w:pPr>
-        <w:pStyle w:val="Výchozí"/>
-        <w:suppressAutoHyphens w:val="1"/>
-        <w:spacing w:before="0" w:line="240" w:lineRule="auto"/>
-      </w:pPr>
-      <w:r>
-        <w:rPr>
-          <w:rtl w:val="0"/>
-          <w:lang w:val="en-US"/>
-        </w:rPr>
-        <w:t xml:space="preserve">              &lt;td&gt;{doporuceny_produkt1_text}&lt;/td&gt;</w:t>
-      </w:r>
-    </w:p>
-    <w:p>
-      <w:pPr>
-        <w:pStyle w:val="Výchozí"/>
-        <w:suppressAutoHyphens w:val="1"/>
-        <w:spacing w:before="0" w:line="240" w:lineRule="auto"/>
-      </w:pPr>
-      <w:r>
-        <w:rPr>
-          <w:rtl w:val="0"/>
-          <w:lang w:val="en-US"/>
-        </w:rPr>
-        <w:t xml:space="preserve">            &lt;/tr&gt;</w:t>
-      </w:r>
-    </w:p>
-    <w:p>
-      <w:pPr>
-        <w:pStyle w:val="Výchozí"/>
-        <w:suppressAutoHyphens w:val="1"/>
-        <w:spacing w:before="0" w:line="240" w:lineRule="auto"/>
-      </w:pPr>
-      <w:r>
-        <w:rPr>
-          <w:rtl w:val="0"/>
-          <w:lang w:val="en-US"/>
-        </w:rPr>
-        <w:t xml:space="preserve">            &lt;tr&gt;</w:t>
-      </w:r>
-    </w:p>
-    <w:p>
-      <w:pPr>
-        <w:pStyle w:val="Výchozí"/>
-        <w:suppressAutoHyphens w:val="1"/>
-        <w:spacing w:before="0" w:line="240" w:lineRule="auto"/>
-      </w:pPr>
-      <w:r>
-        <w:rPr>
-          <w:rtl w:val="0"/>
-          <w:lang w:val="en-US"/>
-        </w:rPr>
-        <w:t xml:space="preserve">              &lt;td&gt;{doporuceny_produkt2}&lt;/td&gt;</w:t>
-      </w:r>
-    </w:p>
-    <w:p>
-      <w:pPr>
-        <w:pStyle w:val="Výchozí"/>
-        <w:suppressAutoHyphens w:val="1"/>
-        <w:spacing w:before="0" w:line="240" w:lineRule="auto"/>
-      </w:pPr>
-      <w:r>
-        <w:rPr>
-          <w:rtl w:val="0"/>
-          <w:lang w:val="en-US"/>
-        </w:rPr>
-        <w:t xml:space="preserve">              &lt;td&gt;{doporuceny_produkt2_text}&lt;/td&gt;</w:t>
-      </w:r>
-    </w:p>
-    <w:p>
-      <w:pPr>
-        <w:pStyle w:val="Výchozí"/>
-        <w:suppressAutoHyphens w:val="1"/>
-        <w:spacing w:before="0" w:line="240" w:lineRule="auto"/>
-      </w:pPr>
-      <w:r>
-        <w:rPr>
-          <w:rtl w:val="0"/>
-          <w:lang w:val="en-US"/>
-        </w:rPr>
-        <w:t xml:space="preserve">            &lt;/tr&gt;</w:t>
-      </w:r>
-    </w:p>
-    <w:p>
-      <w:pPr>
-        <w:pStyle w:val="Výchozí"/>
-        <w:suppressAutoHyphens w:val="1"/>
-        <w:spacing w:before="0" w:line="240" w:lineRule="auto"/>
-      </w:pPr>
-      <w:r>
-        <w:rPr>
-          <w:rtl w:val="0"/>
-          <w:lang w:val="en-US"/>
-        </w:rPr>
-        <w:t xml:space="preserve">            &lt;tr&gt;</w:t>
-      </w:r>
-    </w:p>
-    <w:p>
-      <w:pPr>
-        <w:pStyle w:val="Výchozí"/>
-        <w:suppressAutoHyphens w:val="1"/>
-        <w:spacing w:before="0" w:line="240" w:lineRule="auto"/>
-      </w:pPr>
-      <w:r>
-        <w:rPr>
-          <w:rtl w:val="0"/>
-          <w:lang w:val="en-US"/>
-        </w:rPr>
-        <w:t xml:space="preserve">              &lt;td&gt;{doporuceny_produkt3}&lt;/td&gt;</w:t>
-      </w:r>
-    </w:p>
-    <w:p>
-      <w:pPr>
-        <w:pStyle w:val="Výchozí"/>
-        <w:suppressAutoHyphens w:val="1"/>
-        <w:spacing w:before="0" w:line="240" w:lineRule="auto"/>
-      </w:pPr>
-      <w:r>
-        <w:rPr>
-          <w:rtl w:val="0"/>
-          <w:lang w:val="en-US"/>
-        </w:rPr>
-        <w:t xml:space="preserve">              &lt;td&gt;{doporuceny_produkt3_text}&lt;/td&gt;</w:t>
-      </w:r>
-    </w:p>
-    <w:p>
-      <w:pPr>
-        <w:pStyle w:val="Výchozí"/>
-        <w:suppressAutoHyphens w:val="1"/>
-        <w:spacing w:before="0" w:line="240" w:lineRule="auto"/>
-      </w:pPr>
-      <w:r>
-        <w:rPr>
-          <w:rtl w:val="0"/>
-          <w:lang w:val="en-US"/>
-        </w:rPr>
-        <w:t xml:space="preserve">            &lt;/tr&gt;</w:t>
-      </w:r>
-    </w:p>
-    <w:p>
-      <w:pPr>
-        <w:pStyle w:val="Výchozí"/>
-        <w:suppressAutoHyphens w:val="1"/>
-        <w:spacing w:before="0" w:line="240" w:lineRule="auto"/>
-      </w:pPr>
-      <w:r>
-        <w:rPr>
-          <w:rtl w:val="0"/>
-          <w:lang w:val="en-US"/>
-        </w:rPr>
-        <w:t xml:space="preserve">          &lt;/tbody&gt;</w:t>
-      </w:r>
-    </w:p>
-    <w:p>
-      <w:pPr>
-        <w:pStyle w:val="Výchozí"/>
-        <w:suppressAutoHyphens w:val="1"/>
-        <w:spacing w:before="0" w:line="240" w:lineRule="auto"/>
-      </w:pPr>
-      <w:r>
-        <w:rPr>
-          <w:rtl w:val="0"/>
-          <w:lang w:val="en-US"/>
-        </w:rPr>
-        <w:t xml:space="preserve">        &lt;/table&gt;</w:t>
-      </w:r>
-    </w:p>
-    <w:p>
-      <w:pPr>
-        <w:pStyle w:val="Výchozí"/>
-        <w:suppressAutoHyphens w:val="1"/>
-        <w:spacing w:before="0" w:line="240" w:lineRule="auto"/>
-      </w:pPr>
-      <w:r>
-        <w:rPr>
-          <w:rtl w:val="0"/>
-          <w:lang w:val="en-US"/>
-        </w:rPr>
-        <w:t xml:space="preserve">      &lt;/div&gt;</w:t>
-      </w:r>
-    </w:p>
-    <w:p>
-      <w:pPr>
-        <w:pStyle w:val="Výchozí"/>
-        <w:suppressAutoHyphens w:val="1"/>
-        <w:spacing w:before="0" w:line="240" w:lineRule="auto"/>
-      </w:pPr>
-      <w:r>
-        <w:rPr>
-          <w:rtl w:val="0"/>
-          <w:lang w:val="en-US"/>
-        </w:rPr>
-        <w:t xml:space="preserve">    &lt;/section&gt;</w:t>
-      </w:r>
-    </w:p>
-    <w:p>
-      <w:pPr>
-        <w:pStyle w:val="Výchozí"/>
-        <w:suppressAutoHyphens w:val="1"/>
-        <w:spacing w:before="0" w:line="240" w:lineRule="auto"/>
-      </w:pPr>
-    </w:p>
-    <w:p>
-      <w:pPr>
-        <w:pStyle w:val="Výchozí"/>
-        <w:suppressAutoHyphens w:val="1"/>
-        <w:spacing w:before="0" w:line="240" w:lineRule="auto"/>
-      </w:pPr>
-      <w:r>
-        <w:rPr>
-          <w:rtl w:val="0"/>
-          <w:lang w:val="en-US"/>
-        </w:rPr>
-        <w:t xml:space="preserve">    &lt;section class="table-card"&gt;</w:t>
-      </w:r>
-    </w:p>
-    <w:p>
-      <w:pPr>
-        <w:pStyle w:val="Výchozí"/>
-        <w:suppressAutoHyphens w:val="1"/>
-        <w:spacing w:before="0" w:line="240" w:lineRule="auto"/>
-      </w:pPr>
-      <w:r>
-        <w:rPr>
-          <w:rtl w:val="0"/>
-          <w:lang w:val="en-US"/>
-        </w:rPr>
-        <w:t xml:space="preserve">      &lt;h2&gt;{sekce_faq_nadpis}&lt;/h2&gt;</w:t>
-      </w:r>
-    </w:p>
-    <w:p>
-      <w:pPr>
-        <w:pStyle w:val="Výchozí"/>
-        <w:suppressAutoHyphens w:val="1"/>
-        <w:spacing w:before="0" w:line="240" w:lineRule="auto"/>
-      </w:pPr>
-      <w:r>
-        <w:rPr>
-          <w:rtl w:val="0"/>
-          <w:lang w:val="en-US"/>
-        </w:rPr>
-        <w:t xml:space="preserve">      &lt;div class="clean-table-wrap"&gt;</w:t>
-      </w:r>
-    </w:p>
-    <w:p>
-      <w:pPr>
-        <w:pStyle w:val="Výchozí"/>
-        <w:suppressAutoHyphens w:val="1"/>
-        <w:spacing w:before="0" w:line="240" w:lineRule="auto"/>
-      </w:pPr>
-      <w:r>
-        <w:rPr>
-          <w:rtl w:val="0"/>
-          <w:lang w:val="en-US"/>
-        </w:rPr>
-        <w:t xml:space="preserve">        &lt;table class="clean-table"&gt;</w:t>
-      </w:r>
-    </w:p>
-    <w:p>
-      <w:pPr>
-        <w:pStyle w:val="Výchozí"/>
-        <w:suppressAutoHyphens w:val="1"/>
-        <w:spacing w:before="0" w:line="240" w:lineRule="auto"/>
-      </w:pPr>
-      <w:r>
-        <w:rPr>
-          <w:rtl w:val="0"/>
-          <w:lang w:val="en-US"/>
-        </w:rPr>
-        <w:t xml:space="preserve">          &lt;thead&gt;</w:t>
-      </w:r>
-    </w:p>
-    <w:p>
-      <w:pPr>
-        <w:pStyle w:val="Výchozí"/>
-        <w:suppressAutoHyphens w:val="1"/>
-        <w:spacing w:before="0" w:line="240" w:lineRule="auto"/>
-      </w:pPr>
-      <w:r>
-        <w:rPr>
-          <w:rtl w:val="0"/>
-          <w:lang w:val="en-US"/>
-        </w:rPr>
-        <w:t xml:space="preserve">            &lt;tr&gt;</w:t>
-      </w:r>
-    </w:p>
-    <w:p>
-      <w:pPr>
-        <w:pStyle w:val="Výchozí"/>
-        <w:suppressAutoHyphens w:val="1"/>
-        <w:spacing w:before="0" w:line="240" w:lineRule="auto"/>
-      </w:pPr>
-      <w:r>
-        <w:rPr>
-          <w:rtl w:val="0"/>
-          <w:lang w:val="en-US"/>
-        </w:rPr>
-        <w:t xml:space="preserve">              &lt;th&gt;Ot</w:t>
-      </w:r>
-      <w:r>
-        <w:rPr>
-          <w:rtl w:val="0"/>
-          <w:lang w:val="en-US"/>
-        </w:rPr>
-        <w:t>á</w:t>
-      </w:r>
-      <w:r>
-        <w:rPr>
-          <w:rtl w:val="0"/>
-          <w:lang w:val="en-US"/>
-        </w:rPr>
-        <w:t>zka&lt;/th&gt;</w:t>
-      </w:r>
-    </w:p>
-    <w:p>
-      <w:pPr>
-        <w:pStyle w:val="Výchozí"/>
-        <w:suppressAutoHyphens w:val="1"/>
-        <w:spacing w:before="0" w:line="240" w:lineRule="auto"/>
-      </w:pPr>
-      <w:r>
-        <w:rPr>
-          <w:rtl w:val="0"/>
-          <w:lang w:val="en-US"/>
-        </w:rPr>
-        <w:t xml:space="preserve">              &lt;th&gt;Odpov</w:t>
-      </w:r>
-      <w:r>
-        <w:rPr>
-          <w:rtl w:val="0"/>
-          <w:lang w:val="en-US"/>
-        </w:rPr>
-        <w:t>ěď</w:t>
-      </w:r>
-      <w:r>
-        <w:rPr>
-          <w:rtl w:val="0"/>
-          <w:lang w:val="en-US"/>
-        </w:rPr>
-        <w:t>&lt;/th&gt;</w:t>
-      </w:r>
-    </w:p>
-    <w:p>
-      <w:pPr>
-        <w:pStyle w:val="Výchozí"/>
-        <w:suppressAutoHyphens w:val="1"/>
-        <w:spacing w:before="0" w:line="240" w:lineRule="auto"/>
-      </w:pPr>
-      <w:r>
-        <w:rPr>
-          <w:rtl w:val="0"/>
-          <w:lang w:val="en-US"/>
-        </w:rPr>
-        <w:t xml:space="preserve">            &lt;/tr&gt;</w:t>
-      </w:r>
-    </w:p>
-    <w:p>
-      <w:pPr>
-        <w:pStyle w:val="Výchozí"/>
-        <w:suppressAutoHyphens w:val="1"/>
-        <w:spacing w:before="0" w:line="240" w:lineRule="auto"/>
-      </w:pPr>
-      <w:r>
-        <w:rPr>
-          <w:rtl w:val="0"/>
-          <w:lang w:val="en-US"/>
-        </w:rPr>
-        <w:t xml:space="preserve">          &lt;/thead&gt;</w:t>
-      </w:r>
-    </w:p>
-    <w:p>
-      <w:pPr>
-        <w:pStyle w:val="Výchozí"/>
-        <w:suppressAutoHyphens w:val="1"/>
-        <w:spacing w:before="0" w:line="240" w:lineRule="auto"/>
-      </w:pPr>
-      <w:r>
-        <w:rPr>
-          <w:rtl w:val="0"/>
-          <w:lang w:val="en-US"/>
-        </w:rPr>
-        <w:t xml:space="preserve">          &lt;tbody&gt;</w:t>
-      </w:r>
-    </w:p>
-    <w:p>
-      <w:pPr>
-        <w:pStyle w:val="Výchozí"/>
-        <w:suppressAutoHyphens w:val="1"/>
-        <w:spacing w:before="0" w:line="240" w:lineRule="auto"/>
-      </w:pPr>
-      <w:r>
-        <w:rPr>
-          <w:rtl w:val="0"/>
-          <w:lang w:val="en-US"/>
-        </w:rPr>
-        <w:t xml:space="preserve">            &lt;tr&gt;</w:t>
-      </w:r>
-    </w:p>
-    <w:p>
-      <w:pPr>
-        <w:pStyle w:val="Výchozí"/>
-        <w:suppressAutoHyphens w:val="1"/>
-        <w:spacing w:before="0" w:line="240" w:lineRule="auto"/>
-      </w:pPr>
-      <w:r>
-        <w:rPr>
-          <w:rtl w:val="0"/>
-          <w:lang w:val="en-US"/>
-        </w:rPr>
-        <w:t xml:space="preserve">              &lt;td&gt;{faq_otazka1}&lt;/td&gt;</w:t>
-      </w:r>
-    </w:p>
-    <w:p>
-      <w:pPr>
-        <w:pStyle w:val="Výchozí"/>
-        <w:suppressAutoHyphens w:val="1"/>
-        <w:spacing w:before="0" w:line="240" w:lineRule="auto"/>
-      </w:pPr>
-      <w:r>
-        <w:rPr>
-          <w:rtl w:val="0"/>
-          <w:lang w:val="en-US"/>
-        </w:rPr>
-        <w:t xml:space="preserve">              &lt;td&gt;{faq_odpoved1}&lt;/td&gt;</w:t>
-      </w:r>
-    </w:p>
-    <w:p>
-      <w:pPr>
-        <w:pStyle w:val="Výchozí"/>
-        <w:suppressAutoHyphens w:val="1"/>
-        <w:spacing w:before="0" w:line="240" w:lineRule="auto"/>
-      </w:pPr>
-      <w:r>
-        <w:rPr>
-          <w:rtl w:val="0"/>
-          <w:lang w:val="en-US"/>
-        </w:rPr>
-        <w:t xml:space="preserve">            &lt;/tr&gt;</w:t>
-      </w:r>
-    </w:p>
-    <w:p>
-      <w:pPr>
-        <w:pStyle w:val="Výchozí"/>
-        <w:suppressAutoHyphens w:val="1"/>
-        <w:spacing w:before="0" w:line="240" w:lineRule="auto"/>
-      </w:pPr>
-      <w:r>
-        <w:rPr>
-          <w:rtl w:val="0"/>
-          <w:lang w:val="en-US"/>
-        </w:rPr>
-        <w:t xml:space="preserve">            &lt;tr&gt;</w:t>
-      </w:r>
-    </w:p>
-    <w:p>
-      <w:pPr>
-        <w:pStyle w:val="Výchozí"/>
-        <w:suppressAutoHyphens w:val="1"/>
-        <w:spacing w:before="0" w:line="240" w:lineRule="auto"/>
-      </w:pPr>
-      <w:r>
-        <w:rPr>
-          <w:rtl w:val="0"/>
-          <w:lang w:val="en-US"/>
-        </w:rPr>
-        <w:t xml:space="preserve">              &lt;td&gt;{faq_otazka2}&lt;/td&gt;</w:t>
-      </w:r>
-    </w:p>
-    <w:p>
-      <w:pPr>
-        <w:pStyle w:val="Výchozí"/>
-        <w:suppressAutoHyphens w:val="1"/>
-        <w:spacing w:before="0" w:line="240" w:lineRule="auto"/>
-      </w:pPr>
-      <w:r>
-        <w:rPr>
-          <w:rtl w:val="0"/>
-          <w:lang w:val="en-US"/>
-        </w:rPr>
-        <w:t xml:space="preserve">              &lt;td&gt;{faq_odpoved2}&lt;/td&gt;</w:t>
-      </w:r>
-    </w:p>
-    <w:p>
-      <w:pPr>
-        <w:pStyle w:val="Výchozí"/>
-        <w:suppressAutoHyphens w:val="1"/>
-        <w:spacing w:before="0" w:line="240" w:lineRule="auto"/>
-      </w:pPr>
-      <w:r>
-        <w:rPr>
-          <w:rtl w:val="0"/>
-          <w:lang w:val="en-US"/>
-        </w:rPr>
-        <w:t xml:space="preserve">            &lt;/tr&gt;</w:t>
-      </w:r>
-    </w:p>
-    <w:p>
-      <w:pPr>
-        <w:pStyle w:val="Výchozí"/>
-        <w:suppressAutoHyphens w:val="1"/>
-        <w:spacing w:before="0" w:line="240" w:lineRule="auto"/>
-      </w:pPr>
-      <w:r>
-        <w:rPr>
-          <w:rtl w:val="0"/>
-          <w:lang w:val="en-US"/>
-        </w:rPr>
-        <w:t xml:space="preserve">            &lt;tr&gt;</w:t>
-      </w:r>
-    </w:p>
-    <w:p>
-      <w:pPr>
-        <w:pStyle w:val="Výchozí"/>
-        <w:suppressAutoHyphens w:val="1"/>
-        <w:spacing w:before="0" w:line="240" w:lineRule="auto"/>
-      </w:pPr>
-      <w:r>
-        <w:rPr>
-          <w:rtl w:val="0"/>
-          <w:lang w:val="en-US"/>
-        </w:rPr>
-        <w:t xml:space="preserve">              &lt;td&gt;{faq_otazka3}&lt;/td&gt;</w:t>
-      </w:r>
-    </w:p>
-    <w:p>
-      <w:pPr>
-        <w:pStyle w:val="Výchozí"/>
-        <w:suppressAutoHyphens w:val="1"/>
-        <w:spacing w:before="0" w:line="240" w:lineRule="auto"/>
-      </w:pPr>
-      <w:r>
-        <w:rPr>
-          <w:rtl w:val="0"/>
-          <w:lang w:val="en-US"/>
-        </w:rPr>
-        <w:t xml:space="preserve">              &lt;td&gt;{faq_odpoved3}&lt;/td&gt;</w:t>
-      </w:r>
-    </w:p>
-    <w:p>
-      <w:pPr>
-        <w:pStyle w:val="Výchozí"/>
-        <w:suppressAutoHyphens w:val="1"/>
-        <w:spacing w:before="0" w:line="240" w:lineRule="auto"/>
-      </w:pPr>
-      <w:r>
-        <w:rPr>
-          <w:rtl w:val="0"/>
-          <w:lang w:val="en-US"/>
-        </w:rPr>
-        <w:t xml:space="preserve">            &lt;/tr&gt;</w:t>
-      </w:r>
-    </w:p>
-    <w:p>
-      <w:pPr>
-        <w:pStyle w:val="Výchozí"/>
-        <w:suppressAutoHyphens w:val="1"/>
-        <w:spacing w:before="0" w:line="240" w:lineRule="auto"/>
-      </w:pPr>
-      <w:r>
-        <w:rPr>
-          <w:rtl w:val="0"/>
-          <w:lang w:val="en-US"/>
-        </w:rPr>
-        <w:t xml:space="preserve">            &lt;tr&gt;</w:t>
-      </w:r>
-    </w:p>
-    <w:p>
-      <w:pPr>
-        <w:pStyle w:val="Výchozí"/>
-        <w:suppressAutoHyphens w:val="1"/>
-        <w:spacing w:before="0" w:line="240" w:lineRule="auto"/>
-      </w:pPr>
-      <w:r>
-        <w:rPr>
-          <w:rtl w:val="0"/>
-          <w:lang w:val="en-US"/>
-        </w:rPr>
-        <w:t xml:space="preserve">              &lt;td&gt;{faq_otazka4}&lt;/td&gt;</w:t>
-      </w:r>
-    </w:p>
-    <w:p>
-      <w:pPr>
-        <w:pStyle w:val="Výchozí"/>
-        <w:suppressAutoHyphens w:val="1"/>
-        <w:spacing w:before="0" w:line="240" w:lineRule="auto"/>
-      </w:pPr>
-      <w:r>
-        <w:rPr>
-          <w:rtl w:val="0"/>
-          <w:lang w:val="en-US"/>
-        </w:rPr>
-        <w:t xml:space="preserve">              &lt;td&gt;{faq_odpoved4}&lt;/td&gt;</w:t>
-      </w:r>
-    </w:p>
-    <w:p>
-      <w:pPr>
-        <w:pStyle w:val="Výchozí"/>
-        <w:suppressAutoHyphens w:val="1"/>
-        <w:spacing w:before="0" w:line="240" w:lineRule="auto"/>
-      </w:pPr>
-      <w:r>
-        <w:rPr>
-          <w:rtl w:val="0"/>
-          <w:lang w:val="en-US"/>
-        </w:rPr>
-        <w:t xml:space="preserve">            &lt;/tr&gt;</w:t>
-      </w:r>
-    </w:p>
-    <w:p>
-      <w:pPr>
-        <w:pStyle w:val="Výchozí"/>
-        <w:suppressAutoHyphens w:val="1"/>
-        <w:spacing w:before="0" w:line="240" w:lineRule="auto"/>
-      </w:pPr>
-      <w:r>
-        <w:rPr>
-          <w:rtl w:val="0"/>
-          <w:lang w:val="en-US"/>
-        </w:rPr>
-        <w:t xml:space="preserve">          &lt;/tbody&gt;</w:t>
-      </w:r>
-    </w:p>
-    <w:p>
-      <w:pPr>
-        <w:pStyle w:val="Výchozí"/>
-        <w:suppressAutoHyphens w:val="1"/>
-        <w:spacing w:before="0" w:line="240" w:lineRule="auto"/>
-      </w:pPr>
-      <w:r>
-        <w:rPr>
-          <w:rtl w:val="0"/>
-          <w:lang w:val="en-US"/>
-        </w:rPr>
-        <w:t xml:space="preserve">        &lt;/table&gt;</w:t>
-      </w:r>
-    </w:p>
-    <w:p>
-      <w:pPr>
-        <w:pStyle w:val="Výchozí"/>
-        <w:suppressAutoHyphens w:val="1"/>
-        <w:spacing w:before="0" w:line="240" w:lineRule="auto"/>
-      </w:pPr>
-      <w:r>
-        <w:rPr>
-          <w:rtl w:val="0"/>
-          <w:lang w:val="en-US"/>
-        </w:rPr>
-        <w:t xml:space="preserve">      &lt;/div&gt;</w:t>
-      </w:r>
-    </w:p>
-    <w:p>
-      <w:pPr>
-        <w:pStyle w:val="Výchozí"/>
-        <w:suppressAutoHyphens w:val="1"/>
-        <w:spacing w:before="0" w:line="240" w:lineRule="auto"/>
-      </w:pPr>
-      <w:r>
-        <w:rPr>
-          <w:rtl w:val="0"/>
-          <w:lang w:val="en-US"/>
-        </w:rPr>
-        <w:t xml:space="preserve">    &lt;/section&gt;</w:t>
-      </w:r>
-    </w:p>
-    <w:p>
-      <w:pPr>
-        <w:pStyle w:val="Výchozí"/>
-        <w:suppressAutoHyphens w:val="1"/>
-        <w:spacing w:before="0" w:line="240" w:lineRule="auto"/>
-      </w:pPr>
-    </w:p>
-    <w:p>
-      <w:pPr>
-        <w:pStyle w:val="Výchozí"/>
-        <w:suppressAutoHyphens w:val="1"/>
-        <w:spacing w:before="0" w:line="240" w:lineRule="auto"/>
-      </w:pPr>
-      <w:r>
-        <w:rPr>
-          <w:rtl w:val="0"/>
-          <w:lang w:val="en-US"/>
-        </w:rPr>
-        <w:t xml:space="preserve">    &lt;section class="section-card"&gt;</w:t>
-      </w:r>
-    </w:p>
-    <w:p>
-      <w:pPr>
-        <w:pStyle w:val="Výchozí"/>
-        <w:suppressAutoHyphens w:val="1"/>
-        <w:spacing w:before="0" w:line="240" w:lineRule="auto"/>
-      </w:pPr>
-      <w:r>
-        <w:rPr>
-          <w:rtl w:val="0"/>
-          <w:lang w:val="en-US"/>
-        </w:rPr>
-        <w:t xml:space="preserve">      &lt;h2&gt;{sekce_video_nadpis}&lt;/h2&gt;</w:t>
-      </w:r>
-    </w:p>
-    <w:p>
-      <w:pPr>
-        <w:pStyle w:val="Výchozí"/>
-        <w:suppressAutoHyphens w:val="1"/>
-        <w:spacing w:before="0" w:line="240" w:lineRule="auto"/>
-      </w:pPr>
-      <w:r>
-        <w:rPr>
-          <w:rtl w:val="0"/>
-          <w:lang w:val="en-US"/>
-        </w:rPr>
-        <w:t xml:space="preserve">      &lt;div class="video-shell"&gt;</w:t>
-      </w:r>
-    </w:p>
-    <w:p>
-      <w:pPr>
-        <w:pStyle w:val="Výchozí"/>
-        <w:suppressAutoHyphens w:val="1"/>
-        <w:spacing w:before="0" w:line="240" w:lineRule="auto"/>
-      </w:pPr>
-      <w:r>
-        <w:rPr>
-          <w:rtl w:val="0"/>
-          <w:lang w:val="en-US"/>
-        </w:rPr>
-        <w:t xml:space="preserve">        &lt;div class="video-block"&gt;</w:t>
-      </w:r>
-    </w:p>
-    <w:p>
-      <w:pPr>
-        <w:pStyle w:val="Výchozí"/>
-        <w:suppressAutoHyphens w:val="1"/>
-        <w:spacing w:before="0" w:line="240" w:lineRule="auto"/>
-      </w:pPr>
-      <w:r>
-        <w:rPr>
-          <w:rtl w:val="0"/>
-          <w:lang w:val="en-US"/>
-        </w:rPr>
-        <w:t xml:space="preserve">          &lt;iframe src="{video_url}" allowfullscreen&gt;&lt;/iframe&gt;</w:t>
-      </w:r>
-    </w:p>
-    <w:p>
-      <w:pPr>
-        <w:pStyle w:val="Výchozí"/>
-        <w:suppressAutoHyphens w:val="1"/>
-        <w:spacing w:before="0" w:line="240" w:lineRule="auto"/>
-      </w:pPr>
-      <w:r>
-        <w:rPr>
-          <w:rtl w:val="0"/>
-          <w:lang w:val="en-US"/>
-        </w:rPr>
-        <w:t xml:space="preserve">        &lt;/div&gt;</w:t>
-      </w:r>
-    </w:p>
-    <w:p>
-      <w:pPr>
-        <w:pStyle w:val="Výchozí"/>
-        <w:suppressAutoHyphens w:val="1"/>
-        <w:spacing w:before="0" w:line="240" w:lineRule="auto"/>
-      </w:pPr>
-      <w:r>
-        <w:rPr>
-          <w:rtl w:val="0"/>
-          <w:lang w:val="en-US"/>
-        </w:rPr>
-        <w:t xml:space="preserve">      &lt;/div&gt;</w:t>
-      </w:r>
-    </w:p>
-    <w:p>
-      <w:pPr>
-        <w:pStyle w:val="Výchozí"/>
-        <w:suppressAutoHyphens w:val="1"/>
-        <w:spacing w:before="0" w:line="240" w:lineRule="auto"/>
-      </w:pPr>
-      <w:r>
-        <w:rPr>
-          <w:rtl w:val="0"/>
-          <w:lang w:val="en-US"/>
-        </w:rPr>
-        <w:t xml:space="preserve">    &lt;/section&gt;</w:t>
-      </w:r>
-    </w:p>
-    <w:p>
-      <w:pPr>
-        <w:pStyle w:val="Výchozí"/>
-        <w:suppressAutoHyphens w:val="1"/>
-        <w:spacing w:before="0" w:line="240" w:lineRule="auto"/>
-      </w:pPr>
-    </w:p>
-    <w:p>
-      <w:pPr>
-        <w:pStyle w:val="Výchozí"/>
-        <w:suppressAutoHyphens w:val="1"/>
-        <w:spacing w:before="0" w:line="240" w:lineRule="auto"/>
-      </w:pPr>
-      <w:r>
-        <w:rPr>
-          <w:rtl w:val="0"/>
-          <w:lang w:val="en-US"/>
-        </w:rPr>
         <w:t xml:space="preserve">  &lt;/div&gt;</w:t>
       </w:r>
     </w:p>
@@ -10541,6 +12522,69 @@
         <w:suppressAutoHyphens w:val="1"/>
         <w:spacing w:before="0" w:line="240" w:lineRule="auto"/>
       </w:pPr>
+    </w:p>
+    <w:p>
+      <w:pPr>
+        <w:pStyle w:val="Výchozí"/>
+        <w:suppressAutoHyphens w:val="1"/>
+        <w:spacing w:before="0" w:line="240" w:lineRule="auto"/>
+      </w:pPr>
+      <w:r>
+        <w:rPr>
+          <w:rtl w:val="0"/>
+          <w:lang w:val="en-US"/>
+        </w:rPr>
+        <w:t xml:space="preserve">  &lt;div id="pw-lightbox" class="pw-lightbox" onclick="pwCloseLightbox()"&gt;</w:t>
+      </w:r>
+    </w:p>
+    <w:p>
+      <w:pPr>
+        <w:pStyle w:val="Výchozí"/>
+        <w:suppressAutoHyphens w:val="1"/>
+        <w:spacing w:before="0" w:line="240" w:lineRule="auto"/>
+      </w:pPr>
+      <w:r>
+        <w:rPr>
+          <w:rtl w:val="0"/>
+          <w:lang w:val="en-US"/>
+        </w:rPr>
+        <w:t xml:space="preserve">    &lt;a href="javascript:void(0)" class="pw-lightbox-close" onclick="pwCloseLightbox(); event.stopPropagation();"&gt;&lt;/a&gt;</w:t>
+      </w:r>
+    </w:p>
+    <w:p>
+      <w:pPr>
+        <w:pStyle w:val="Výchozí"/>
+        <w:suppressAutoHyphens w:val="1"/>
+        <w:spacing w:before="0" w:line="240" w:lineRule="auto"/>
+      </w:pPr>
+      <w:r>
+        <w:rPr>
+          <w:rtl w:val="0"/>
+          <w:lang w:val="en-US"/>
+        </w:rPr>
+        <w:t xml:space="preserve">    &lt;img id="pw-lightbox-img" src="" alt="" onclick="event.stopPropagation();"&gt;</w:t>
+      </w:r>
+    </w:p>
+    <w:p>
+      <w:pPr>
+        <w:pStyle w:val="Výchozí"/>
+        <w:suppressAutoHyphens w:val="1"/>
+        <w:spacing w:before="0" w:line="240" w:lineRule="auto"/>
+      </w:pPr>
+      <w:r>
+        <w:rPr>
+          <w:rtl w:val="0"/>
+          <w:lang w:val="en-US"/>
+        </w:rPr>
+        <w:t xml:space="preserve">  &lt;/div&gt;</w:t>
+      </w:r>
+    </w:p>
+    <w:p>
+      <w:pPr>
+        <w:pStyle w:val="Výchozí"/>
+        <w:suppressAutoHyphens w:val="1"/>
+        <w:spacing w:before="0" w:line="240" w:lineRule="auto"/>
+      </w:pPr>
       <w:r>
         <w:rPr>
           <w:rtl w:val="0"/>
@@ -10567,69 +12611,6 @@
           <w:rtl w:val="0"/>
           <w:lang w:val="en-US"/>
         </w:rPr>
-        <w:t>&lt;div id="pw-lightbox" class="pw-lightbox" onclick="pwCloseLightbox()"&gt;</w:t>
-      </w:r>
-    </w:p>
-    <w:p>
-      <w:pPr>
-        <w:pStyle w:val="Výchozí"/>
-        <w:suppressAutoHyphens w:val="1"/>
-        <w:spacing w:before="0" w:line="240" w:lineRule="auto"/>
-      </w:pPr>
-      <w:r>
-        <w:rPr>
-          <w:rtl w:val="0"/>
-          <w:lang w:val="en-US"/>
-        </w:rPr>
-        <w:t xml:space="preserve">  &lt;a href="javascript:void(0)" class="pw-lightbox-close" onclick="pwCloseLightbox(); event.stopPropagation();"&gt;&lt;/a&gt;</w:t>
-      </w:r>
-    </w:p>
-    <w:p>
-      <w:pPr>
-        <w:pStyle w:val="Výchozí"/>
-        <w:suppressAutoHyphens w:val="1"/>
-        <w:spacing w:before="0" w:line="240" w:lineRule="auto"/>
-      </w:pPr>
-      <w:r>
-        <w:rPr>
-          <w:rtl w:val="0"/>
-          <w:lang w:val="en-US"/>
-        </w:rPr>
-        <w:t xml:space="preserve">  &lt;img id="pw-lightbox-img" src="" alt="" onclick="event.stopPropagation();"&gt;</w:t>
-      </w:r>
-    </w:p>
-    <w:p>
-      <w:pPr>
-        <w:pStyle w:val="Výchozí"/>
-        <w:suppressAutoHyphens w:val="1"/>
-        <w:spacing w:before="0" w:line="240" w:lineRule="auto"/>
-      </w:pPr>
-      <w:r>
-        <w:rPr>
-          <w:rtl w:val="0"/>
-          <w:lang w:val="en-US"/>
-        </w:rPr>
-        <w:t>&lt;/div&gt;</w:t>
-      </w:r>
-    </w:p>
-    <w:p>
-      <w:pPr>
-        <w:pStyle w:val="Výchozí"/>
-        <w:suppressAutoHyphens w:val="1"/>
-        <w:spacing w:before="0" w:line="240" w:lineRule="auto"/>
-      </w:pPr>
-    </w:p>
-    <w:p>
-      <w:pPr>
-        <w:pStyle w:val="Výchozí"/>
-        <w:suppressAutoHyphens w:val="1"/>
-        <w:spacing w:before="0" w:line="240" w:lineRule="auto"/>
-      </w:pPr>
-      <w:r>
-        <w:rPr>
-          <w:rtl w:val="0"/>
-          <w:lang w:val="en-US"/>
-        </w:rPr>
         <w:t>&lt;script&gt;</w:t>
       </w:r>
     </w:p>
@@ -10686,7 +12667,35 @@
           <w:rtl w:val="0"/>
           <w:lang w:val="en-US"/>
         </w:rPr>
-        <w:t xml:space="preserve">      src === "img2_src" || src === "/img2_src") {</w:t>
+        <w:t xml:space="preserve">      src === "img2_src" || src === "/img2_src" ||</w:t>
+      </w:r>
+    </w:p>
+    <w:p>
+      <w:pPr>
+        <w:pStyle w:val="Výchozí"/>
+        <w:suppressAutoHyphens w:val="1"/>
+        <w:spacing w:before="0" w:line="240" w:lineRule="auto"/>
+      </w:pPr>
+      <w:r>
+        <w:rPr>
+          <w:rtl w:val="0"/>
+          <w:lang w:val="en-US"/>
+        </w:rPr>
+        <w:t xml:space="preserve">      src === "img3_src" || src === "/img3_src" ||</w:t>
+      </w:r>
+    </w:p>
+    <w:p>
+      <w:pPr>
+        <w:pStyle w:val="Výchozí"/>
+        <w:suppressAutoHyphens w:val="1"/>
+        <w:spacing w:before="0" w:line="240" w:lineRule="auto"/>
+      </w:pPr>
+      <w:r>
+        <w:rPr>
+          <w:rtl w:val="0"/>
+          <w:lang w:val="en-US"/>
+        </w:rPr>
+        <w:t xml:space="preserve">      src === "img4_src" || src === "/img4_src") {</w:t>
       </w:r>
     </w:p>
     <w:p>
@@ -10770,6 +12779,27 @@
           <w:rtl w:val="0"/>
           <w:lang w:val="en-US"/>
         </w:rPr>
+        <w:t xml:space="preserve">  if (!lightbox || !img) return;</w:t>
+      </w:r>
+    </w:p>
+    <w:p>
+      <w:pPr>
+        <w:pStyle w:val="Výchozí"/>
+        <w:suppressAutoHyphens w:val="1"/>
+        <w:spacing w:before="0" w:line="240" w:lineRule="auto"/>
+      </w:pPr>
+    </w:p>
+    <w:p>
+      <w:pPr>
+        <w:pStyle w:val="Výchozí"/>
+        <w:suppressAutoHyphens w:val="1"/>
+        <w:spacing w:before="0" w:line="240" w:lineRule="auto"/>
+      </w:pPr>
+      <w:r>
+        <w:rPr>
+          <w:rtl w:val="0"/>
+          <w:lang w:val="en-US"/>
+        </w:rPr>
         <w:t xml:space="preserve">  img.src = src;</w:t>
       </w:r>
     </w:p>
@@ -10876,6 +12906,27 @@
           <w:lang w:val="en-US"/>
         </w:rPr>
         <w:t xml:space="preserve">  var img = document.getElementById("pw-lightbox-img");</w:t>
+      </w:r>
+    </w:p>
+    <w:p>
+      <w:pPr>
+        <w:pStyle w:val="Výchozí"/>
+        <w:suppressAutoHyphens w:val="1"/>
+        <w:spacing w:before="0" w:line="240" w:lineRule="auto"/>
+      </w:pPr>
+    </w:p>
+    <w:p>
+      <w:pPr>
+        <w:pStyle w:val="Výchozí"/>
+        <w:suppressAutoHyphens w:val="1"/>
+        <w:spacing w:before="0" w:line="240" w:lineRule="auto"/>
+      </w:pPr>
+      <w:r>
+        <w:rPr>
+          <w:rtl w:val="0"/>
+          <w:lang w:val="en-US"/>
+        </w:rPr>
+        <w:t xml:space="preserve">  if (!lightbox || !img) return;</w:t>
       </w:r>
     </w:p>
     <w:p>
